--- a/Universidad/BASE DE DATOS/TRABAJO/Persona_3.4.3_y_4.2.2/Secciones_3.4.3_y_4.2.2.docx
+++ b/Universidad/BASE DE DATOS/TRABAJO/Persona_3.4.3_y_4.2.2/Secciones_3.4.3_y_4.2.2.docx
@@ -30,7 +30,7 @@
         <w:rPr>
           <w:b w:val="0"/>
         </w:rPr>
-        <w:t xml:space="preserve"> de la aplicación: qué datos se leen juntos, con qué frecuencia se consultan o actualizan y cuánto crecen con el tiempo. Para SolarPulse IoT se tomaron como base las historias de usuario (US-01 a US-15) y los requisitos no funcionales del Capítulo II, en especial la ingesta continua de más de 1,000 lecturas por segundo (RNF-3), el crecimiento anual del 100 % del histórico de telemetría (RNF-4), la entrega de métricas agregadas en menos de 3 segundos (RNF-5) y la trazabilidad entre anomalías, alertas, incidencias y mantenimientos (RNF-9 y RNF-10).</w:t>
+        <w:t xml:space="preserve"> de la aplicación: qué datos se leen juntos, con qué frecuencia se consultan o actualizan y cuánto crecen con el tiempo. Para SolarPulse IoT se tomaron como base las historias de usuario (US-01 a US-15) y los requisitos no funcionales del Capítulo II, en especial la validación de permisos en menos de 1.5 segundos (RNF-1), la ingesta continua de más de 1,000 lecturas por segundo (RNF-3), el crecimiento anual del 100 % del histórico de telemetría (RNF-4), la entrega de métricas agregadas en menos de 3 segundos (RNF-5) y la trazabilidad entre anomalías, alertas, incidencias y mantenimientos (RNF-9 y RNF-10).</w:t>
       </w:r>
     </w:p>
     <w:p>
@@ -41,7 +41,7 @@
         <w:rPr>
           <w:b w:val="0"/>
         </w:rPr>
-        <w:t>Con estos criterios se aplicaron siete patrones de diseño documental, que se resumen en la Tabla 1 y se explican a continuación. Como resultado, las 16 entidades del modelo relacional se organizan en 10 colecciones.</w:t>
+        <w:t>Con estos criterios se aplicaron siete patrones de diseño documental, que se resumen en la Tabla 1 y se explican a continuación. Como resultado, las 25 tablas del diagrama físico normalizado (sección 4.2.1) se organizan en 14 colecciones.</w:t>
       </w:r>
     </w:p>
     <w:p>
@@ -79,6 +79,7 @@
           </w:tcPr>
           <w:p>
             <w:pPr>
+              <w:keepNext/>
               <w:spacing w:after="0" w:line="240" w:lineRule="auto"/>
               <w:jc w:val="center"/>
             </w:pPr>
@@ -103,6 +104,7 @@
           </w:tcPr>
           <w:p>
             <w:pPr>
+              <w:keepNext/>
               <w:spacing w:after="0" w:line="240" w:lineRule="auto"/>
               <w:jc w:val="center"/>
             </w:pPr>
@@ -127,6 +129,7 @@
           </w:tcPr>
           <w:p>
             <w:pPr>
+              <w:keepNext/>
               <w:spacing w:after="0" w:line="240" w:lineRule="auto"/>
               <w:jc w:val="center"/>
             </w:pPr>
@@ -151,6 +154,7 @@
           </w:tcPr>
           <w:p>
             <w:pPr>
+              <w:keepNext/>
               <w:spacing w:after="0" w:line="240" w:lineRule="auto"/>
               <w:jc w:val="center"/>
             </w:pPr>
@@ -165,6 +169,474 @@
                 <w:sz w:val="19"/>
               </w:rPr>
               <w:t>Requisitos</w:t>
+            </w:r>
+          </w:p>
+        </w:tc>
+      </w:tr>
+      <w:tr>
+        <w:tc>
+          <w:tcPr>
+            <w:tcW w:type="dxa" w:w="1814"/>
+          </w:tcPr>
+          <w:p>
+            <w:pPr>
+              <w:keepNext/>
+              <w:spacing w:after="0" w:line="240" w:lineRule="auto"/>
+            </w:pPr>
+            <w:r/>
+            <w:r>
+              <w:rPr>
+                <w:b w:val="0"/>
+                <w:sz w:val="19"/>
+              </w:rPr>
+              <w:t>Embebido (Embedding)</w:t>
+            </w:r>
+          </w:p>
+        </w:tc>
+        <w:tc>
+          <w:tcPr>
+            <w:tcW w:type="dxa" w:w="2268"/>
+          </w:tcPr>
+          <w:p>
+            <w:pPr>
+              <w:keepNext/>
+              <w:spacing w:after="0" w:line="240" w:lineRule="auto"/>
+            </w:pPr>
+            <w:r/>
+            <w:r>
+              <w:rPr>
+                <w:b w:val="0"/>
+                <w:sz w:val="19"/>
+              </w:rPr>
+              <w:t>Datos que siempre se leen juntos y tienen relación 1:1 o 1:pocos.</w:t>
+            </w:r>
+          </w:p>
+        </w:tc>
+        <w:tc>
+          <w:tcPr>
+            <w:tcW w:type="dxa" w:w="3402"/>
+          </w:tcPr>
+          <w:p>
+            <w:pPr>
+              <w:keepNext/>
+              <w:spacing w:after="0" w:line="240" w:lineRule="auto"/>
+            </w:pPr>
+            <w:r/>
+            <w:r>
+              <w:rPr>
+                <w:b w:val="0"/>
+                <w:sz w:val="19"/>
+              </w:rPr>
+              <w:t>Permisos dentro del rol; perfil técnico dentro del usuario; paneles con sus sensores dentro de la instalación; actividades, presupuesto y costo dentro de la orden.</w:t>
+            </w:r>
+          </w:p>
+        </w:tc>
+        <w:tc>
+          <w:tcPr>
+            <w:tcW w:type="dxa" w:w="1587"/>
+          </w:tcPr>
+          <w:p>
+            <w:pPr>
+              <w:keepNext/>
+              <w:spacing w:after="0" w:line="240" w:lineRule="auto"/>
+            </w:pPr>
+            <w:r/>
+            <w:r>
+              <w:rPr>
+                <w:b w:val="0"/>
+                <w:sz w:val="19"/>
+              </w:rPr>
+              <w:t>RNF-1, US-02, US-03, US-04, US-12 a US-15</w:t>
+            </w:r>
+          </w:p>
+        </w:tc>
+      </w:tr>
+      <w:tr>
+        <w:tc>
+          <w:tcPr>
+            <w:tcW w:type="dxa" w:w="1814"/>
+          </w:tcPr>
+          <w:p>
+            <w:pPr>
+              <w:keepNext/>
+              <w:spacing w:after="0" w:line="240" w:lineRule="auto"/>
+            </w:pPr>
+            <w:r/>
+            <w:r>
+              <w:rPr>
+                <w:b w:val="0"/>
+                <w:sz w:val="19"/>
+              </w:rPr>
+              <w:t>Referencia (Referencing)</w:t>
+            </w:r>
+          </w:p>
+        </w:tc>
+        <w:tc>
+          <w:tcPr>
+            <w:tcW w:type="dxa" w:w="2268"/>
+          </w:tcPr>
+          <w:p>
+            <w:pPr>
+              <w:keepNext/>
+              <w:spacing w:after="0" w:line="240" w:lineRule="auto"/>
+            </w:pPr>
+            <w:r/>
+            <w:r>
+              <w:rPr>
+                <w:b w:val="0"/>
+                <w:sz w:val="19"/>
+              </w:rPr>
+              <w:t>Relaciones 1:muchos sin límite o datos compartidos que se actualizan por separado.</w:t>
+            </w:r>
+          </w:p>
+        </w:tc>
+        <w:tc>
+          <w:tcPr>
+            <w:tcW w:type="dxa" w:w="3402"/>
+          </w:tcPr>
+          <w:p>
+            <w:pPr>
+              <w:keepNext/>
+              <w:spacing w:after="0" w:line="240" w:lineRule="auto"/>
+            </w:pPr>
+            <w:r/>
+            <w:r>
+              <w:rPr>
+                <w:b w:val="0"/>
+                <w:sz w:val="19"/>
+              </w:rPr>
+              <w:t>Mediciones, consumos, anomalías, alertas, incidencias y órdenes apuntan a la instalación; clientes, tarifas, factores de emisión, modelos de panel y repuestos son colecciones propias.</w:t>
+            </w:r>
+          </w:p>
+        </w:tc>
+        <w:tc>
+          <w:tcPr>
+            <w:tcW w:type="dxa" w:w="1587"/>
+          </w:tcPr>
+          <w:p>
+            <w:pPr>
+              <w:keepNext/>
+              <w:spacing w:after="0" w:line="240" w:lineRule="auto"/>
+            </w:pPr>
+            <w:r/>
+            <w:r>
+              <w:rPr>
+                <w:b w:val="0"/>
+                <w:sz w:val="19"/>
+              </w:rPr>
+              <w:t>RNF-4, RNF-9</w:t>
+            </w:r>
+          </w:p>
+        </w:tc>
+      </w:tr>
+      <w:tr>
+        <w:tc>
+          <w:tcPr>
+            <w:tcW w:type="dxa" w:w="1814"/>
+          </w:tcPr>
+          <w:p>
+            <w:pPr>
+              <w:keepNext/>
+              <w:spacing w:after="0" w:line="240" w:lineRule="auto"/>
+            </w:pPr>
+            <w:r/>
+            <w:r>
+              <w:rPr>
+                <w:b w:val="0"/>
+                <w:sz w:val="19"/>
+              </w:rPr>
+              <w:t>Bucket (Cubeta)</w:t>
+            </w:r>
+          </w:p>
+        </w:tc>
+        <w:tc>
+          <w:tcPr>
+            <w:tcW w:type="dxa" w:w="2268"/>
+          </w:tcPr>
+          <w:p>
+            <w:pPr>
+              <w:keepNext/>
+              <w:spacing w:after="0" w:line="240" w:lineRule="auto"/>
+            </w:pPr>
+            <w:r/>
+            <w:r>
+              <w:rPr>
+                <w:b w:val="0"/>
+                <w:sz w:val="19"/>
+              </w:rPr>
+              <w:t>Series de tiempo con millones de registros pequeños.</w:t>
+            </w:r>
+          </w:p>
+        </w:tc>
+        <w:tc>
+          <w:tcPr>
+            <w:tcW w:type="dxa" w:w="3402"/>
+          </w:tcPr>
+          <w:p>
+            <w:pPr>
+              <w:keepNext/>
+              <w:spacing w:after="0" w:line="240" w:lineRule="auto"/>
+            </w:pPr>
+            <w:r/>
+            <w:r>
+              <w:rPr>
+                <w:b w:val="0"/>
+                <w:sz w:val="19"/>
+              </w:rPr>
+              <w:t>mediciones: un documento por sensor y por hora; consumos_energia: un documento por instalación y por día.</w:t>
+            </w:r>
+          </w:p>
+        </w:tc>
+        <w:tc>
+          <w:tcPr>
+            <w:tcW w:type="dxa" w:w="1587"/>
+          </w:tcPr>
+          <w:p>
+            <w:pPr>
+              <w:keepNext/>
+              <w:spacing w:after="0" w:line="240" w:lineRule="auto"/>
+            </w:pPr>
+            <w:r/>
+            <w:r>
+              <w:rPr>
+                <w:b w:val="0"/>
+                <w:sz w:val="19"/>
+              </w:rPr>
+              <w:t>US-05, RNF-3, RNF-4</w:t>
+            </w:r>
+          </w:p>
+        </w:tc>
+      </w:tr>
+      <w:tr>
+        <w:tc>
+          <w:tcPr>
+            <w:tcW w:type="dxa" w:w="1814"/>
+          </w:tcPr>
+          <w:p>
+            <w:pPr>
+              <w:keepNext/>
+              <w:spacing w:after="0" w:line="240" w:lineRule="auto"/>
+            </w:pPr>
+            <w:r/>
+            <w:r>
+              <w:rPr>
+                <w:b w:val="0"/>
+                <w:sz w:val="19"/>
+              </w:rPr>
+              <w:t>Computed (Calculado)</w:t>
+            </w:r>
+          </w:p>
+        </w:tc>
+        <w:tc>
+          <w:tcPr>
+            <w:tcW w:type="dxa" w:w="2268"/>
+          </w:tcPr>
+          <w:p>
+            <w:pPr>
+              <w:keepNext/>
+              <w:spacing w:after="0" w:line="240" w:lineRule="auto"/>
+            </w:pPr>
+            <w:r/>
+            <w:r>
+              <w:rPr>
+                <w:b w:val="0"/>
+                <w:sz w:val="19"/>
+              </w:rPr>
+              <w:t>Cálculos repetidos en cada lectura.</w:t>
+            </w:r>
+          </w:p>
+        </w:tc>
+        <w:tc>
+          <w:tcPr>
+            <w:tcW w:type="dxa" w:w="3402"/>
+          </w:tcPr>
+          <w:p>
+            <w:pPr>
+              <w:keepNext/>
+              <w:spacing w:after="0" w:line="240" w:lineRule="auto"/>
+            </w:pPr>
+            <w:r/>
+            <w:r>
+              <w:rPr>
+                <w:b w:val="0"/>
+                <w:sz w:val="19"/>
+              </w:rPr>
+              <w:t>Resumen de cada cubeta, subtotal del presupuesto, costo total de la orden y resumen de la instalación.</w:t>
+            </w:r>
+          </w:p>
+        </w:tc>
+        <w:tc>
+          <w:tcPr>
+            <w:tcW w:type="dxa" w:w="1587"/>
+          </w:tcPr>
+          <w:p>
+            <w:pPr>
+              <w:keepNext/>
+              <w:spacing w:after="0" w:line="240" w:lineRule="auto"/>
+            </w:pPr>
+            <w:r/>
+            <w:r>
+              <w:rPr>
+                <w:b w:val="0"/>
+                <w:sz w:val="19"/>
+              </w:rPr>
+              <w:t>RNF-5, US-14</w:t>
+            </w:r>
+          </w:p>
+        </w:tc>
+      </w:tr>
+      <w:tr>
+        <w:tc>
+          <w:tcPr>
+            <w:tcW w:type="dxa" w:w="1814"/>
+          </w:tcPr>
+          <w:p>
+            <w:pPr>
+              <w:keepNext/>
+              <w:spacing w:after="0" w:line="240" w:lineRule="auto"/>
+            </w:pPr>
+            <w:r/>
+            <w:r>
+              <w:rPr>
+                <w:b w:val="0"/>
+                <w:sz w:val="19"/>
+              </w:rPr>
+              <w:t>Extended Reference (Referencia extendida)</w:t>
+            </w:r>
+          </w:p>
+        </w:tc>
+        <w:tc>
+          <w:tcPr>
+            <w:tcW w:type="dxa" w:w="2268"/>
+          </w:tcPr>
+          <w:p>
+            <w:pPr>
+              <w:keepNext/>
+              <w:spacing w:after="0" w:line="240" w:lineRule="auto"/>
+            </w:pPr>
+            <w:r/>
+            <w:r>
+              <w:rPr>
+                <w:b w:val="0"/>
+                <w:sz w:val="19"/>
+              </w:rPr>
+              <w:t>Exceso de $lookup (joins) en consultas frecuentes.</w:t>
+            </w:r>
+          </w:p>
+        </w:tc>
+        <w:tc>
+          <w:tcPr>
+            <w:tcW w:type="dxa" w:w="3402"/>
+          </w:tcPr>
+          <w:p>
+            <w:pPr>
+              <w:keepNext/>
+              <w:spacing w:after="0" w:line="240" w:lineRule="auto"/>
+            </w:pPr>
+            <w:r/>
+            <w:r>
+              <w:rPr>
+                <w:b w:val="0"/>
+                <w:sz w:val="19"/>
+              </w:rPr>
+              <w:t>Copia del nombre del rol, cliente, tarifa, factor de emisión, modelo de panel, instalación, técnico y repuesto junto a su _id.</w:t>
+            </w:r>
+          </w:p>
+        </w:tc>
+        <w:tc>
+          <w:tcPr>
+            <w:tcW w:type="dxa" w:w="1587"/>
+          </w:tcPr>
+          <w:p>
+            <w:pPr>
+              <w:keepNext/>
+              <w:spacing w:after="0" w:line="240" w:lineRule="auto"/>
+            </w:pPr>
+            <w:r/>
+            <w:r>
+              <w:rPr>
+                <w:b w:val="0"/>
+                <w:sz w:val="19"/>
+              </w:rPr>
+              <w:t>RNF-5, RNF-10, US-15</w:t>
+            </w:r>
+          </w:p>
+        </w:tc>
+      </w:tr>
+      <w:tr>
+        <w:tc>
+          <w:tcPr>
+            <w:tcW w:type="dxa" w:w="1814"/>
+          </w:tcPr>
+          <w:p>
+            <w:pPr>
+              <w:keepNext/>
+              <w:spacing w:after="0" w:line="240" w:lineRule="auto"/>
+            </w:pPr>
+            <w:r/>
+            <w:r>
+              <w:rPr>
+                <w:b w:val="0"/>
+                <w:sz w:val="19"/>
+              </w:rPr>
+              <w:t>Subset (Subconjunto)</w:t>
+            </w:r>
+          </w:p>
+        </w:tc>
+        <w:tc>
+          <w:tcPr>
+            <w:tcW w:type="dxa" w:w="2268"/>
+          </w:tcPr>
+          <w:p>
+            <w:pPr>
+              <w:keepNext/>
+              <w:spacing w:after="0" w:line="240" w:lineRule="auto"/>
+            </w:pPr>
+            <w:r/>
+            <w:r>
+              <w:rPr>
+                <w:b w:val="0"/>
+                <w:sz w:val="19"/>
+              </w:rPr>
+              <w:t>Documentos que crecen demasiado por datos poco consultados.</w:t>
+            </w:r>
+          </w:p>
+        </w:tc>
+        <w:tc>
+          <w:tcPr>
+            <w:tcW w:type="dxa" w:w="3402"/>
+          </w:tcPr>
+          <w:p>
+            <w:pPr>
+              <w:keepNext/>
+              <w:spacing w:after="0" w:line="240" w:lineRule="auto"/>
+            </w:pPr>
+            <w:r/>
+            <w:r>
+              <w:rPr>
+                <w:b w:val="0"/>
+                <w:sz w:val="19"/>
+              </w:rPr>
+              <w:t>La instalación guarda solo sus 5 alertas más recientes; el historial completo está en alertas.</w:t>
+            </w:r>
+          </w:p>
+        </w:tc>
+        <w:tc>
+          <w:tcPr>
+            <w:tcW w:type="dxa" w:w="1587"/>
+          </w:tcPr>
+          <w:p>
+            <w:pPr>
+              <w:keepNext/>
+              <w:spacing w:after="0" w:line="240" w:lineRule="auto"/>
+            </w:pPr>
+            <w:r/>
+            <w:r>
+              <w:rPr>
+                <w:b w:val="0"/>
+                <w:sz w:val="19"/>
+              </w:rPr>
+              <w:t>US-08, RNF-5</w:t>
             </w:r>
           </w:p>
         </w:tc>
@@ -184,7 +656,7 @@
                 <w:b w:val="0"/>
                 <w:sz w:val="19"/>
               </w:rPr>
-              <w:t>Embebido (Embedding)</w:t>
+              <w:t>Polymorphic (Polimórfico)</w:t>
             </w:r>
           </w:p>
         </w:tc>
@@ -202,7 +674,7 @@
                 <w:b w:val="0"/>
                 <w:sz w:val="19"/>
               </w:rPr>
-              <w:t>Datos que siempre se leen juntos y tienen relación 1:1 o 1:pocos.</w:t>
+              <w:t>Documentos del mismo tipo con campos distintos según su clase.</w:t>
             </w:r>
           </w:p>
         </w:tc>
@@ -220,451 +692,7 @@
                 <w:b w:val="0"/>
                 <w:sz w:val="19"/>
               </w:rPr>
-              <w:t>Paneles y sensores dentro de la instalación; actividades, presupuesto y costo dentro de la orden de mantenimiento.</w:t>
-            </w:r>
-          </w:p>
-        </w:tc>
-        <w:tc>
-          <w:tcPr>
-            <w:tcW w:type="dxa" w:w="1587"/>
-          </w:tcPr>
-          <w:p>
-            <w:pPr>
-              <w:spacing w:after="0" w:line="240" w:lineRule="auto"/>
-            </w:pPr>
-            <w:r/>
-            <w:r>
-              <w:rPr>
-                <w:b w:val="0"/>
-                <w:sz w:val="19"/>
-              </w:rPr>
-              <w:t>US-02, US-03, US-04, US-12, US-13, US-14, US-15</w:t>
-            </w:r>
-          </w:p>
-        </w:tc>
-      </w:tr>
-      <w:tr>
-        <w:tc>
-          <w:tcPr>
-            <w:tcW w:type="dxa" w:w="1814"/>
-          </w:tcPr>
-          <w:p>
-            <w:pPr>
-              <w:spacing w:after="0" w:line="240" w:lineRule="auto"/>
-            </w:pPr>
-            <w:r/>
-            <w:r>
-              <w:rPr>
-                <w:b w:val="0"/>
-                <w:sz w:val="19"/>
-              </w:rPr>
-              <w:t>Referencia (Referencing)</w:t>
-            </w:r>
-          </w:p>
-        </w:tc>
-        <w:tc>
-          <w:tcPr>
-            <w:tcW w:type="dxa" w:w="2268"/>
-          </w:tcPr>
-          <w:p>
-            <w:pPr>
-              <w:spacing w:after="0" w:line="240" w:lineRule="auto"/>
-            </w:pPr>
-            <w:r/>
-            <w:r>
-              <w:rPr>
-                <w:b w:val="0"/>
-                <w:sz w:val="19"/>
-              </w:rPr>
-              <w:t>Relaciones 1:muchos sin límite o datos compartidos que se actualizan por separado.</w:t>
-            </w:r>
-          </w:p>
-        </w:tc>
-        <w:tc>
-          <w:tcPr>
-            <w:tcW w:type="dxa" w:w="3402"/>
-          </w:tcPr>
-          <w:p>
-            <w:pPr>
-              <w:spacing w:after="0" w:line="240" w:lineRule="auto"/>
-            </w:pPr>
-            <w:r/>
-            <w:r>
-              <w:rPr>
-                <w:b w:val="0"/>
-                <w:sz w:val="19"/>
-              </w:rPr>
-              <w:t>Mediciones, anomalías, alertas, incidencias y órdenes apuntan a la instalación por su _id; clientes, roles y repuestos son colecciones propias.</w:t>
-            </w:r>
-          </w:p>
-        </w:tc>
-        <w:tc>
-          <w:tcPr>
-            <w:tcW w:type="dxa" w:w="1587"/>
-          </w:tcPr>
-          <w:p>
-            <w:pPr>
-              <w:spacing w:after="0" w:line="240" w:lineRule="auto"/>
-            </w:pPr>
-            <w:r/>
-            <w:r>
-              <w:rPr>
-                <w:b w:val="0"/>
-                <w:sz w:val="19"/>
-              </w:rPr>
-              <w:t>RNF-4, RNF-9</w:t>
-            </w:r>
-          </w:p>
-        </w:tc>
-      </w:tr>
-      <w:tr>
-        <w:tc>
-          <w:tcPr>
-            <w:tcW w:type="dxa" w:w="1814"/>
-          </w:tcPr>
-          <w:p>
-            <w:pPr>
-              <w:spacing w:after="0" w:line="240" w:lineRule="auto"/>
-            </w:pPr>
-            <w:r/>
-            <w:r>
-              <w:rPr>
-                <w:b w:val="0"/>
-                <w:sz w:val="19"/>
-              </w:rPr>
-              <w:t>Bucket (Cubeta)</w:t>
-            </w:r>
-          </w:p>
-        </w:tc>
-        <w:tc>
-          <w:tcPr>
-            <w:tcW w:type="dxa" w:w="2268"/>
-          </w:tcPr>
-          <w:p>
-            <w:pPr>
-              <w:spacing w:after="0" w:line="240" w:lineRule="auto"/>
-            </w:pPr>
-            <w:r/>
-            <w:r>
-              <w:rPr>
-                <w:b w:val="0"/>
-                <w:sz w:val="19"/>
-              </w:rPr>
-              <w:t>Series de tiempo con millones de lecturas pequeñas.</w:t>
-            </w:r>
-          </w:p>
-        </w:tc>
-        <w:tc>
-          <w:tcPr>
-            <w:tcW w:type="dxa" w:w="3402"/>
-          </w:tcPr>
-          <w:p>
-            <w:pPr>
-              <w:spacing w:after="0" w:line="240" w:lineRule="auto"/>
-            </w:pPr>
-            <w:r/>
-            <w:r>
-              <w:rPr>
-                <w:b w:val="0"/>
-                <w:sz w:val="19"/>
-              </w:rPr>
-              <w:t>Colección mediciones: un documento por sensor y por hora con hasta 60 lecturas.</w:t>
-            </w:r>
-          </w:p>
-        </w:tc>
-        <w:tc>
-          <w:tcPr>
-            <w:tcW w:type="dxa" w:w="1587"/>
-          </w:tcPr>
-          <w:p>
-            <w:pPr>
-              <w:spacing w:after="0" w:line="240" w:lineRule="auto"/>
-            </w:pPr>
-            <w:r/>
-            <w:r>
-              <w:rPr>
-                <w:b w:val="0"/>
-                <w:sz w:val="19"/>
-              </w:rPr>
-              <w:t>US-05, RNF-3, RNF-4</w:t>
-            </w:r>
-          </w:p>
-        </w:tc>
-      </w:tr>
-      <w:tr>
-        <w:tc>
-          <w:tcPr>
-            <w:tcW w:type="dxa" w:w="1814"/>
-          </w:tcPr>
-          <w:p>
-            <w:pPr>
-              <w:spacing w:after="0" w:line="240" w:lineRule="auto"/>
-            </w:pPr>
-            <w:r/>
-            <w:r>
-              <w:rPr>
-                <w:b w:val="0"/>
-                <w:sz w:val="19"/>
-              </w:rPr>
-              <w:t>Computed (Calculado)</w:t>
-            </w:r>
-          </w:p>
-        </w:tc>
-        <w:tc>
-          <w:tcPr>
-            <w:tcW w:type="dxa" w:w="2268"/>
-          </w:tcPr>
-          <w:p>
-            <w:pPr>
-              <w:spacing w:after="0" w:line="240" w:lineRule="auto"/>
-            </w:pPr>
-            <w:r/>
-            <w:r>
-              <w:rPr>
-                <w:b w:val="0"/>
-                <w:sz w:val="19"/>
-              </w:rPr>
-              <w:t>Cálculos repetidos en cada lectura.</w:t>
-            </w:r>
-          </w:p>
-        </w:tc>
-        <w:tc>
-          <w:tcPr>
-            <w:tcW w:type="dxa" w:w="3402"/>
-          </w:tcPr>
-          <w:p>
-            <w:pPr>
-              <w:spacing w:after="0" w:line="240" w:lineRule="auto"/>
-            </w:pPr>
-            <w:r/>
-            <w:r>
-              <w:rPr>
-                <w:b w:val="0"/>
-                <w:sz w:val="19"/>
-              </w:rPr>
-              <w:t>Resumen de cada bucket, subtotal del presupuesto, costo total de la orden y resumen de la instalación.</w:t>
-            </w:r>
-          </w:p>
-        </w:tc>
-        <w:tc>
-          <w:tcPr>
-            <w:tcW w:type="dxa" w:w="1587"/>
-          </w:tcPr>
-          <w:p>
-            <w:pPr>
-              <w:spacing w:after="0" w:line="240" w:lineRule="auto"/>
-            </w:pPr>
-            <w:r/>
-            <w:r>
-              <w:rPr>
-                <w:b w:val="0"/>
-                <w:sz w:val="19"/>
-              </w:rPr>
-              <w:t>RNF-5, US-14</w:t>
-            </w:r>
-          </w:p>
-        </w:tc>
-      </w:tr>
-      <w:tr>
-        <w:tc>
-          <w:tcPr>
-            <w:tcW w:type="dxa" w:w="1814"/>
-          </w:tcPr>
-          <w:p>
-            <w:pPr>
-              <w:spacing w:after="0" w:line="240" w:lineRule="auto"/>
-            </w:pPr>
-            <w:r/>
-            <w:r>
-              <w:rPr>
-                <w:b w:val="0"/>
-                <w:sz w:val="19"/>
-              </w:rPr>
-              <w:t>Extended Reference (Referencia extendida)</w:t>
-            </w:r>
-          </w:p>
-        </w:tc>
-        <w:tc>
-          <w:tcPr>
-            <w:tcW w:type="dxa" w:w="2268"/>
-          </w:tcPr>
-          <w:p>
-            <w:pPr>
-              <w:spacing w:after="0" w:line="240" w:lineRule="auto"/>
-            </w:pPr>
-            <w:r/>
-            <w:r>
-              <w:rPr>
-                <w:b w:val="0"/>
-                <w:sz w:val="19"/>
-              </w:rPr>
-              <w:t>Exceso de $lookup (joins) en consultas frecuentes.</w:t>
-            </w:r>
-          </w:p>
-        </w:tc>
-        <w:tc>
-          <w:tcPr>
-            <w:tcW w:type="dxa" w:w="3402"/>
-          </w:tcPr>
-          <w:p>
-            <w:pPr>
-              <w:spacing w:after="0" w:line="240" w:lineRule="auto"/>
-            </w:pPr>
-            <w:r/>
-            <w:r>
-              <w:rPr>
-                <w:b w:val="0"/>
-                <w:sz w:val="19"/>
-              </w:rPr>
-              <w:t>Copia del nombre del rol, del cliente, de la instalación, del técnico y del repuesto junto a su _id.</w:t>
-            </w:r>
-          </w:p>
-        </w:tc>
-        <w:tc>
-          <w:tcPr>
-            <w:tcW w:type="dxa" w:w="1587"/>
-          </w:tcPr>
-          <w:p>
-            <w:pPr>
-              <w:spacing w:after="0" w:line="240" w:lineRule="auto"/>
-            </w:pPr>
-            <w:r/>
-            <w:r>
-              <w:rPr>
-                <w:b w:val="0"/>
-                <w:sz w:val="19"/>
-              </w:rPr>
-              <w:t>RNF-5, RNF-10</w:t>
-            </w:r>
-          </w:p>
-        </w:tc>
-      </w:tr>
-      <w:tr>
-        <w:tc>
-          <w:tcPr>
-            <w:tcW w:type="dxa" w:w="1814"/>
-          </w:tcPr>
-          <w:p>
-            <w:pPr>
-              <w:spacing w:after="0" w:line="240" w:lineRule="auto"/>
-            </w:pPr>
-            <w:r/>
-            <w:r>
-              <w:rPr>
-                <w:b w:val="0"/>
-                <w:sz w:val="19"/>
-              </w:rPr>
-              <w:t>Subset (Subconjunto)</w:t>
-            </w:r>
-          </w:p>
-        </w:tc>
-        <w:tc>
-          <w:tcPr>
-            <w:tcW w:type="dxa" w:w="2268"/>
-          </w:tcPr>
-          <w:p>
-            <w:pPr>
-              <w:spacing w:after="0" w:line="240" w:lineRule="auto"/>
-            </w:pPr>
-            <w:r/>
-            <w:r>
-              <w:rPr>
-                <w:b w:val="0"/>
-                <w:sz w:val="19"/>
-              </w:rPr>
-              <w:t>Documentos que crecen demasiado por datos poco consultados.</w:t>
-            </w:r>
-          </w:p>
-        </w:tc>
-        <w:tc>
-          <w:tcPr>
-            <w:tcW w:type="dxa" w:w="3402"/>
-          </w:tcPr>
-          <w:p>
-            <w:pPr>
-              <w:spacing w:after="0" w:line="240" w:lineRule="auto"/>
-            </w:pPr>
-            <w:r/>
-            <w:r>
-              <w:rPr>
-                <w:b w:val="0"/>
-                <w:sz w:val="19"/>
-              </w:rPr>
-              <w:t>La instalación guarda solo sus 5 alertas más recientes; el historial completo está en alertas.</w:t>
-            </w:r>
-          </w:p>
-        </w:tc>
-        <w:tc>
-          <w:tcPr>
-            <w:tcW w:type="dxa" w:w="1587"/>
-          </w:tcPr>
-          <w:p>
-            <w:pPr>
-              <w:spacing w:after="0" w:line="240" w:lineRule="auto"/>
-            </w:pPr>
-            <w:r/>
-            <w:r>
-              <w:rPr>
-                <w:b w:val="0"/>
-                <w:sz w:val="19"/>
-              </w:rPr>
-              <w:t>US-08, RNF-5</w:t>
-            </w:r>
-          </w:p>
-        </w:tc>
-      </w:tr>
-      <w:tr>
-        <w:tc>
-          <w:tcPr>
-            <w:tcW w:type="dxa" w:w="1814"/>
-          </w:tcPr>
-          <w:p>
-            <w:pPr>
-              <w:spacing w:after="0" w:line="240" w:lineRule="auto"/>
-            </w:pPr>
-            <w:r/>
-            <w:r>
-              <w:rPr>
-                <w:b w:val="0"/>
-                <w:sz w:val="19"/>
-              </w:rPr>
-              <w:t>Polymorphic (Polimórfico)</w:t>
-            </w:r>
-          </w:p>
-        </w:tc>
-        <w:tc>
-          <w:tcPr>
-            <w:tcW w:type="dxa" w:w="2268"/>
-          </w:tcPr>
-          <w:p>
-            <w:pPr>
-              <w:spacing w:after="0" w:line="240" w:lineRule="auto"/>
-            </w:pPr>
-            <w:r/>
-            <w:r>
-              <w:rPr>
-                <w:b w:val="0"/>
-                <w:sz w:val="19"/>
-              </w:rPr>
-              <w:t>Documentos del mismo tipo con campos distintos según su clase.</w:t>
-            </w:r>
-          </w:p>
-        </w:tc>
-        <w:tc>
-          <w:tcPr>
-            <w:tcW w:type="dxa" w:w="3402"/>
-          </w:tcPr>
-          <w:p>
-            <w:pPr>
-              <w:spacing w:after="0" w:line="240" w:lineRule="auto"/>
-            </w:pPr>
-            <w:r/>
-            <w:r>
-              <w:rPr>
-                <w:b w:val="0"/>
-                <w:sz w:val="19"/>
-              </w:rPr>
-              <w:t>Usuarios técnicos con subdocumento perfil_tecnico; sensores de panel y ambientales.</w:t>
+              <w:t>Usuarios técnicos con subdocumento perfil_tecnico y sus especialidades.</w:t>
             </w:r>
           </w:p>
         </w:tc>
@@ -735,13 +763,31 @@
         <w:rPr>
           <w:b/>
         </w:rPr>
+        <w:t>Permisos dentro de roles.</w:t>
+      </w:r>
+      <w:r>
+        <w:rPr>
+          <w:b w:val="0"/>
+        </w:rPr>
+        <w:t xml:space="preserve"> En el modelo relacional se necesitan las tablas Permiso y Rol_Permiso para la relación N:M. Como cada rol tiene pocos permisos y estos se leen siempre juntos al validar el acceso de un usuario (RNF-1), se guardan como un arreglo dentro del rol y la tabla intermedia desaparece.</w:t>
+      </w:r>
+    </w:p>
+    <w:p>
+      <w:pPr>
+        <w:pStyle w:val="ListBullet"/>
+        <w:jc w:val="both"/>
+      </w:pPr>
+      <w:r>
+        <w:rPr>
+          <w:b/>
+        </w:rPr>
         <w:t>Paneles y sensores dentro de instalaciones.</w:t>
       </w:r>
       <w:r>
         <w:rPr>
           <w:b w:val="0"/>
         </w:rPr>
-        <w:t xml:space="preserve"> Una instalación tiene un número acotado de paneles (de decenas a algunos cientos) y siempre se muestran junto con ella (US-02, US-03, US-04). Cada sensor guarda el panel_id del panel al que está acoplado, o null si es un sensor ambiental.</w:t>
+        <w:t xml:space="preserve"> Cada sensor pertenece a un único panel y cada panel a una única instalación; además, una instalación tiene un número acotado de paneles (de decenas a algunos cientos). Por eso los sensores se anidan dentro de su panel y los paneles dentro de la instalación, de modo que una sola lectura devuelve toda la planta (US-02, US-03, US-04).</w:t>
       </w:r>
     </w:p>
     <w:p>
@@ -759,7 +805,7 @@
         <w:rPr>
           <w:b w:val="0"/>
         </w:rPr>
-        <w:t xml:space="preserve"> Estas entidades solo existen dentro de su orden y se consultan siempre con ella (US-12, US-13, US-14, US-15). Al estar en un mismo documento, el registro de una intervención (orden, técnico, tareas y repuestos) se hace en una sola escritura atómica, lo que cumple con RNF-10.</w:t>
+        <w:t xml:space="preserve"> Estas tablas solo existen dentro de su orden (Costo_mantenimiento incluso tiene una sola liquidación por orden) y se consultan siempre con ella (US-12 a US-15). Al estar en el mismo documento, la orden, sus tareas, repuestos y costos se registran en una sola escritura atómica, lo que cumple con RNF-10.</w:t>
       </w:r>
     </w:p>
     <w:p>
@@ -806,7 +852,7 @@
                 <w:rFonts w:ascii="Consolas" w:hAnsi="Consolas" w:eastAsia="Consolas"/>
                 <w:sz w:val="16"/>
               </w:rPr>
-              <w:t>// ordenes_mantenimiento: actividades, presupuesto y costo viajan dentro de la orden</w:t>
+              <w:t>// roles: los permisos viajan dentro del rol (reemplaza a Permiso y Rol_Permiso)</w:t>
               <w:br/>
             </w:r>
             <w:r>
@@ -822,7 +868,7 @@
                 <w:rFonts w:ascii="Consolas" w:hAnsi="Consolas" w:eastAsia="Consolas"/>
                 <w:sz w:val="16"/>
               </w:rPr>
-              <w:t xml:space="preserve">  "_id": ObjectId("6720a1f0c3b5e2a1d4f00101"),</w:t>
+              <w:t xml:space="preserve">  "_id": ObjectId("6740a1f0c3b5e2a1d4f00001"),</w:t>
               <w:br/>
             </w:r>
             <w:r>
@@ -830,7 +876,7 @@
                 <w:rFonts w:ascii="Consolas" w:hAnsi="Consolas" w:eastAsia="Consolas"/>
                 <w:sz w:val="16"/>
               </w:rPr>
-              <w:t xml:space="preserve">  "tipo_mantenimiento": "correctivo",</w:t>
+              <w:t xml:space="preserve">  "nombre_rol": "Técnico",</w:t>
               <w:br/>
             </w:r>
             <w:r>
@@ -838,7 +884,7 @@
                 <w:rFonts w:ascii="Consolas" w:hAnsi="Consolas" w:eastAsia="Consolas"/>
                 <w:sz w:val="16"/>
               </w:rPr>
-              <w:t xml:space="preserve">  "estado": "completada",</w:t>
+              <w:t xml:space="preserve">  "descripcion": "Atiende órdenes de mantenimiento asignadas",</w:t>
               <w:br/>
             </w:r>
             <w:r>
@@ -846,6 +892,93 @@
                 <w:rFonts w:ascii="Consolas" w:hAnsi="Consolas" w:eastAsia="Consolas"/>
                 <w:sz w:val="16"/>
               </w:rPr>
+              <w:t xml:space="preserve">  "permisos": [</w:t>
+              <w:br/>
+            </w:r>
+            <w:r>
+              <w:rPr>
+                <w:rFonts w:ascii="Consolas" w:hAnsi="Consolas" w:eastAsia="Consolas"/>
+                <w:sz w:val="16"/>
+              </w:rPr>
+              <w:t xml:space="preserve">    { "codigo": "ORDEN_VER", "descripcion": "Ver órdenes asignadas" },</w:t>
+              <w:br/>
+            </w:r>
+            <w:r>
+              <w:rPr>
+                <w:rFonts w:ascii="Consolas" w:hAnsi="Consolas" w:eastAsia="Consolas"/>
+                <w:sz w:val="16"/>
+              </w:rPr>
+              <w:t xml:space="preserve">    { "codigo": "ACTIVIDAD_REGISTRAR", "descripcion": "Registrar actividades realizadas" }</w:t>
+              <w:br/>
+            </w:r>
+            <w:r>
+              <w:rPr>
+                <w:rFonts w:ascii="Consolas" w:hAnsi="Consolas" w:eastAsia="Consolas"/>
+                <w:sz w:val="16"/>
+              </w:rPr>
+              <w:t xml:space="preserve">  ]</w:t>
+              <w:br/>
+            </w:r>
+            <w:r>
+              <w:rPr>
+                <w:rFonts w:ascii="Consolas" w:hAnsi="Consolas" w:eastAsia="Consolas"/>
+                <w:sz w:val="16"/>
+              </w:rPr>
+              <w:t>}</w:t>
+              <w:br/>
+            </w:r>
+            <w:r>
+              <w:rPr>
+                <w:rFonts w:ascii="Consolas" w:hAnsi="Consolas" w:eastAsia="Consolas"/>
+                <w:sz w:val="16"/>
+              </w:rPr>
+              <w:br/>
+            </w:r>
+            <w:r>
+              <w:rPr>
+                <w:rFonts w:ascii="Consolas" w:hAnsi="Consolas" w:eastAsia="Consolas"/>
+                <w:sz w:val="16"/>
+              </w:rPr>
+              <w:t>// ordenes_mantenimiento: actividades, presupuesto y costo dentro de la orden</w:t>
+              <w:br/>
+            </w:r>
+            <w:r>
+              <w:rPr>
+                <w:rFonts w:ascii="Consolas" w:hAnsi="Consolas" w:eastAsia="Consolas"/>
+                <w:sz w:val="16"/>
+              </w:rPr>
+              <w:t>{</w:t>
+              <w:br/>
+            </w:r>
+            <w:r>
+              <w:rPr>
+                <w:rFonts w:ascii="Consolas" w:hAnsi="Consolas" w:eastAsia="Consolas"/>
+                <w:sz w:val="16"/>
+              </w:rPr>
+              <w:t xml:space="preserve">  "_id": ObjectId("6740a1f0c3b5e2a1d4f00101"),</w:t>
+              <w:br/>
+            </w:r>
+            <w:r>
+              <w:rPr>
+                <w:rFonts w:ascii="Consolas" w:hAnsi="Consolas" w:eastAsia="Consolas"/>
+                <w:sz w:val="16"/>
+              </w:rPr>
+              <w:t xml:space="preserve">  "tipo_mantenimiento": "Correctivo",</w:t>
+              <w:br/>
+            </w:r>
+            <w:r>
+              <w:rPr>
+                <w:rFonts w:ascii="Consolas" w:hAnsi="Consolas" w:eastAsia="Consolas"/>
+                <w:sz w:val="16"/>
+              </w:rPr>
+              <w:t xml:space="preserve">  "estado": "Completada",</w:t>
+              <w:br/>
+            </w:r>
+            <w:r>
+              <w:rPr>
+                <w:rFonts w:ascii="Consolas" w:hAnsi="Consolas" w:eastAsia="Consolas"/>
+                <w:sz w:val="16"/>
+              </w:rPr>
               <w:t xml:space="preserve">  "actividades": [</w:t>
               <w:br/>
             </w:r>
@@ -862,7 +995,7 @@
                 <w:rFonts w:ascii="Consolas" w:hAnsi="Consolas" w:eastAsia="Consolas"/>
                 <w:sz w:val="16"/>
               </w:rPr>
-              <w:t xml:space="preserve">      "tiempo_estimado_min": 30, "tiempo_real_min": 42, "resultado": "exitosa" }</w:t>
+              <w:t xml:space="preserve">      "tiempo_estimado_min": 30, "tiempo_real_min": 42, "resultado": "Exitosa" }</w:t>
               <w:br/>
             </w:r>
             <w:r>
@@ -886,7 +1019,7 @@
                 <w:rFonts w:ascii="Consolas" w:hAnsi="Consolas" w:eastAsia="Consolas"/>
                 <w:sz w:val="16"/>
               </w:rPr>
-              <w:t xml:space="preserve">    { "detalle_id": ObjectId("..."), "concepto": "Conector MC4", "cantidad": 2,</w:t>
+              <w:t xml:space="preserve">    { "repuesto": { "repuesto_id": ObjectId("..."), "codigo_sku": "MC4-01", "nombre": "Conector MC4" },</w:t>
               <w:br/>
             </w:r>
             <w:r>
@@ -894,7 +1027,15 @@
                 <w:rFonts w:ascii="Consolas" w:hAnsi="Consolas" w:eastAsia="Consolas"/>
                 <w:sz w:val="16"/>
               </w:rPr>
-              <w:t xml:space="preserve">      "precio_unitario": NumberDecimal("18.50"), "subtotal": NumberDecimal("37.00") }</w:t>
+              <w:t xml:space="preserve">      "cantidad": NumberDecimal("2"), "precio_unitario": NumberDecimal("18.50"),</w:t>
+              <w:br/>
+            </w:r>
+            <w:r>
+              <w:rPr>
+                <w:rFonts w:ascii="Consolas" w:hAnsi="Consolas" w:eastAsia="Consolas"/>
+                <w:sz w:val="16"/>
+              </w:rPr>
+              <w:t xml:space="preserve">      "subtotal": NumberDecimal("37.00") }</w:t>
               <w:br/>
             </w:r>
             <w:r>
@@ -1019,13 +1160,13 @@
         <w:rPr>
           <w:b/>
         </w:rPr>
-        <w:t>mediciones, anomalias, alertas, incidencias y ordenes_mantenimiento</w:t>
+        <w:t>mediciones, consumos_energia, anomalias, alertas, incidencias y ordenes_mantenimiento</w:t>
       </w:r>
       <w:r>
         <w:rPr>
           <w:b w:val="0"/>
         </w:rPr>
-        <w:t xml:space="preserve"> referencian a la instalación mediante instalacion_id. Una instalación acumula miles de registros de este tipo cada mes; si se embebieran, el documento crecería sin límite y superaría el máximo de 16 MB por documento de MongoDB (RNF-4).</w:t>
+        <w:t xml:space="preserve"> referencian a la instalación. Una instalación acumula miles de registros de este tipo cada mes; si se embebieran, el documento crecería sin límite y superaría el máximo de 16 MB por documento de MongoDB (RNF-4).</w:t>
       </w:r>
     </w:p>
     <w:p>
@@ -1037,13 +1178,13 @@
         <w:rPr>
           <w:b/>
         </w:rPr>
-        <w:t>clientes, roles y repuestos</w:t>
+        <w:t>clientes, tarifas, factores_emision, modelos_panel y repuestos</w:t>
       </w:r>
       <w:r>
         <w:rPr>
           <w:b w:val="0"/>
         </w:rPr>
-        <w:t xml:space="preserve"> son colecciones propias porque se comparten entre muchos documentos y se actualizan por separado; por ejemplo, stock_actual de un repuesto cambia en cada orden.</w:t>
+        <w:t xml:space="preserve"> son colecciones propias porque se comparten entre muchos documentos y se actualizan por separado; por ejemplo, el costo_kwh de una tarifa cambia cuando la distribuidora actualiza sus precios y el stock_actual de un repuesto cambia en cada orden.</w:t>
       </w:r>
     </w:p>
     <w:p>
@@ -1112,7 +1253,7 @@
                 <w:rFonts w:ascii="Consolas" w:hAnsi="Consolas" w:eastAsia="Consolas"/>
                 <w:sz w:val="16"/>
               </w:rPr>
-              <w:t xml:space="preserve">  "_id": ObjectId("6720a1f0c3b5e2a1d4f00088"),</w:t>
+              <w:t xml:space="preserve">  "_id": ObjectId("6740a1f0c3b5e2a1d4f00088"),</w:t>
               <w:br/>
             </w:r>
             <w:r>
@@ -1120,7 +1261,7 @@
                 <w:rFonts w:ascii="Consolas" w:hAnsi="Consolas" w:eastAsia="Consolas"/>
                 <w:sz w:val="16"/>
               </w:rPr>
-              <w:t xml:space="preserve">  "alerta_id": ObjectId("6720a1f0c3b5e2a1d4f00077"),</w:t>
+              <w:t xml:space="preserve">  "alerta_id": ObjectId("6740a1f0c3b5e2a1d4f00077"),</w:t>
               <w:br/>
             </w:r>
             <w:r>
@@ -1128,7 +1269,7 @@
                 <w:rFonts w:ascii="Consolas" w:hAnsi="Consolas" w:eastAsia="Consolas"/>
                 <w:sz w:val="16"/>
               </w:rPr>
-              <w:t xml:space="preserve">  "anomalia_id": ObjectId("6720a1f0c3b5e2a1d4f00066"),</w:t>
+              <w:t xml:space="preserve">  "anomalia_id": ObjectId("6740a1f0c3b5e2a1d4f00066"),</w:t>
               <w:br/>
             </w:r>
             <w:r>
@@ -1144,7 +1285,7 @@
                 <w:rFonts w:ascii="Consolas" w:hAnsi="Consolas" w:eastAsia="Consolas"/>
                 <w:sz w:val="16"/>
               </w:rPr>
-              <w:t xml:space="preserve">  "prioridad": "alta",</w:t>
+              <w:t xml:space="preserve">  "prioridad": "Alta",</w:t>
               <w:br/>
             </w:r>
             <w:r>
@@ -1152,7 +1293,7 @@
                 <w:rFonts w:ascii="Consolas" w:hAnsi="Consolas" w:eastAsia="Consolas"/>
                 <w:sz w:val="16"/>
               </w:rPr>
-              <w:t xml:space="preserve">  "estado": "abierta",</w:t>
+              <w:t xml:space="preserve">  "estado": "Abierta",</w:t>
               <w:br/>
             </w:r>
             <w:r>
@@ -1160,7 +1301,23 @@
                 <w:rFonts w:ascii="Consolas" w:hAnsi="Consolas" w:eastAsia="Consolas"/>
                 <w:sz w:val="16"/>
               </w:rPr>
-              <w:t xml:space="preserve">  "fecha_apertura": ISODate("2026-10-23T10:15:00Z")</w:t>
+              <w:t xml:space="preserve">  "fecha_apertura": ISODate("2026-11-10T10:15:00Z"),</w:t>
+              <w:br/>
+            </w:r>
+            <w:r>
+              <w:rPr>
+                <w:rFonts w:ascii="Consolas" w:hAnsi="Consolas" w:eastAsia="Consolas"/>
+                <w:sz w:val="16"/>
+              </w:rPr>
+              <w:t xml:space="preserve">  "tiempo_inactivo_min": 45,</w:t>
+              <w:br/>
+            </w:r>
+            <w:r>
+              <w:rPr>
+                <w:rFonts w:ascii="Consolas" w:hAnsi="Consolas" w:eastAsia="Consolas"/>
+                <w:sz w:val="16"/>
+              </w:rPr>
+              <w:t xml:space="preserve">  "perdida_estimada_pen": NumberDecimal("38.20")</w:t>
               <w:br/>
             </w:r>
             <w:r>
@@ -1184,7 +1341,7 @@
         <w:pStyle w:val="Heading3"/>
       </w:pPr>
       <w:r>
-        <w:t>c) Patrón Bucket (cubeta) para la telemetría</w:t>
+        <w:t>c) Patrón Bucket (cubeta) para las series de tiempo</w:t>
       </w:r>
     </w:p>
     <w:p>
@@ -1201,13 +1358,10 @@
         <w:rPr>
           <w:b w:val="0"/>
         </w:rPr>
-        <w:t xml:space="preserve"> Agrupa varias lecturas de una serie de tiempo en un solo documento que representa un intervalo (una "cubeta"). En lugar de un documento por lectura, se crea un documento por sensor y por periodo, lo que reduce drásticamente la cantidad de documentos y el tamaño de los índices.</w:t>
+        <w:t xml:space="preserve"> Agrupa varios registros de una serie de tiempo en un solo documento que representa un intervalo (una "cubeta"). En lugar de un documento por registro, se crea un documento por origen y por periodo, lo que reduce drásticamente la cantidad de documentos y el tamaño de los índices.</w:t>
       </w:r>
     </w:p>
     <w:p>
-      <w:pPr>
-        <w:jc w:val="both"/>
-      </w:pPr>
       <w:r>
         <w:rPr>
           <w:b/>
@@ -1218,19 +1372,43 @@
         <w:rPr>
           <w:b w:val="0"/>
         </w:rPr>
-        <w:t xml:space="preserve"> La colección mediciones guarda </w:t>
+        <w:t xml:space="preserve"> Se aplica en dos colecciones:</w:t>
       </w:r>
+    </w:p>
+    <w:p>
+      <w:pPr>
+        <w:pStyle w:val="ListBullet"/>
+        <w:jc w:val="both"/>
+      </w:pPr>
       <w:r>
         <w:rPr>
           <w:b/>
         </w:rPr>
-        <w:t>un documento por sensor y por hora</w:t>
+        <w:t>mediciones:</w:t>
       </w:r>
       <w:r>
         <w:rPr>
           <w:b w:val="0"/>
         </w:rPr>
-        <w:t>, con un arreglo lecturas de máximo 60 elementos (una lectura por minuto). Por ejemplo, una planta de 100 paneles con un sensor por panel genera 144,000 lecturas al día; con el patrón Bucket se almacenan solo 2,400 documentos diarios, 60 veces menos. Esto responde directamente a la ingesta masiva (RNF-3) y al crecimiento del histórico (RNF-4), y se apoya en un índice compuesto { sensor_id: 1, fecha_inicio: 1 } para consultar rangos de fechas. Si la frecuencia de muestreo del sensor (frecuencia_muestreo_seg) es menor a un minuto, se reduce el intervalo de la cubeta para mantener el mismo tamaño de documento.</w:t>
+        <w:t xml:space="preserve"> un documento por sensor y por hora, con un arreglo lecturas de máximo 60 elementos (una lectura por minuto). Una planta de 100 paneles con un sensor por panel genera 144,000 lecturas al día; con el patrón Bucket se almacenan solo 2,400 documentos diarios, 60 veces menos. Esto responde a la ingesta masiva (RNF-3) y al crecimiento del histórico (RNF-4), y se apoya en un índice compuesto { sensor_id: 1, fecha_inicio: 1 } para consultar rangos de fechas. Si el sensor muestrea más rápido (frecuencia_muestreo_seg), se reduce el intervalo de la cubeta para mantener el mismo tamaño de documento.</w:t>
+      </w:r>
+    </w:p>
+    <w:p>
+      <w:pPr>
+        <w:pStyle w:val="ListBullet"/>
+        <w:jc w:val="both"/>
+      </w:pPr>
+      <w:r>
+        <w:rPr>
+          <w:b/>
+        </w:rPr>
+        <w:t>consumos_energia:</w:t>
+      </w:r>
+      <w:r>
+        <w:rPr>
+          <w:b w:val="0"/>
+        </w:rPr>
+        <w:t xml:space="preserve"> un documento por instalación y por día, con un arreglo registros de máximo 96 elementos (intervalos de 15 minutos). Permite comparar el consumo diario con la generación y calcular el ahorro con la tarifa de la instalación.</w:t>
       </w:r>
     </w:p>
     <w:tbl>
@@ -1275,7 +1453,7 @@
                 <w:rFonts w:ascii="Consolas" w:hAnsi="Consolas" w:eastAsia="Consolas"/>
                 <w:sz w:val="16"/>
               </w:rPr>
-              <w:t xml:space="preserve">  "_id": ObjectId("6720a1f0c3b5e2a1d4f00500"),</w:t>
+              <w:t xml:space="preserve">  "_id": ObjectId("6740a1f0c3b5e2a1d4f00500"),</w:t>
               <w:br/>
             </w:r>
             <w:r>
@@ -1283,7 +1461,7 @@
                 <w:rFonts w:ascii="Consolas" w:hAnsi="Consolas" w:eastAsia="Consolas"/>
                 <w:sz w:val="16"/>
               </w:rPr>
-              <w:t xml:space="preserve">  "sensor_id": ObjectId("6720a1f0c3b5e2a1d4f00031"),</w:t>
+              <w:t xml:space="preserve">  "sensor_id": ObjectId("6740a1f0c3b5e2a1d4f00031"),</w:t>
               <w:br/>
             </w:r>
             <w:r>
@@ -1291,7 +1469,7 @@
                 <w:rFonts w:ascii="Consolas" w:hAnsi="Consolas" w:eastAsia="Consolas"/>
                 <w:sz w:val="16"/>
               </w:rPr>
-              <w:t xml:space="preserve">  "panel_id": ObjectId("6720a1f0c3b5e2a1d4f00021"),</w:t>
+              <w:t xml:space="preserve">  "panel_id": ObjectId("6740a1f0c3b5e2a1d4f00021"),</w:t>
               <w:br/>
             </w:r>
             <w:r>
@@ -1299,7 +1477,7 @@
                 <w:rFonts w:ascii="Consolas" w:hAnsi="Consolas" w:eastAsia="Consolas"/>
                 <w:sz w:val="16"/>
               </w:rPr>
-              <w:t xml:space="preserve">  "instalacion_id": ObjectId("6720a1f0c3b5e2a1d4f00011"),</w:t>
+              <w:t xml:space="preserve">  "instalacion_id": ObjectId("6740a1f0c3b5e2a1d4f00011"),</w:t>
               <w:br/>
             </w:r>
             <w:r>
@@ -1307,7 +1485,7 @@
                 <w:rFonts w:ascii="Consolas" w:hAnsi="Consolas" w:eastAsia="Consolas"/>
                 <w:sz w:val="16"/>
               </w:rPr>
-              <w:t xml:space="preserve">  "fecha_inicio": ISODate("2026-10-23T10:00:00Z"),</w:t>
+              <w:t xml:space="preserve">  "fecha_inicio": ISODate("2026-11-10T10:00:00Z"),</w:t>
               <w:br/>
             </w:r>
             <w:r>
@@ -1315,7 +1493,7 @@
                 <w:rFonts w:ascii="Consolas" w:hAnsi="Consolas" w:eastAsia="Consolas"/>
                 <w:sz w:val="16"/>
               </w:rPr>
-              <w:t xml:space="preserve">  "fecha_fin": ISODate("2026-10-23T10:59:59Z"),</w:t>
+              <w:t xml:space="preserve">  "fecha_fin": ISODate("2026-11-10T10:59:59Z"),</w:t>
               <w:br/>
             </w:r>
             <w:r>
@@ -1339,7 +1517,7 @@
                 <w:rFonts w:ascii="Consolas" w:hAnsi="Consolas" w:eastAsia="Consolas"/>
                 <w:sz w:val="16"/>
               </w:rPr>
-              <w:t xml:space="preserve">    { "ts": ISODate("2026-10-23T10:00:00Z"), "voltaje_v": 36.2, "corriente_a": 8.1,</w:t>
+              <w:t xml:space="preserve">    { "timestamp_registro": ISODate("2026-11-10T10:00:00Z"), "voltaje_v": 36.2,</w:t>
               <w:br/>
             </w:r>
             <w:r>
@@ -1347,7 +1525,7 @@
                 <w:rFonts w:ascii="Consolas" w:hAnsi="Consolas" w:eastAsia="Consolas"/>
                 <w:sz w:val="16"/>
               </w:rPr>
-              <w:t xml:space="preserve">      "potencia_calculada_w": 293.2, "temperatura_celda_c": 41.5,</w:t>
+              <w:t xml:space="preserve">      "corriente_a": 8.1, "temperatura_celda_c": 41.5, "irradiancia_w_m2": 812 },</w:t>
               <w:br/>
             </w:r>
             <w:r>
@@ -1355,7 +1533,7 @@
                 <w:rFonts w:ascii="Consolas" w:hAnsi="Consolas" w:eastAsia="Consolas"/>
                 <w:sz w:val="16"/>
               </w:rPr>
-              <w:t xml:space="preserve">      "irradiancia_w_m2": 812 },</w:t>
+              <w:t xml:space="preserve">    { "timestamp_registro": ISODate("2026-11-10T10:01:00Z"), "voltaje_v": 36.0,</w:t>
               <w:br/>
             </w:r>
             <w:r>
@@ -1363,7 +1541,7 @@
                 <w:rFonts w:ascii="Consolas" w:hAnsi="Consolas" w:eastAsia="Consolas"/>
                 <w:sz w:val="16"/>
               </w:rPr>
-              <w:t xml:space="preserve">    { "ts": ISODate("2026-10-23T10:01:00Z"), "voltaje_v": 36.0, "corriente_a": 8.0,</w:t>
+              <w:t xml:space="preserve">      "corriente_a": 8.0, "temperatura_celda_c": 41.7, "irradiancia_w_m2": 806 }</w:t>
               <w:br/>
             </w:r>
             <w:r>
@@ -1371,7 +1549,7 @@
                 <w:rFonts w:ascii="Consolas" w:hAnsi="Consolas" w:eastAsia="Consolas"/>
                 <w:sz w:val="16"/>
               </w:rPr>
-              <w:t xml:space="preserve">      "potencia_calculada_w": 288.0, "temperatura_celda_c": 41.7,</w:t>
+              <w:t xml:space="preserve">  ],</w:t>
               <w:br/>
             </w:r>
             <w:r>
@@ -1379,7 +1557,7 @@
                 <w:rFonts w:ascii="Consolas" w:hAnsi="Consolas" w:eastAsia="Consolas"/>
                 <w:sz w:val="16"/>
               </w:rPr>
-              <w:t xml:space="preserve">      "irradiancia_w_m2": 806 }</w:t>
+              <w:t xml:space="preserve">  "resumen": { "potencia_max_w": 293.2, "energia_wh": 9.7, "temperatura_max_c": 41.7 }</w:t>
               <w:br/>
             </w:r>
             <w:r>
@@ -1387,7 +1565,7 @@
                 <w:rFonts w:ascii="Consolas" w:hAnsi="Consolas" w:eastAsia="Consolas"/>
                 <w:sz w:val="16"/>
               </w:rPr>
-              <w:t xml:space="preserve">  ],</w:t>
+              <w:t>}</w:t>
               <w:br/>
             </w:r>
             <w:r>
@@ -1395,7 +1573,6 @@
                 <w:rFonts w:ascii="Consolas" w:hAnsi="Consolas" w:eastAsia="Consolas"/>
                 <w:sz w:val="16"/>
               </w:rPr>
-              <w:t xml:space="preserve">  "resumen": { "potencia_max_w": 293.2, "energia_wh": 9.7, "temperatura_max_c": 41.7 }</w:t>
               <w:br/>
             </w:r>
             <w:r>
@@ -1403,7 +1580,7 @@
                 <w:rFonts w:ascii="Consolas" w:hAnsi="Consolas" w:eastAsia="Consolas"/>
                 <w:sz w:val="16"/>
               </w:rPr>
-              <w:t>}</w:t>
+              <w:t>// Nueva lectura: se agrega a la cubeta abierta o se crea una nueva (upsert)</w:t>
               <w:br/>
             </w:r>
             <w:r>
@@ -1411,6 +1588,7 @@
                 <w:rFonts w:ascii="Consolas" w:hAnsi="Consolas" w:eastAsia="Consolas"/>
                 <w:sz w:val="16"/>
               </w:rPr>
+              <w:t>const potencia = lectura.voltaje_v * lectura.corriente_a;</w:t>
               <w:br/>
             </w:r>
             <w:r>
@@ -1418,7 +1596,7 @@
                 <w:rFonts w:ascii="Consolas" w:hAnsi="Consolas" w:eastAsia="Consolas"/>
                 <w:sz w:val="16"/>
               </w:rPr>
-              <w:t>// Nueva lectura: se agrega a la cubeta abierta o se crea una nueva (upsert)</w:t>
+              <w:t>db.mediciones.updateOne(</w:t>
               <w:br/>
             </w:r>
             <w:r>
@@ -1426,7 +1604,7 @@
                 <w:rFonts w:ascii="Consolas" w:hAnsi="Consolas" w:eastAsia="Consolas"/>
                 <w:sz w:val="16"/>
               </w:rPr>
-              <w:t>db.mediciones.updateOne(</w:t>
+              <w:t xml:space="preserve">  { sensor_id: idSensor, fecha_inicio: inicioHora, num_lecturas: { $lt: 60 } },</w:t>
               <w:br/>
             </w:r>
             <w:r>
@@ -1434,7 +1612,7 @@
                 <w:rFonts w:ascii="Consolas" w:hAnsi="Consolas" w:eastAsia="Consolas"/>
                 <w:sz w:val="16"/>
               </w:rPr>
-              <w:t xml:space="preserve">  { sensor_id: idSensor, fecha_inicio: inicioHora, num_lecturas: { $lt: 60 } },</w:t>
+              <w:t xml:space="preserve">  { $push: { lecturas: lectura },</w:t>
               <w:br/>
             </w:r>
             <w:r>
@@ -1442,7 +1620,7 @@
                 <w:rFonts w:ascii="Consolas" w:hAnsi="Consolas" w:eastAsia="Consolas"/>
                 <w:sz w:val="16"/>
               </w:rPr>
-              <w:t xml:space="preserve">  { $push: { lecturas: lectura },</w:t>
+              <w:t xml:space="preserve">    $inc:  { num_lecturas: 1, "resumen.energia_wh": potencia / 60 },</w:t>
               <w:br/>
             </w:r>
             <w:r>
@@ -1450,23 +1628,7 @@
                 <w:rFonts w:ascii="Consolas" w:hAnsi="Consolas" w:eastAsia="Consolas"/>
                 <w:sz w:val="16"/>
               </w:rPr>
-              <w:t xml:space="preserve">    $inc:  { num_lecturas: 1,</w:t>
-              <w:br/>
-            </w:r>
-            <w:r>
-              <w:rPr>
-                <w:rFonts w:ascii="Consolas" w:hAnsi="Consolas" w:eastAsia="Consolas"/>
-                <w:sz w:val="16"/>
-              </w:rPr>
-              <w:t xml:space="preserve">             "resumen.energia_wh": lectura.potencia_calculada_w / 60 },</w:t>
-              <w:br/>
-            </w:r>
-            <w:r>
-              <w:rPr>
-                <w:rFonts w:ascii="Consolas" w:hAnsi="Consolas" w:eastAsia="Consolas"/>
-                <w:sz w:val="16"/>
-              </w:rPr>
-              <w:t xml:space="preserve">    $max:  { "resumen.potencia_max_w": lectura.potencia_calculada_w,</w:t>
+              <w:t xml:space="preserve">    $max:  { "resumen.potencia_max_w": potencia,</w:t>
               <w:br/>
             </w:r>
             <w:r>
@@ -1600,6 +1762,24 @@
         <w:rPr>
           <w:b/>
         </w:rPr>
+        <w:t>consumos_energia.resumen</w:t>
+      </w:r>
+      <w:r>
+        <w:rPr>
+          <w:b w:val="0"/>
+        </w:rPr>
+        <w:t>: energía total del día y consumo pico.</w:t>
+      </w:r>
+    </w:p>
+    <w:p>
+      <w:pPr>
+        <w:pStyle w:val="ListBullet"/>
+        <w:jc w:val="both"/>
+      </w:pPr>
+      <w:r>
+        <w:rPr>
+          <w:b/>
+        </w:rPr>
         <w:t>presupuesto.subtotal</w:t>
       </w:r>
       <w:r>
@@ -1618,7 +1798,7 @@
         <w:rPr>
           <w:b w:val="0"/>
         </w:rPr>
-        <w:t xml:space="preserve"> (mano de obra + materiales + viáticos) en ordenes_mantenimiento (US-14).</w:t>
+        <w:t xml:space="preserve"> (mano de obra + materiales + viáticos) en ordenes_mantenimiento. En el modelo relacional estos totales no se almacenan y deben sumarse en cada reporte; en el modelo documental se guardan una sola vez al liquidar la orden (US-14).</w:t>
       </w:r>
     </w:p>
     <w:p>
@@ -1665,11 +1845,20 @@
       </w:r>
     </w:p>
     <w:p>
+      <w:pPr>
+        <w:jc w:val="both"/>
+      </w:pPr>
       <w:r>
         <w:rPr>
           <w:b/>
         </w:rPr>
         <w:t>Aplicación en SolarPulse IoT.</w:t>
+      </w:r>
+      <w:r>
+        <w:rPr>
+          <w:b w:val="0"/>
+        </w:rPr>
+        <w:t xml:space="preserve"> El caso más claro es la orden de mantenimiento: en el modelo relacional, para saber en qué instalación se realiza una orden hay que recorrer Orden_mantenimiento → Incidencia → Alerta → Anomalia → Sensor_iot → Panel_Solar → Instalacion, es decir, seis JOIN. En el modelo documental la orden guarda directamente la instalación (id, nombre y dirección), lo que agiliza el historial de mantenimientos por instalación (US-15) y su registro (RNF-10). De la misma forma, cada anomalía guarda el panel_id y el instalacion_id del sensor que la detectó. La Tabla 2 resume todas las referencias extendidas.</w:t>
       </w:r>
     </w:p>
     <w:p>
@@ -1706,6 +1895,7 @@
           </w:tcPr>
           <w:p>
             <w:pPr>
+              <w:keepNext/>
               <w:spacing w:after="0" w:line="240" w:lineRule="auto"/>
               <w:jc w:val="center"/>
             </w:pPr>
@@ -1719,7 +1909,7 @@
                 <w:b/>
                 <w:sz w:val="19"/>
               </w:rPr>
-              <w:t>Documento</w:t>
+              <w:t>Colección</w:t>
             </w:r>
           </w:p>
         </w:tc>
@@ -1730,6 +1920,7 @@
           </w:tcPr>
           <w:p>
             <w:pPr>
+              <w:keepNext/>
               <w:spacing w:after="0" w:line="240" w:lineRule="auto"/>
               <w:jc w:val="center"/>
             </w:pPr>
@@ -1754,6 +1945,7 @@
           </w:tcPr>
           <w:p>
             <w:pPr>
+              <w:keepNext/>
               <w:spacing w:after="0" w:line="240" w:lineRule="auto"/>
               <w:jc w:val="center"/>
             </w:pPr>
@@ -1768,6 +1960,360 @@
                 <w:sz w:val="19"/>
               </w:rPr>
               <w:t>Datos copiados</w:t>
+            </w:r>
+          </w:p>
+        </w:tc>
+      </w:tr>
+      <w:tr>
+        <w:tc>
+          <w:tcPr>
+            <w:tcW w:type="dxa" w:w="2268"/>
+          </w:tcPr>
+          <w:p>
+            <w:pPr>
+              <w:keepNext/>
+              <w:spacing w:after="0" w:line="240" w:lineRule="auto"/>
+            </w:pPr>
+            <w:r/>
+            <w:r>
+              <w:rPr>
+                <w:b w:val="0"/>
+                <w:sz w:val="19"/>
+              </w:rPr>
+              <w:t>usuarios</w:t>
+            </w:r>
+          </w:p>
+        </w:tc>
+        <w:tc>
+          <w:tcPr>
+            <w:tcW w:type="dxa" w:w="2835"/>
+          </w:tcPr>
+          <w:p>
+            <w:pPr>
+              <w:keepNext/>
+              <w:spacing w:after="0" w:line="240" w:lineRule="auto"/>
+            </w:pPr>
+            <w:r/>
+            <w:r>
+              <w:rPr>
+                <w:b w:val="0"/>
+                <w:sz w:val="19"/>
+              </w:rPr>
+              <w:t>rol</w:t>
+            </w:r>
+          </w:p>
+        </w:tc>
+        <w:tc>
+          <w:tcPr>
+            <w:tcW w:type="dxa" w:w="3969"/>
+          </w:tcPr>
+          <w:p>
+            <w:pPr>
+              <w:keepNext/>
+              <w:spacing w:after="0" w:line="240" w:lineRule="auto"/>
+            </w:pPr>
+            <w:r/>
+            <w:r>
+              <w:rPr>
+                <w:b w:val="0"/>
+                <w:sz w:val="19"/>
+              </w:rPr>
+              <w:t>rol_id, nombre_rol</w:t>
+            </w:r>
+          </w:p>
+        </w:tc>
+      </w:tr>
+      <w:tr>
+        <w:tc>
+          <w:tcPr>
+            <w:tcW w:type="dxa" w:w="2268"/>
+          </w:tcPr>
+          <w:p>
+            <w:pPr>
+              <w:keepNext/>
+              <w:spacing w:after="0" w:line="240" w:lineRule="auto"/>
+            </w:pPr>
+            <w:r/>
+            <w:r>
+              <w:rPr>
+                <w:b w:val="0"/>
+                <w:sz w:val="19"/>
+              </w:rPr>
+              <w:t>instalaciones</w:t>
+            </w:r>
+          </w:p>
+        </w:tc>
+        <w:tc>
+          <w:tcPr>
+            <w:tcW w:type="dxa" w:w="2835"/>
+          </w:tcPr>
+          <w:p>
+            <w:pPr>
+              <w:keepNext/>
+              <w:spacing w:after="0" w:line="240" w:lineRule="auto"/>
+            </w:pPr>
+            <w:r/>
+            <w:r>
+              <w:rPr>
+                <w:b w:val="0"/>
+                <w:sz w:val="19"/>
+              </w:rPr>
+              <w:t>cliente, tarifa, factor_emision</w:t>
+            </w:r>
+          </w:p>
+        </w:tc>
+        <w:tc>
+          <w:tcPr>
+            <w:tcW w:type="dxa" w:w="3969"/>
+          </w:tcPr>
+          <w:p>
+            <w:pPr>
+              <w:keepNext/>
+              <w:spacing w:after="0" w:line="240" w:lineRule="auto"/>
+            </w:pPr>
+            <w:r/>
+            <w:r>
+              <w:rPr>
+                <w:b w:val="0"/>
+                <w:sz w:val="19"/>
+              </w:rPr>
+              <w:t>cliente_id, razon_social / tarifa_id, tipo_tarifa / factor_emision_id, nombre_red</w:t>
+            </w:r>
+          </w:p>
+        </w:tc>
+      </w:tr>
+      <w:tr>
+        <w:tc>
+          <w:tcPr>
+            <w:tcW w:type="dxa" w:w="2268"/>
+          </w:tcPr>
+          <w:p>
+            <w:pPr>
+              <w:keepNext/>
+              <w:spacing w:after="0" w:line="240" w:lineRule="auto"/>
+            </w:pPr>
+            <w:r/>
+            <w:r>
+              <w:rPr>
+                <w:b w:val="0"/>
+                <w:sz w:val="19"/>
+              </w:rPr>
+              <w:t>instalaciones</w:t>
+            </w:r>
+          </w:p>
+        </w:tc>
+        <w:tc>
+          <w:tcPr>
+            <w:tcW w:type="dxa" w:w="2835"/>
+          </w:tcPr>
+          <w:p>
+            <w:pPr>
+              <w:keepNext/>
+              <w:spacing w:after="0" w:line="240" w:lineRule="auto"/>
+            </w:pPr>
+            <w:r/>
+            <w:r>
+              <w:rPr>
+                <w:b w:val="0"/>
+                <w:sz w:val="19"/>
+              </w:rPr>
+              <w:t>paneles.modelo</w:t>
+            </w:r>
+          </w:p>
+        </w:tc>
+        <w:tc>
+          <w:tcPr>
+            <w:tcW w:type="dxa" w:w="3969"/>
+          </w:tcPr>
+          <w:p>
+            <w:pPr>
+              <w:keepNext/>
+              <w:spacing w:after="0" w:line="240" w:lineRule="auto"/>
+            </w:pPr>
+            <w:r/>
+            <w:r>
+              <w:rPr>
+                <w:b w:val="0"/>
+                <w:sz w:val="19"/>
+              </w:rPr>
+              <w:t>modelo_panel_id, marca, modelo, potencia_nominal_w</w:t>
+            </w:r>
+          </w:p>
+        </w:tc>
+      </w:tr>
+      <w:tr>
+        <w:tc>
+          <w:tcPr>
+            <w:tcW w:type="dxa" w:w="2268"/>
+          </w:tcPr>
+          <w:p>
+            <w:pPr>
+              <w:keepNext/>
+              <w:spacing w:after="0" w:line="240" w:lineRule="auto"/>
+            </w:pPr>
+            <w:r/>
+            <w:r>
+              <w:rPr>
+                <w:b w:val="0"/>
+                <w:sz w:val="19"/>
+              </w:rPr>
+              <w:t>anomalias</w:t>
+            </w:r>
+          </w:p>
+        </w:tc>
+        <w:tc>
+          <w:tcPr>
+            <w:tcW w:type="dxa" w:w="2835"/>
+          </w:tcPr>
+          <w:p>
+            <w:pPr>
+              <w:keepNext/>
+              <w:spacing w:after="0" w:line="240" w:lineRule="auto"/>
+            </w:pPr>
+            <w:r/>
+            <w:r>
+              <w:rPr>
+                <w:b w:val="0"/>
+                <w:sz w:val="19"/>
+              </w:rPr>
+              <w:t>panel_id, instalacion_id</w:t>
+            </w:r>
+          </w:p>
+        </w:tc>
+        <w:tc>
+          <w:tcPr>
+            <w:tcW w:type="dxa" w:w="3969"/>
+          </w:tcPr>
+          <w:p>
+            <w:pPr>
+              <w:keepNext/>
+              <w:spacing w:after="0" w:line="240" w:lineRule="auto"/>
+            </w:pPr>
+            <w:r/>
+            <w:r>
+              <w:rPr>
+                <w:b w:val="0"/>
+                <w:sz w:val="19"/>
+              </w:rPr>
+              <w:t>Panel e instalación del sensor que detectó la anomalía</w:t>
+            </w:r>
+          </w:p>
+        </w:tc>
+      </w:tr>
+      <w:tr>
+        <w:tc>
+          <w:tcPr>
+            <w:tcW w:type="dxa" w:w="2268"/>
+          </w:tcPr>
+          <w:p>
+            <w:pPr>
+              <w:keepNext/>
+              <w:spacing w:after="0" w:line="240" w:lineRule="auto"/>
+            </w:pPr>
+            <w:r/>
+            <w:r>
+              <w:rPr>
+                <w:b w:val="0"/>
+                <w:sz w:val="19"/>
+              </w:rPr>
+              <w:t>alertas</w:t>
+            </w:r>
+          </w:p>
+        </w:tc>
+        <w:tc>
+          <w:tcPr>
+            <w:tcW w:type="dxa" w:w="2835"/>
+          </w:tcPr>
+          <w:p>
+            <w:pPr>
+              <w:keepNext/>
+              <w:spacing w:after="0" w:line="240" w:lineRule="auto"/>
+            </w:pPr>
+            <w:r/>
+            <w:r>
+              <w:rPr>
+                <w:b w:val="0"/>
+                <w:sz w:val="19"/>
+              </w:rPr>
+              <w:t>anomalia, instalacion</w:t>
+            </w:r>
+          </w:p>
+        </w:tc>
+        <w:tc>
+          <w:tcPr>
+            <w:tcW w:type="dxa" w:w="3969"/>
+          </w:tcPr>
+          <w:p>
+            <w:pPr>
+              <w:keepNext/>
+              <w:spacing w:after="0" w:line="240" w:lineRule="auto"/>
+            </w:pPr>
+            <w:r/>
+            <w:r>
+              <w:rPr>
+                <w:b w:val="0"/>
+                <w:sz w:val="19"/>
+              </w:rPr>
+              <w:t>anomalia_id, tipo_anomalia, severidad / instalacion_id, nombre</w:t>
+            </w:r>
+          </w:p>
+        </w:tc>
+      </w:tr>
+      <w:tr>
+        <w:tc>
+          <w:tcPr>
+            <w:tcW w:type="dxa" w:w="2268"/>
+          </w:tcPr>
+          <w:p>
+            <w:pPr>
+              <w:keepNext/>
+              <w:spacing w:after="0" w:line="240" w:lineRule="auto"/>
+            </w:pPr>
+            <w:r/>
+            <w:r>
+              <w:rPr>
+                <w:b w:val="0"/>
+                <w:sz w:val="19"/>
+              </w:rPr>
+              <w:t>incidencias</w:t>
+            </w:r>
+          </w:p>
+        </w:tc>
+        <w:tc>
+          <w:tcPr>
+            <w:tcW w:type="dxa" w:w="2835"/>
+          </w:tcPr>
+          <w:p>
+            <w:pPr>
+              <w:keepNext/>
+              <w:spacing w:after="0" w:line="240" w:lineRule="auto"/>
+            </w:pPr>
+            <w:r/>
+            <w:r>
+              <w:rPr>
+                <w:b w:val="0"/>
+                <w:sz w:val="19"/>
+              </w:rPr>
+              <w:t>instalacion</w:t>
+            </w:r>
+          </w:p>
+        </w:tc>
+        <w:tc>
+          <w:tcPr>
+            <w:tcW w:type="dxa" w:w="3969"/>
+          </w:tcPr>
+          <w:p>
+            <w:pPr>
+              <w:keepNext/>
+              <w:spacing w:after="0" w:line="240" w:lineRule="auto"/>
+            </w:pPr>
+            <w:r/>
+            <w:r>
+              <w:rPr>
+                <w:b w:val="0"/>
+                <w:sz w:val="19"/>
+              </w:rPr>
+              <w:t>instalacion_id, nombre</w:t>
             </w:r>
           </w:p>
         </w:tc>
@@ -1787,7 +2333,7 @@
                 <w:b w:val="0"/>
                 <w:sz w:val="19"/>
               </w:rPr>
-              <w:t>usuarios</w:t>
+              <w:t>ordenes_mantenimiento</w:t>
             </w:r>
           </w:p>
         </w:tc>
@@ -1805,231 +2351,7 @@
                 <w:b w:val="0"/>
                 <w:sz w:val="19"/>
               </w:rPr>
-              <w:t>rol</w:t>
-            </w:r>
-          </w:p>
-        </w:tc>
-        <w:tc>
-          <w:tcPr>
-            <w:tcW w:type="dxa" w:w="3969"/>
-          </w:tcPr>
-          <w:p>
-            <w:pPr>
-              <w:spacing w:after="0" w:line="240" w:lineRule="auto"/>
-            </w:pPr>
-            <w:r/>
-            <w:r>
-              <w:rPr>
-                <w:b w:val="0"/>
-                <w:sz w:val="19"/>
-              </w:rPr>
-              <w:t>rol_id, nombre_rol</w:t>
-            </w:r>
-          </w:p>
-        </w:tc>
-      </w:tr>
-      <w:tr>
-        <w:tc>
-          <w:tcPr>
-            <w:tcW w:type="dxa" w:w="2268"/>
-          </w:tcPr>
-          <w:p>
-            <w:pPr>
-              <w:spacing w:after="0" w:line="240" w:lineRule="auto"/>
-            </w:pPr>
-            <w:r/>
-            <w:r>
-              <w:rPr>
-                <w:b w:val="0"/>
-                <w:sz w:val="19"/>
-              </w:rPr>
-              <w:t>instalaciones</w:t>
-            </w:r>
-          </w:p>
-        </w:tc>
-        <w:tc>
-          <w:tcPr>
-            <w:tcW w:type="dxa" w:w="2835"/>
-          </w:tcPr>
-          <w:p>
-            <w:pPr>
-              <w:spacing w:after="0" w:line="240" w:lineRule="auto"/>
-            </w:pPr>
-            <w:r/>
-            <w:r>
-              <w:rPr>
-                <w:b w:val="0"/>
-                <w:sz w:val="19"/>
-              </w:rPr>
-              <w:t>cliente</w:t>
-            </w:r>
-          </w:p>
-        </w:tc>
-        <w:tc>
-          <w:tcPr>
-            <w:tcW w:type="dxa" w:w="3969"/>
-          </w:tcPr>
-          <w:p>
-            <w:pPr>
-              <w:spacing w:after="0" w:line="240" w:lineRule="auto"/>
-            </w:pPr>
-            <w:r/>
-            <w:r>
-              <w:rPr>
-                <w:b w:val="0"/>
-                <w:sz w:val="19"/>
-              </w:rPr>
-              <w:t>cliente_id, razon_social, ruc</w:t>
-            </w:r>
-          </w:p>
-        </w:tc>
-      </w:tr>
-      <w:tr>
-        <w:tc>
-          <w:tcPr>
-            <w:tcW w:type="dxa" w:w="2268"/>
-          </w:tcPr>
-          <w:p>
-            <w:pPr>
-              <w:spacing w:after="0" w:line="240" w:lineRule="auto"/>
-            </w:pPr>
-            <w:r/>
-            <w:r>
-              <w:rPr>
-                <w:b w:val="0"/>
-                <w:sz w:val="19"/>
-              </w:rPr>
-              <w:t>alertas</w:t>
-            </w:r>
-          </w:p>
-        </w:tc>
-        <w:tc>
-          <w:tcPr>
-            <w:tcW w:type="dxa" w:w="2835"/>
-          </w:tcPr>
-          <w:p>
-            <w:pPr>
-              <w:spacing w:after="0" w:line="240" w:lineRule="auto"/>
-            </w:pPr>
-            <w:r/>
-            <w:r>
-              <w:rPr>
-                <w:b w:val="0"/>
-                <w:sz w:val="19"/>
-              </w:rPr>
-              <w:t>anomalia / instalacion</w:t>
-            </w:r>
-          </w:p>
-        </w:tc>
-        <w:tc>
-          <w:tcPr>
-            <w:tcW w:type="dxa" w:w="3969"/>
-          </w:tcPr>
-          <w:p>
-            <w:pPr>
-              <w:spacing w:after="0" w:line="240" w:lineRule="auto"/>
-            </w:pPr>
-            <w:r/>
-            <w:r>
-              <w:rPr>
-                <w:b w:val="0"/>
-                <w:sz w:val="19"/>
-              </w:rPr>
-              <w:t>anomalia_id, tipo_anomalia, severidad / instalacion_id, nombre</w:t>
-            </w:r>
-          </w:p>
-        </w:tc>
-      </w:tr>
-      <w:tr>
-        <w:tc>
-          <w:tcPr>
-            <w:tcW w:type="dxa" w:w="2268"/>
-          </w:tcPr>
-          <w:p>
-            <w:pPr>
-              <w:spacing w:after="0" w:line="240" w:lineRule="auto"/>
-            </w:pPr>
-            <w:r/>
-            <w:r>
-              <w:rPr>
-                <w:b w:val="0"/>
-                <w:sz w:val="19"/>
-              </w:rPr>
-              <w:t>incidencias</w:t>
-            </w:r>
-          </w:p>
-        </w:tc>
-        <w:tc>
-          <w:tcPr>
-            <w:tcW w:type="dxa" w:w="2835"/>
-          </w:tcPr>
-          <w:p>
-            <w:pPr>
-              <w:spacing w:after="0" w:line="240" w:lineRule="auto"/>
-            </w:pPr>
-            <w:r/>
-            <w:r>
-              <w:rPr>
-                <w:b w:val="0"/>
-                <w:sz w:val="19"/>
-              </w:rPr>
-              <w:t>instalacion</w:t>
-            </w:r>
-          </w:p>
-        </w:tc>
-        <w:tc>
-          <w:tcPr>
-            <w:tcW w:type="dxa" w:w="3969"/>
-          </w:tcPr>
-          <w:p>
-            <w:pPr>
-              <w:spacing w:after="0" w:line="240" w:lineRule="auto"/>
-            </w:pPr>
-            <w:r/>
-            <w:r>
-              <w:rPr>
-                <w:b w:val="0"/>
-                <w:sz w:val="19"/>
-              </w:rPr>
-              <w:t>instalacion_id, nombre</w:t>
-            </w:r>
-          </w:p>
-        </w:tc>
-      </w:tr>
-      <w:tr>
-        <w:tc>
-          <w:tcPr>
-            <w:tcW w:type="dxa" w:w="2268"/>
-          </w:tcPr>
-          <w:p>
-            <w:pPr>
-              <w:spacing w:after="0" w:line="240" w:lineRule="auto"/>
-            </w:pPr>
-            <w:r/>
-            <w:r>
-              <w:rPr>
-                <w:b w:val="0"/>
-                <w:sz w:val="19"/>
-              </w:rPr>
-              <w:t>ordenes_mantenimiento</w:t>
-            </w:r>
-          </w:p>
-        </w:tc>
-        <w:tc>
-          <w:tcPr>
-            <w:tcW w:type="dxa" w:w="2835"/>
-          </w:tcPr>
-          <w:p>
-            <w:pPr>
-              <w:spacing w:after="0" w:line="240" w:lineRule="auto"/>
-            </w:pPr>
-            <w:r/>
-            <w:r>
-              <w:rPr>
-                <w:b w:val="0"/>
-                <w:sz w:val="19"/>
-              </w:rPr>
-              <w:t>instalacion, tecnico_responsable, actividades.tecnico, presupuesto.repuesto</w:t>
+              <w:t>instalacion, tecnico, actividades.tecnico, presupuesto.repuesto</w:t>
             </w:r>
           </w:p>
         </w:tc>
@@ -2066,7 +2388,7 @@
         <w:rPr>
           <w:b w:val="0"/>
         </w:rPr>
-        <w:t>En el caso del presupuesto, el precio_unitario se guarda en la orden al momento de cotizar, de modo que el costo histórico no se altera si después cambia el costo_unitario_estandar del repuesto. Si algún dato copiado llegara a cambiar (por ejemplo, la razón social de un cliente), se actualiza en todas sus copias con updateMany.</w:t>
+        <w:t>En el presupuesto, el precio_unitario se guarda en la orden al momento de cotizar (precio pactado), de modo que el costo histórico no se altera si después cambia el costo_unitario_estandar del repuesto. Si algún dato copiado llegara a cambiar (por ejemplo, la razón social de un cliente), se actualiza en todas sus copias con updateMany.</w:t>
       </w:r>
     </w:p>
     <w:tbl>
@@ -2111,7 +2433,7 @@
                 <w:rFonts w:ascii="Consolas" w:hAnsi="Consolas" w:eastAsia="Consolas"/>
                 <w:sz w:val="16"/>
               </w:rPr>
-              <w:t xml:space="preserve">  "_id": ObjectId("6720a1f0c3b5e2a1d4f00077"),</w:t>
+              <w:t xml:space="preserve">  "_id": ObjectId("6740a1f0c3b5e2a1d4f00077"),</w:t>
               <w:br/>
             </w:r>
             <w:r>
@@ -2119,7 +2441,7 @@
                 <w:rFonts w:ascii="Consolas" w:hAnsi="Consolas" w:eastAsia="Consolas"/>
                 <w:sz w:val="16"/>
               </w:rPr>
-              <w:t xml:space="preserve">  "anomalia": { "anomalia_id": ObjectId("6720a1f0c3b5e2a1d4f00066"),</w:t>
+              <w:t xml:space="preserve">  "anomalia": { "anomalia_id": ObjectId("6740a1f0c3b5e2a1d4f00066"),</w:t>
               <w:br/>
             </w:r>
             <w:r>
@@ -2127,7 +2449,7 @@
                 <w:rFonts w:ascii="Consolas" w:hAnsi="Consolas" w:eastAsia="Consolas"/>
                 <w:sz w:val="16"/>
               </w:rPr>
-              <w:t xml:space="preserve">                "tipo_anomalia": "hotspot", "severidad": "alta" },</w:t>
+              <w:t xml:space="preserve">                "tipo_anomalia": "Hotspot", "severidad": "Alta" },</w:t>
               <w:br/>
             </w:r>
             <w:r>
@@ -2135,7 +2457,7 @@
                 <w:rFonts w:ascii="Consolas" w:hAnsi="Consolas" w:eastAsia="Consolas"/>
                 <w:sz w:val="16"/>
               </w:rPr>
-              <w:t xml:space="preserve">  "instalacion": { "instalacion_id": ObjectId("6720a1f0c3b5e2a1d4f00011"),</w:t>
+              <w:t xml:space="preserve">  "instalacion": { "instalacion_id": ObjectId("6740a1f0c3b5e2a1d4f00011"),</w:t>
               <w:br/>
             </w:r>
             <w:r>
@@ -2151,7 +2473,7 @@
                 <w:rFonts w:ascii="Consolas" w:hAnsi="Consolas" w:eastAsia="Consolas"/>
                 <w:sz w:val="16"/>
               </w:rPr>
-              <w:t xml:space="preserve">  "fecha_generacion": ISODate("2026-10-23T10:12:00Z"),</w:t>
+              <w:t xml:space="preserve">  "fecha_generacion": ISODate("2026-11-10T10:12:00Z"),</w:t>
               <w:br/>
             </w:r>
             <w:r>
@@ -2167,7 +2489,7 @@
                 <w:rFonts w:ascii="Consolas" w:hAnsi="Consolas" w:eastAsia="Consolas"/>
                 <w:sz w:val="16"/>
               </w:rPr>
-              <w:t xml:space="preserve">  "canal_envio": "push",</w:t>
+              <w:t xml:space="preserve">  "recomendacion": "Revisar suciedad o sombra sobre el panel",</w:t>
               <w:br/>
             </w:r>
             <w:r>
@@ -2175,7 +2497,15 @@
                 <w:rFonts w:ascii="Consolas" w:hAnsi="Consolas" w:eastAsia="Consolas"/>
                 <w:sz w:val="16"/>
               </w:rPr>
-              <w:t xml:space="preserve">  "estado": "no leída"</w:t>
+              <w:t xml:space="preserve">  "canal_envio": "Push",</w:t>
+              <w:br/>
+            </w:r>
+            <w:r>
+              <w:rPr>
+                <w:rFonts w:ascii="Consolas" w:hAnsi="Consolas" w:eastAsia="Consolas"/>
+                <w:sz w:val="16"/>
+              </w:rPr>
+              <w:t xml:space="preserve">  "estado": "No leída"</w:t>
               <w:br/>
             </w:r>
             <w:r>
@@ -2298,15 +2628,7 @@
                 <w:rFonts w:ascii="Consolas" w:hAnsi="Consolas" w:eastAsia="Consolas"/>
                 <w:sz w:val="16"/>
               </w:rPr>
-              <w:t xml:space="preserve">      $each:  [ { alerta_id: idAlerta, fecha_generacion: ahora,</w:t>
-              <w:br/>
-            </w:r>
-            <w:r>
-              <w:rPr>
-                <w:rFonts w:ascii="Consolas" w:hAnsi="Consolas" w:eastAsia="Consolas"/>
-                <w:sz w:val="16"/>
-              </w:rPr>
-              <w:t xml:space="preserve">                  mensaje: texto, estado: "no leída" } ],</w:t>
+              <w:t xml:space="preserve">      $each:  [ { alerta_id: idAlerta, fecha_generacion: ahora, mensaje: texto } ],</w:t>
               <w:br/>
             </w:r>
             <w:r>
@@ -2380,7 +2702,7 @@
         <w:rPr>
           <w:b w:val="0"/>
         </w:rPr>
-        <w:t xml:space="preserve"> En la colección usuarios todos los documentos tienen nombre, correo, contraseña y rol, pero solo los técnicos incluyen el subdocumento </w:t>
+        <w:t xml:space="preserve"> En la colección usuarios todos los documentos tienen nombre, correo, contraseña, estado y rol, pero solo los técnicos incluyen el subdocumento </w:t>
       </w:r>
       <w:r>
         <w:rPr>
@@ -2392,7 +2714,7 @@
         <w:rPr>
           <w:b w:val="0"/>
         </w:rPr>
-        <w:t xml:space="preserve"> (código de empleado, especialidad y disponibilidad). Esto reemplaza a la tabla Técnico del modelo relacional, evita un join al iniciar sesión (US-01) y facilita asignar órdenes a técnicos disponibles (US-11). De igual manera, en el arreglo sensores conviven sensores de panel y sensores ambientales, estos últimos con panel_id en null.</w:t>
+        <w:t xml:space="preserve"> (código de empleado, disponibilidad, calificación promedio y especialidades). Este subdocumento reemplaza a tres tablas del modelo relacional (Tecnico, Especialidad y Tecnico_Especialidad), evita uniones al iniciar sesión (US-01) y facilita buscar técnicos disponibles por especialidad para asignarles órdenes (US-11).</w:t>
       </w:r>
     </w:p>
     <w:tbl>
@@ -2437,7 +2759,7 @@
                 <w:rFonts w:ascii="Consolas" w:hAnsi="Consolas" w:eastAsia="Consolas"/>
                 <w:sz w:val="16"/>
               </w:rPr>
-              <w:t xml:space="preserve">  "rol": { "rol_id": ObjectId("..."), "nombre_rol": "Cliente" }, "estado": "activo" }</w:t>
+              <w:t xml:space="preserve">  "rol": { "rol_id": ObjectId("..."), "nombre_rol": "Cliente" },</w:t>
               <w:br/>
             </w:r>
             <w:r>
@@ -2445,6 +2767,7 @@
                 <w:rFonts w:ascii="Consolas" w:hAnsi="Consolas" w:eastAsia="Consolas"/>
                 <w:sz w:val="16"/>
               </w:rPr>
+              <w:t xml:space="preserve">  "cliente_id": ObjectId("..."), "estado": "Activo", "intentos_fallidos": 0 }</w:t>
               <w:br/>
             </w:r>
             <w:r>
@@ -2452,6 +2775,13 @@
                 <w:rFonts w:ascii="Consolas" w:hAnsi="Consolas" w:eastAsia="Consolas"/>
                 <w:sz w:val="16"/>
               </w:rPr>
+              <w:br/>
+            </w:r>
+            <w:r>
+              <w:rPr>
+                <w:rFonts w:ascii="Consolas" w:hAnsi="Consolas" w:eastAsia="Consolas"/>
+                <w:sz w:val="16"/>
+              </w:rPr>
               <w:t>{ "_id": ObjectId("..."), "nombre_completo": "Luis Paredes",</w:t>
               <w:br/>
             </w:r>
@@ -2468,7 +2798,7 @@
                 <w:rFonts w:ascii="Consolas" w:hAnsi="Consolas" w:eastAsia="Consolas"/>
                 <w:sz w:val="16"/>
               </w:rPr>
-              <w:t xml:space="preserve">  "rol": { "rol_id": ObjectId("..."), "nombre_rol": "Técnico" }, "estado": "activo",</w:t>
+              <w:t xml:space="preserve">  "rol": { "rol_id": ObjectId("..."), "nombre_rol": "Técnico" },</w:t>
               <w:br/>
             </w:r>
             <w:r>
@@ -2476,7 +2806,7 @@
                 <w:rFonts w:ascii="Consolas" w:hAnsi="Consolas" w:eastAsia="Consolas"/>
                 <w:sz w:val="16"/>
               </w:rPr>
-              <w:t xml:space="preserve">  "perfil_tecnico": { "codigo_empleado": "TEC-014", "especialidad": "alta tensión",</w:t>
+              <w:t xml:space="preserve">  "estado": "Activo", "intentos_fallidos": 0,</w:t>
               <w:br/>
             </w:r>
             <w:r>
@@ -2484,7 +2814,23 @@
                 <w:rFonts w:ascii="Consolas" w:hAnsi="Consolas" w:eastAsia="Consolas"/>
                 <w:sz w:val="16"/>
               </w:rPr>
-              <w:t xml:space="preserve">                      "disponibilidad": "disponible" } }</w:t>
+              <w:t xml:space="preserve">  "perfil_tecnico": { "codigo_empleado": "TEC-014", "disponibilidad": "Disponible",</w:t>
+              <w:br/>
+            </w:r>
+            <w:r>
+              <w:rPr>
+                <w:rFonts w:ascii="Consolas" w:hAnsi="Consolas" w:eastAsia="Consolas"/>
+                <w:sz w:val="16"/>
+              </w:rPr>
+              <w:t xml:space="preserve">                      "calificacion_promedio": 4.6,</w:t>
+              <w:br/>
+            </w:r>
+            <w:r>
+              <w:rPr>
+                <w:rFonts w:ascii="Consolas" w:hAnsi="Consolas" w:eastAsia="Consolas"/>
+                <w:sz w:val="16"/>
+              </w:rPr>
+              <w:t xml:space="preserve">                      "especialidades": [ "Alta tensión", "Redes IoT" ] } }</w:t>
             </w:r>
           </w:p>
         </w:tc>
@@ -2536,6 +2882,7 @@
           </w:tcPr>
           <w:p>
             <w:pPr>
+              <w:keepNext/>
               <w:spacing w:after="0" w:line="240" w:lineRule="auto"/>
               <w:jc w:val="center"/>
             </w:pPr>
@@ -2560,6 +2907,7 @@
           </w:tcPr>
           <w:p>
             <w:pPr>
+              <w:keepNext/>
               <w:spacing w:after="0" w:line="240" w:lineRule="auto"/>
               <w:jc w:val="center"/>
             </w:pPr>
@@ -2585,6 +2933,7 @@
           </w:tcPr>
           <w:p>
             <w:pPr>
+              <w:keepNext/>
               <w:spacing w:after="0" w:line="240" w:lineRule="auto"/>
             </w:pPr>
             <w:r/>
@@ -2603,6 +2952,7 @@
           </w:tcPr>
           <w:p>
             <w:pPr>
+              <w:keepNext/>
               <w:spacing w:after="0" w:line="240" w:lineRule="auto"/>
             </w:pPr>
             <w:r/>
@@ -2611,7 +2961,7 @@
                 <w:b w:val="0"/>
                 <w:sz w:val="19"/>
               </w:rPr>
-              <w:t>Las mediciones no se embeben en la instalación; las cubetas tienen máximo 60 lecturas y alertas_recientes máximo 5 elementos.</w:t>
+              <w:t>Las mediciones y consumos no se embeben en la instalación; las cubetas tienen máximo 60 lecturas (mediciones) o 96 registros (consumos) y alertas_recientes máximo 5 elementos.</w:t>
             </w:r>
           </w:p>
         </w:tc>
@@ -2623,6 +2973,7 @@
           </w:tcPr>
           <w:p>
             <w:pPr>
+              <w:keepNext/>
               <w:spacing w:after="0" w:line="240" w:lineRule="auto"/>
             </w:pPr>
             <w:r/>
@@ -2641,6 +2992,7 @@
           </w:tcPr>
           <w:p>
             <w:pPr>
+              <w:keepNext/>
               <w:spacing w:after="0" w:line="240" w:lineRule="auto"/>
             </w:pPr>
             <w:r/>
@@ -2649,7 +3001,7 @@
                 <w:b w:val="0"/>
                 <w:sz w:val="19"/>
               </w:rPr>
-              <w:t>Solo se embeben datos acotados (paneles, sensores, actividades, presupuesto); lo que crece con el tiempo va en su propia colección.</w:t>
+              <w:t>Solo se embeben datos acotados (permisos, paneles, sensores, actividades, presupuesto); lo que crece con el tiempo va en su propia colección.</w:t>
             </w:r>
           </w:p>
         </w:tc>
@@ -2661,6 +3013,7 @@
           </w:tcPr>
           <w:p>
             <w:pPr>
+              <w:keepNext/>
               <w:spacing w:after="0" w:line="240" w:lineRule="auto"/>
             </w:pPr>
             <w:r/>
@@ -2679,6 +3032,7 @@
           </w:tcPr>
           <w:p>
             <w:pPr>
+              <w:keepNext/>
               <w:spacing w:after="0" w:line="240" w:lineRule="auto"/>
             </w:pPr>
             <w:r/>
@@ -2699,6 +3053,7 @@
           </w:tcPr>
           <w:p>
             <w:pPr>
+              <w:keepNext/>
               <w:spacing w:after="0" w:line="240" w:lineRule="auto"/>
             </w:pPr>
             <w:r/>
@@ -2717,6 +3072,7 @@
           </w:tcPr>
           <w:p>
             <w:pPr>
+              <w:keepNext/>
               <w:spacing w:after="0" w:line="240" w:lineRule="auto"/>
             </w:pPr>
             <w:r/>
@@ -2725,7 +3081,7 @@
                 <w:b w:val="0"/>
                 <w:sz w:val="19"/>
               </w:rPr>
-              <w:t>Las 16 entidades relacionales se agrupan en 10 colecciones.</w:t>
+              <w:t>Las 25 tablas relacionales se agrupan en 14 colecciones; las tablas intermedias Rol_Permiso y Tecnico_Especialidad desaparecen.</w:t>
             </w:r>
           </w:p>
         </w:tc>
@@ -2818,7 +3174,7 @@
         <w:rPr>
           <w:b w:val="0"/>
         </w:rPr>
-        <w:t xml:space="preserve"> y muestra la forma de sus documentos: los campos, su tipo de dato BSON, los subdocumentos y arreglos embebidos, y las referencias hacia otras colecciones. El diagrama se elaboró a partir de las colecciones definidas en la sección 3.4.1 y aplicando los patrones de modelo de datos descritos en la sección 3.4.3.</w:t>
+        <w:t xml:space="preserve"> y muestra la forma de sus documentos: los campos, su tipo de dato BSON, los subdocumentos y arreglos embebidos, y las referencias hacia otras colecciones. El diagrama se elaboró a partir del diagrama físico normalizado, de las colecciones de la sección 3.4.1 y de los patrones de modelo de datos descritos en la sección 3.4.3.</w:t>
       </w:r>
     </w:p>
     <w:p>
@@ -2854,6 +3210,7 @@
           </w:tcPr>
           <w:p>
             <w:pPr>
+              <w:keepNext/>
               <w:spacing w:after="0" w:line="240" w:lineRule="auto"/>
               <w:jc w:val="center"/>
             </w:pPr>
@@ -2878,6 +3235,7 @@
           </w:tcPr>
           <w:p>
             <w:pPr>
+              <w:keepNext/>
               <w:spacing w:after="0" w:line="240" w:lineRule="auto"/>
               <w:jc w:val="center"/>
             </w:pPr>
@@ -2903,6 +3261,7 @@
           </w:tcPr>
           <w:p>
             <w:pPr>
+              <w:keepNext/>
               <w:spacing w:after="0" w:line="240" w:lineRule="auto"/>
             </w:pPr>
             <w:r/>
@@ -2928,6 +3287,7 @@
           </w:tcPr>
           <w:p>
             <w:pPr>
+              <w:keepNext/>
               <w:spacing w:after="0" w:line="240" w:lineRule="auto"/>
             </w:pPr>
             <w:r/>
@@ -2948,6 +3308,7 @@
           </w:tcPr>
           <w:p>
             <w:pPr>
+              <w:keepNext/>
               <w:spacing w:after="0" w:line="240" w:lineRule="auto"/>
             </w:pPr>
             <w:r/>
@@ -2973,6 +3334,7 @@
           </w:tcPr>
           <w:p>
             <w:pPr>
+              <w:keepNext/>
               <w:spacing w:after="0" w:line="240" w:lineRule="auto"/>
             </w:pPr>
             <w:r/>
@@ -2993,6 +3355,7 @@
           </w:tcPr>
           <w:p>
             <w:pPr>
+              <w:keepNext/>
               <w:spacing w:after="0" w:line="240" w:lineRule="auto"/>
             </w:pPr>
             <w:r/>
@@ -3018,6 +3381,7 @@
           </w:tcPr>
           <w:p>
             <w:pPr>
+              <w:keepNext/>
               <w:spacing w:after="0" w:line="240" w:lineRule="auto"/>
             </w:pPr>
             <w:r/>
@@ -3038,6 +3402,7 @@
           </w:tcPr>
           <w:p>
             <w:pPr>
+              <w:keepNext/>
               <w:spacing w:after="0" w:line="240" w:lineRule="auto"/>
             </w:pPr>
             <w:r/>
@@ -3063,6 +3428,7 @@
           </w:tcPr>
           <w:p>
             <w:pPr>
+              <w:keepNext/>
               <w:spacing w:after="0" w:line="240" w:lineRule="auto"/>
             </w:pPr>
             <w:r/>
@@ -3083,6 +3449,7 @@
           </w:tcPr>
           <w:p>
             <w:pPr>
+              <w:keepNext/>
               <w:spacing w:after="0" w:line="240" w:lineRule="auto"/>
             </w:pPr>
             <w:r/>
@@ -3108,6 +3475,7 @@
           </w:tcPr>
           <w:p>
             <w:pPr>
+              <w:keepNext/>
               <w:spacing w:after="0" w:line="240" w:lineRule="auto"/>
             </w:pPr>
             <w:r/>
@@ -3182,7 +3550,7 @@
       <w:r>
         <w:drawing>
           <wp:inline xmlns:a="http://schemas.openxmlformats.org/drawingml/2006/main" xmlns:pic="http://schemas.openxmlformats.org/drawingml/2006/picture">
-            <wp:extent cx="9540000" cy="5449626"/>
+            <wp:extent cx="9540000" cy="6004954"/>
             <wp:docPr id="1" name="Picture 1"/>
             <wp:cNvGraphicFramePr>
               <a:graphicFrameLocks noChangeAspect="1"/>
@@ -3203,7 +3571,7 @@
                   <pic:spPr>
                     <a:xfrm>
                       <a:off x="0" y="0"/>
-                      <a:ext cx="9540000" cy="5449626"/>
+                      <a:ext cx="9540000" cy="6004954"/>
                     </a:xfrm>
                     <a:prstGeom prst="rect"/>
                   </pic:spPr>
@@ -3262,7 +3630,7 @@
         <w:rPr>
           <w:b w:val="0"/>
         </w:rPr>
-        <w:t xml:space="preserve">, que contiene embebidos sus paneles y sensores. A la derecha se vincula con </w:t>
+        <w:t xml:space="preserve">, que contiene embebidos sus paneles y, dentro de cada panel, sus sensores. A la derecha se ubican los catálogos que la instalación referencia: </w:t>
       </w:r>
       <w:r>
         <w:rPr>
@@ -3274,7 +3642,43 @@
         <w:rPr>
           <w:b w:val="0"/>
         </w:rPr>
-        <w:t xml:space="preserve">, su propietario. La colección </w:t>
+        <w:t xml:space="preserve">, </w:t>
+      </w:r>
+      <w:r>
+        <w:rPr>
+          <w:b/>
+        </w:rPr>
+        <w:t>tarifas</w:t>
+      </w:r>
+      <w:r>
+        <w:rPr>
+          <w:b w:val="0"/>
+        </w:rPr>
+        <w:t xml:space="preserve"> (con su distribuidora), </w:t>
+      </w:r>
+      <w:r>
+        <w:rPr>
+          <w:b/>
+        </w:rPr>
+        <w:t>factores_emision</w:t>
+      </w:r>
+      <w:r>
+        <w:rPr>
+          <w:b w:val="0"/>
+        </w:rPr>
+        <w:t xml:space="preserve"> y </w:t>
+      </w:r>
+      <w:r>
+        <w:rPr>
+          <w:b/>
+        </w:rPr>
+        <w:t>modelos_panel</w:t>
+      </w:r>
+      <w:r>
+        <w:rPr>
+          <w:b w:val="0"/>
+        </w:rPr>
+        <w:t xml:space="preserve">. Las colecciones </w:t>
       </w:r>
       <w:r>
         <w:rPr>
@@ -3286,7 +3690,19 @@
         <w:rPr>
           <w:b w:val="0"/>
         </w:rPr>
-        <w:t xml:space="preserve"> almacena la telemetría de cada sensor agrupada por hora. La parte superior muestra la cadena operativa ante una falla: una </w:t>
+        <w:t xml:space="preserve"> y </w:t>
+      </w:r>
+      <w:r>
+        <w:rPr>
+          <w:b/>
+        </w:rPr>
+        <w:t>consumos_energia</w:t>
+      </w:r>
+      <w:r>
+        <w:rPr>
+          <w:b w:val="0"/>
+        </w:rPr>
+        <w:t xml:space="preserve"> almacenan las series de tiempo agrupadas por hora y por día. La parte superior muestra la cadena operativa ante una falla: una </w:t>
       </w:r>
       <w:r>
         <w:rPr>
@@ -3395,14 +3811,14 @@
         <w:tblLook w:firstColumn="1" w:firstRow="1" w:lastColumn="0" w:lastRow="0" w:noHBand="0" w:noVBand="1" w:val="04A0"/>
       </w:tblPr>
       <w:tblGrid>
-        <w:gridCol w:w="2381"/>
-        <w:gridCol w:w="3005"/>
+        <w:gridCol w:w="2268"/>
+        <w:gridCol w:w="3118"/>
         <w:gridCol w:w="3685"/>
       </w:tblGrid>
       <w:tr>
         <w:tc>
           <w:tcPr>
-            <w:tcW w:type="dxa" w:w="2381"/>
+            <w:tcW w:type="dxa" w:w="2268"/>
             <w:shd w:val="clear" w:color="auto" w:fill="A2C4C9"/>
           </w:tcPr>
           <w:p>
@@ -3420,13 +3836,13 @@
                 <w:b/>
                 <w:sz w:val="18"/>
               </w:rPr>
-              <w:t>Entidad (modelo relacional)</w:t>
+              <w:t>Tabla (modelo relacional)</w:t>
             </w:r>
           </w:p>
         </w:tc>
         <w:tc>
           <w:tcPr>
-            <w:tcW w:type="dxa" w:w="3005"/>
+            <w:tcW w:type="dxa" w:w="3118"/>
             <w:shd w:val="clear" w:color="auto" w:fill="A2C4C9"/>
           </w:tcPr>
           <w:p>
@@ -3476,7 +3892,7 @@
       <w:tr>
         <w:tc>
           <w:tcPr>
-            <w:tcW w:type="dxa" w:w="2381"/>
+            <w:tcW w:type="dxa" w:w="2268"/>
           </w:tcPr>
           <w:p>
             <w:pPr>
@@ -3494,7 +3910,7 @@
         </w:tc>
         <w:tc>
           <w:tcPr>
-            <w:tcW w:type="dxa" w:w="3005"/>
+            <w:tcW w:type="dxa" w:w="3118"/>
           </w:tcPr>
           <w:p>
             <w:pPr>
@@ -3524,7 +3940,7 @@
                 <w:b w:val="0"/>
                 <w:sz w:val="18"/>
               </w:rPr>
-              <w:t>Colección propia (catálogo compartido por muchos usuarios).</w:t>
+              <w:t>Colección propia.</w:t>
             </w:r>
           </w:p>
         </w:tc>
@@ -3532,7 +3948,7 @@
       <w:tr>
         <w:tc>
           <w:tcPr>
-            <w:tcW w:type="dxa" w:w="2381"/>
+            <w:tcW w:type="dxa" w:w="2268"/>
           </w:tcPr>
           <w:p>
             <w:pPr>
@@ -3544,13 +3960,13 @@
                 <w:b w:val="0"/>
                 <w:sz w:val="18"/>
               </w:rPr>
-              <w:t>Usuario</w:t>
+              <w:t>Permiso</w:t>
             </w:r>
           </w:p>
         </w:tc>
         <w:tc>
           <w:tcPr>
-            <w:tcW w:type="dxa" w:w="3005"/>
+            <w:tcW w:type="dxa" w:w="3118"/>
           </w:tcPr>
           <w:p>
             <w:pPr>
@@ -3562,7 +3978,7 @@
                 <w:b w:val="0"/>
                 <w:sz w:val="18"/>
               </w:rPr>
-              <w:t>usuarios</w:t>
+              <w:t>roles.permisos[ ]</w:t>
             </w:r>
           </w:p>
         </w:tc>
@@ -3580,7 +3996,7 @@
                 <w:b w:val="0"/>
                 <w:sz w:val="18"/>
               </w:rPr>
-              <w:t>Colección propia; guarda una referencia extendida a su rol.</w:t>
+              <w:t>Arreglo embebido: un rol tiene pocos permisos y se leen juntos.</w:t>
             </w:r>
           </w:p>
         </w:tc>
@@ -3588,7 +4004,7 @@
       <w:tr>
         <w:tc>
           <w:tcPr>
-            <w:tcW w:type="dxa" w:w="2381"/>
+            <w:tcW w:type="dxa" w:w="2268"/>
           </w:tcPr>
           <w:p>
             <w:pPr>
@@ -3600,13 +4016,13 @@
                 <w:b w:val="0"/>
                 <w:sz w:val="18"/>
               </w:rPr>
-              <w:t>Técnico</w:t>
+              <w:t>Rol_Permiso</w:t>
             </w:r>
           </w:p>
         </w:tc>
         <w:tc>
           <w:tcPr>
-            <w:tcW w:type="dxa" w:w="3005"/>
+            <w:tcW w:type="dxa" w:w="3118"/>
           </w:tcPr>
           <w:p>
             <w:pPr>
@@ -3618,7 +4034,7 @@
                 <w:b w:val="0"/>
                 <w:sz w:val="18"/>
               </w:rPr>
-              <w:t>usuarios.perfil_tecnico</w:t>
+              <w:t>(desaparece)</w:t>
             </w:r>
           </w:p>
         </w:tc>
@@ -3636,7 +4052,7 @@
                 <w:b w:val="0"/>
                 <w:sz w:val="18"/>
               </w:rPr>
-              <w:t>Subdocumento opcional (relación 1:1 con Usuario).</w:t>
+              <w:t>La relación N:M queda resuelta por el arreglo permisos.</w:t>
             </w:r>
           </w:p>
         </w:tc>
@@ -3644,7 +4060,7 @@
       <w:tr>
         <w:tc>
           <w:tcPr>
-            <w:tcW w:type="dxa" w:w="2381"/>
+            <w:tcW w:type="dxa" w:w="2268"/>
           </w:tcPr>
           <w:p>
             <w:pPr>
@@ -3656,13 +4072,13 @@
                 <w:b w:val="0"/>
                 <w:sz w:val="18"/>
               </w:rPr>
-              <w:t>Cliente</w:t>
+              <w:t>Usuario</w:t>
             </w:r>
           </w:p>
         </w:tc>
         <w:tc>
           <w:tcPr>
-            <w:tcW w:type="dxa" w:w="3005"/>
+            <w:tcW w:type="dxa" w:w="3118"/>
           </w:tcPr>
           <w:p>
             <w:pPr>
@@ -3674,7 +4090,7 @@
                 <w:b w:val="0"/>
                 <w:sz w:val="18"/>
               </w:rPr>
-              <w:t>clientes</w:t>
+              <w:t>usuarios</w:t>
             </w:r>
           </w:p>
         </w:tc>
@@ -3692,7 +4108,7 @@
                 <w:b w:val="0"/>
                 <w:sz w:val="18"/>
               </w:rPr>
-              <w:t>Colección propia; se copia razón social y RUC en la instalación.</w:t>
+              <w:t>Colección propia con referencia extendida a su rol.</w:t>
             </w:r>
           </w:p>
         </w:tc>
@@ -3700,7 +4116,7 @@
       <w:tr>
         <w:tc>
           <w:tcPr>
-            <w:tcW w:type="dxa" w:w="2381"/>
+            <w:tcW w:type="dxa" w:w="2268"/>
           </w:tcPr>
           <w:p>
             <w:pPr>
@@ -3712,13 +4128,13 @@
                 <w:b w:val="0"/>
                 <w:sz w:val="18"/>
               </w:rPr>
-              <w:t>Instalación</w:t>
+              <w:t>Tecnico</w:t>
             </w:r>
           </w:p>
         </w:tc>
         <w:tc>
           <w:tcPr>
-            <w:tcW w:type="dxa" w:w="3005"/>
+            <w:tcW w:type="dxa" w:w="3118"/>
           </w:tcPr>
           <w:p>
             <w:pPr>
@@ -3730,7 +4146,7 @@
                 <w:b w:val="0"/>
                 <w:sz w:val="18"/>
               </w:rPr>
-              <w:t>instalaciones</w:t>
+              <w:t>usuarios.perfil_tecnico</w:t>
             </w:r>
           </w:p>
         </w:tc>
@@ -3748,7 +4164,7 @@
                 <w:b w:val="0"/>
                 <w:sz w:val="18"/>
               </w:rPr>
-              <w:t>Colección propia, documento central del modelo.</w:t>
+              <w:t>Subdocumento opcional (relación 1:1 con Usuario).</w:t>
             </w:r>
           </w:p>
         </w:tc>
@@ -3756,7 +4172,7 @@
       <w:tr>
         <w:tc>
           <w:tcPr>
-            <w:tcW w:type="dxa" w:w="2381"/>
+            <w:tcW w:type="dxa" w:w="2268"/>
           </w:tcPr>
           <w:p>
             <w:pPr>
@@ -3768,13 +4184,13 @@
                 <w:b w:val="0"/>
                 <w:sz w:val="18"/>
               </w:rPr>
-              <w:t>Panel Solar</w:t>
+              <w:t>Especialidad</w:t>
             </w:r>
           </w:p>
         </w:tc>
         <w:tc>
           <w:tcPr>
-            <w:tcW w:type="dxa" w:w="3005"/>
+            <w:tcW w:type="dxa" w:w="3118"/>
           </w:tcPr>
           <w:p>
             <w:pPr>
@@ -3786,7 +4202,7 @@
                 <w:b w:val="0"/>
                 <w:sz w:val="18"/>
               </w:rPr>
-              <w:t>instalaciones.paneles[ ]</w:t>
+              <w:t>usuarios.perfil_tecnico.especialidades[ ]</w:t>
             </w:r>
           </w:p>
         </w:tc>
@@ -3804,7 +4220,7 @@
                 <w:b w:val="0"/>
                 <w:sz w:val="18"/>
               </w:rPr>
-              <w:t>Arreglo embebido (1 a pocos, se leen junto con la instalación).</w:t>
+              <w:t>Arreglo de textos (catálogo pequeño).</w:t>
             </w:r>
           </w:p>
         </w:tc>
@@ -3812,7 +4228,7 @@
       <w:tr>
         <w:tc>
           <w:tcPr>
-            <w:tcW w:type="dxa" w:w="2381"/>
+            <w:tcW w:type="dxa" w:w="2268"/>
           </w:tcPr>
           <w:p>
             <w:pPr>
@@ -3824,13 +4240,13 @@
                 <w:b w:val="0"/>
                 <w:sz w:val="18"/>
               </w:rPr>
-              <w:t>Sensor IoT</w:t>
+              <w:t>Tecnico_Especialidad</w:t>
             </w:r>
           </w:p>
         </w:tc>
         <w:tc>
           <w:tcPr>
-            <w:tcW w:type="dxa" w:w="3005"/>
+            <w:tcW w:type="dxa" w:w="3118"/>
           </w:tcPr>
           <w:p>
             <w:pPr>
@@ -3842,7 +4258,7 @@
                 <w:b w:val="0"/>
                 <w:sz w:val="18"/>
               </w:rPr>
-              <w:t>instalaciones.sensores[ ]</w:t>
+              <w:t>(desaparece)</w:t>
             </w:r>
           </w:p>
         </w:tc>
@@ -3860,7 +4276,7 @@
                 <w:b w:val="0"/>
                 <w:sz w:val="18"/>
               </w:rPr>
-              <w:t>Arreglo embebido; panel_id indica a qué panel está acoplado.</w:t>
+              <w:t>La relación N:M queda resuelta por el arreglo especialidades.</w:t>
             </w:r>
           </w:p>
         </w:tc>
@@ -3868,7 +4284,7 @@
       <w:tr>
         <w:tc>
           <w:tcPr>
-            <w:tcW w:type="dxa" w:w="2381"/>
+            <w:tcW w:type="dxa" w:w="2268"/>
           </w:tcPr>
           <w:p>
             <w:pPr>
@@ -3880,13 +4296,13 @@
                 <w:b w:val="0"/>
                 <w:sz w:val="18"/>
               </w:rPr>
-              <w:t>Medición</w:t>
+              <w:t>Cliente</w:t>
             </w:r>
           </w:p>
         </w:tc>
         <w:tc>
           <w:tcPr>
-            <w:tcW w:type="dxa" w:w="3005"/>
+            <w:tcW w:type="dxa" w:w="3118"/>
           </w:tcPr>
           <w:p>
             <w:pPr>
@@ -3898,7 +4314,7 @@
                 <w:b w:val="0"/>
                 <w:sz w:val="18"/>
               </w:rPr>
-              <w:t>mediciones</w:t>
+              <w:t>clientes</w:t>
             </w:r>
           </w:p>
         </w:tc>
@@ -3916,7 +4332,7 @@
                 <w:b w:val="0"/>
                 <w:sz w:val="18"/>
               </w:rPr>
-              <w:t>Colección propia con patrón Bucket (1 documento por sensor y por hora).</w:t>
+              <w:t>Colección propia.</w:t>
             </w:r>
           </w:p>
         </w:tc>
@@ -3924,7 +4340,7 @@
       <w:tr>
         <w:tc>
           <w:tcPr>
-            <w:tcW w:type="dxa" w:w="2381"/>
+            <w:tcW w:type="dxa" w:w="2268"/>
           </w:tcPr>
           <w:p>
             <w:pPr>
@@ -3936,13 +4352,13 @@
                 <w:b w:val="0"/>
                 <w:sz w:val="18"/>
               </w:rPr>
-              <w:t>Anomalía</w:t>
+              <w:t>Tarifa_electrica</w:t>
             </w:r>
           </w:p>
         </w:tc>
         <w:tc>
           <w:tcPr>
-            <w:tcW w:type="dxa" w:w="3005"/>
+            <w:tcW w:type="dxa" w:w="3118"/>
           </w:tcPr>
           <w:p>
             <w:pPr>
@@ -3954,7 +4370,7 @@
                 <w:b w:val="0"/>
                 <w:sz w:val="18"/>
               </w:rPr>
-              <w:t>anomalias</w:t>
+              <w:t>tarifas</w:t>
             </w:r>
           </w:p>
         </w:tc>
@@ -3972,7 +4388,7 @@
                 <w:b w:val="0"/>
                 <w:sz w:val="18"/>
               </w:rPr>
-              <w:t>Colección propia (crece sin límite).</w:t>
+              <w:t>Colección propia (compartida por muchas instalaciones).</w:t>
             </w:r>
           </w:p>
         </w:tc>
@@ -3980,7 +4396,7 @@
       <w:tr>
         <w:tc>
           <w:tcPr>
-            <w:tcW w:type="dxa" w:w="2381"/>
+            <w:tcW w:type="dxa" w:w="2268"/>
           </w:tcPr>
           <w:p>
             <w:pPr>
@@ -3992,13 +4408,13 @@
                 <w:b w:val="0"/>
                 <w:sz w:val="18"/>
               </w:rPr>
-              <w:t>Alerta</w:t>
+              <w:t>Distribuidora</w:t>
             </w:r>
           </w:p>
         </w:tc>
         <w:tc>
           <w:tcPr>
-            <w:tcW w:type="dxa" w:w="3005"/>
+            <w:tcW w:type="dxa" w:w="3118"/>
           </w:tcPr>
           <w:p>
             <w:pPr>
@@ -4010,7 +4426,7 @@
                 <w:b w:val="0"/>
                 <w:sz w:val="18"/>
               </w:rPr>
-              <w:t>alertas</w:t>
+              <w:t>tarifas.distribuidora</w:t>
             </w:r>
           </w:p>
         </w:tc>
@@ -4028,7 +4444,7 @@
                 <w:b w:val="0"/>
                 <w:sz w:val="18"/>
               </w:rPr>
-              <w:t>Colección propia + copia de las 5 últimas en la instalación (Subset).</w:t>
+              <w:t>Subdocumento (solo tiene nombre).</w:t>
             </w:r>
           </w:p>
         </w:tc>
@@ -4036,7 +4452,7 @@
       <w:tr>
         <w:tc>
           <w:tcPr>
-            <w:tcW w:type="dxa" w:w="2381"/>
+            <w:tcW w:type="dxa" w:w="2268"/>
           </w:tcPr>
           <w:p>
             <w:pPr>
@@ -4048,13 +4464,13 @@
                 <w:b w:val="0"/>
                 <w:sz w:val="18"/>
               </w:rPr>
-              <w:t>Incidencia</w:t>
+              <w:t>Factor_emision</w:t>
             </w:r>
           </w:p>
         </w:tc>
         <w:tc>
           <w:tcPr>
-            <w:tcW w:type="dxa" w:w="3005"/>
+            <w:tcW w:type="dxa" w:w="3118"/>
           </w:tcPr>
           <w:p>
             <w:pPr>
@@ -4066,7 +4482,7 @@
                 <w:b w:val="0"/>
                 <w:sz w:val="18"/>
               </w:rPr>
-              <w:t>incidencias</w:t>
+              <w:t>factores_emision</w:t>
             </w:r>
           </w:p>
         </w:tc>
@@ -4084,7 +4500,7 @@
                 <w:b w:val="0"/>
                 <w:sz w:val="18"/>
               </w:rPr>
-              <w:t>Colección propia con referencias a alerta y anomalía (trazabilidad).</w:t>
+              <w:t>Colección propia (catálogo que cambia por año).</w:t>
             </w:r>
           </w:p>
         </w:tc>
@@ -4092,7 +4508,7 @@
       <w:tr>
         <w:tc>
           <w:tcPr>
-            <w:tcW w:type="dxa" w:w="2381"/>
+            <w:tcW w:type="dxa" w:w="2268"/>
           </w:tcPr>
           <w:p>
             <w:pPr>
@@ -4104,13 +4520,13 @@
                 <w:b w:val="0"/>
                 <w:sz w:val="18"/>
               </w:rPr>
-              <w:t>Orden de mantenimiento</w:t>
+              <w:t>Instalacion</w:t>
             </w:r>
           </w:p>
         </w:tc>
         <w:tc>
           <w:tcPr>
-            <w:tcW w:type="dxa" w:w="3005"/>
+            <w:tcW w:type="dxa" w:w="3118"/>
           </w:tcPr>
           <w:p>
             <w:pPr>
@@ -4122,7 +4538,7 @@
                 <w:b w:val="0"/>
                 <w:sz w:val="18"/>
               </w:rPr>
-              <w:t>ordenes_mantenimiento</w:t>
+              <w:t>instalaciones</w:t>
             </w:r>
           </w:p>
         </w:tc>
@@ -4140,7 +4556,7 @@
                 <w:b w:val="0"/>
                 <w:sz w:val="18"/>
               </w:rPr>
-              <w:t>Colección propia, agrupa todo el trabajo de la orden.</w:t>
+              <w:t>Colección propia, documento central del modelo.</w:t>
             </w:r>
           </w:p>
         </w:tc>
@@ -4148,7 +4564,7 @@
       <w:tr>
         <w:tc>
           <w:tcPr>
-            <w:tcW w:type="dxa" w:w="2381"/>
+            <w:tcW w:type="dxa" w:w="2268"/>
           </w:tcPr>
           <w:p>
             <w:pPr>
@@ -4160,13 +4576,13 @@
                 <w:b w:val="0"/>
                 <w:sz w:val="18"/>
               </w:rPr>
-              <w:t>Actividad de mantenimiento</w:t>
+              <w:t>Panel_Solar</w:t>
             </w:r>
           </w:p>
         </w:tc>
         <w:tc>
           <w:tcPr>
-            <w:tcW w:type="dxa" w:w="3005"/>
+            <w:tcW w:type="dxa" w:w="3118"/>
           </w:tcPr>
           <w:p>
             <w:pPr>
@@ -4178,7 +4594,7 @@
                 <w:b w:val="0"/>
                 <w:sz w:val="18"/>
               </w:rPr>
-              <w:t>ordenes_mantenimiento.actividades[ ]</w:t>
+              <w:t>instalaciones.paneles[ ]</w:t>
             </w:r>
           </w:p>
         </w:tc>
@@ -4196,7 +4612,7 @@
                 <w:b w:val="0"/>
                 <w:sz w:val="18"/>
               </w:rPr>
-              <w:t>Arreglo embebido (solo existe dentro de su orden).</w:t>
+              <w:t>Arreglo embebido (1 a pocos, se leen con la instalación).</w:t>
             </w:r>
           </w:p>
         </w:tc>
@@ -4204,7 +4620,7 @@
       <w:tr>
         <w:tc>
           <w:tcPr>
-            <w:tcW w:type="dxa" w:w="2381"/>
+            <w:tcW w:type="dxa" w:w="2268"/>
           </w:tcPr>
           <w:p>
             <w:pPr>
@@ -4216,13 +4632,13 @@
                 <w:b w:val="0"/>
                 <w:sz w:val="18"/>
               </w:rPr>
-              <w:t>Detalle de presupuesto</w:t>
+              <w:t>Modelo_panel</w:t>
             </w:r>
           </w:p>
         </w:tc>
         <w:tc>
           <w:tcPr>
-            <w:tcW w:type="dxa" w:w="3005"/>
+            <w:tcW w:type="dxa" w:w="3118"/>
           </w:tcPr>
           <w:p>
             <w:pPr>
@@ -4234,7 +4650,7 @@
                 <w:b w:val="0"/>
                 <w:sz w:val="18"/>
               </w:rPr>
-              <w:t>ordenes_mantenimiento.presupuesto[ ]</w:t>
+              <w:t>modelos_panel + paneles.modelo</w:t>
             </w:r>
           </w:p>
         </w:tc>
@@ -4252,7 +4668,7 @@
                 <w:b w:val="0"/>
                 <w:sz w:val="18"/>
               </w:rPr>
-              <w:t>Arreglo embebido con referencia extendida al repuesto.</w:t>
+              <w:t>Catálogo propio + copia de sus datos en cada panel.</w:t>
             </w:r>
           </w:p>
         </w:tc>
@@ -4260,7 +4676,7 @@
       <w:tr>
         <w:tc>
           <w:tcPr>
-            <w:tcW w:type="dxa" w:w="2381"/>
+            <w:tcW w:type="dxa" w:w="2268"/>
           </w:tcPr>
           <w:p>
             <w:pPr>
@@ -4272,13 +4688,13 @@
                 <w:b w:val="0"/>
                 <w:sz w:val="18"/>
               </w:rPr>
-              <w:t>Costo de mantenimiento</w:t>
+              <w:t>Sensor_iot</w:t>
             </w:r>
           </w:p>
         </w:tc>
         <w:tc>
           <w:tcPr>
-            <w:tcW w:type="dxa" w:w="3005"/>
+            <w:tcW w:type="dxa" w:w="3118"/>
           </w:tcPr>
           <w:p>
             <w:pPr>
@@ -4290,7 +4706,7 @@
                 <w:b w:val="0"/>
                 <w:sz w:val="18"/>
               </w:rPr>
-              <w:t>ordenes_mantenimiento.costo</w:t>
+              <w:t>instalaciones.paneles.sensores[ ]</w:t>
             </w:r>
           </w:p>
         </w:tc>
@@ -4308,7 +4724,7 @@
                 <w:b w:val="0"/>
                 <w:sz w:val="18"/>
               </w:rPr>
-              <w:t>Subdocumento (relación 1:1 con la orden).</w:t>
+              <w:t>Arreglo embebido dentro de su panel.</w:t>
             </w:r>
           </w:p>
         </w:tc>
@@ -4316,7 +4732,7 @@
       <w:tr>
         <w:tc>
           <w:tcPr>
-            <w:tcW w:type="dxa" w:w="2381"/>
+            <w:tcW w:type="dxa" w:w="2268"/>
           </w:tcPr>
           <w:p>
             <w:pPr>
@@ -4328,13 +4744,13 @@
                 <w:b w:val="0"/>
                 <w:sz w:val="18"/>
               </w:rPr>
-              <w:t>Repuesto</w:t>
+              <w:t>Medicion</w:t>
             </w:r>
           </w:p>
         </w:tc>
         <w:tc>
           <w:tcPr>
-            <w:tcW w:type="dxa" w:w="3005"/>
+            <w:tcW w:type="dxa" w:w="3118"/>
           </w:tcPr>
           <w:p>
             <w:pPr>
@@ -4346,7 +4762,7 @@
                 <w:b w:val="0"/>
                 <w:sz w:val="18"/>
               </w:rPr>
-              <w:t>repuestos</w:t>
+              <w:t>mediciones</w:t>
             </w:r>
           </w:p>
         </w:tc>
@@ -4364,7 +4780,511 @@
                 <w:b w:val="0"/>
                 <w:sz w:val="18"/>
               </w:rPr>
-              <w:t>Colección propia (inventario que se actualiza por separado).</w:t>
+              <w:t>Colección propia con patrón Bucket (sensor y hora).</w:t>
+            </w:r>
+          </w:p>
+        </w:tc>
+      </w:tr>
+      <w:tr>
+        <w:tc>
+          <w:tcPr>
+            <w:tcW w:type="dxa" w:w="2268"/>
+          </w:tcPr>
+          <w:p>
+            <w:pPr>
+              <w:spacing w:after="0" w:line="240" w:lineRule="auto"/>
+            </w:pPr>
+            <w:r/>
+            <w:r>
+              <w:rPr>
+                <w:b w:val="0"/>
+                <w:sz w:val="18"/>
+              </w:rPr>
+              <w:t>Consumo_energia</w:t>
+            </w:r>
+          </w:p>
+        </w:tc>
+        <w:tc>
+          <w:tcPr>
+            <w:tcW w:type="dxa" w:w="3118"/>
+          </w:tcPr>
+          <w:p>
+            <w:pPr>
+              <w:spacing w:after="0" w:line="240" w:lineRule="auto"/>
+            </w:pPr>
+            <w:r/>
+            <w:r>
+              <w:rPr>
+                <w:b w:val="0"/>
+                <w:sz w:val="18"/>
+              </w:rPr>
+              <w:t>consumos_energia</w:t>
+            </w:r>
+          </w:p>
+        </w:tc>
+        <w:tc>
+          <w:tcPr>
+            <w:tcW w:type="dxa" w:w="3685"/>
+          </w:tcPr>
+          <w:p>
+            <w:pPr>
+              <w:spacing w:after="0" w:line="240" w:lineRule="auto"/>
+            </w:pPr>
+            <w:r/>
+            <w:r>
+              <w:rPr>
+                <w:b w:val="0"/>
+                <w:sz w:val="18"/>
+              </w:rPr>
+              <w:t>Colección propia con patrón Bucket (instalación y día).</w:t>
+            </w:r>
+          </w:p>
+        </w:tc>
+      </w:tr>
+      <w:tr>
+        <w:tc>
+          <w:tcPr>
+            <w:tcW w:type="dxa" w:w="2268"/>
+          </w:tcPr>
+          <w:p>
+            <w:pPr>
+              <w:spacing w:after="0" w:line="240" w:lineRule="auto"/>
+            </w:pPr>
+            <w:r/>
+            <w:r>
+              <w:rPr>
+                <w:b w:val="0"/>
+                <w:sz w:val="18"/>
+              </w:rPr>
+              <w:t>Anomalia</w:t>
+            </w:r>
+          </w:p>
+        </w:tc>
+        <w:tc>
+          <w:tcPr>
+            <w:tcW w:type="dxa" w:w="3118"/>
+          </w:tcPr>
+          <w:p>
+            <w:pPr>
+              <w:spacing w:after="0" w:line="240" w:lineRule="auto"/>
+            </w:pPr>
+            <w:r/>
+            <w:r>
+              <w:rPr>
+                <w:b w:val="0"/>
+                <w:sz w:val="18"/>
+              </w:rPr>
+              <w:t>anomalias</w:t>
+            </w:r>
+          </w:p>
+        </w:tc>
+        <w:tc>
+          <w:tcPr>
+            <w:tcW w:type="dxa" w:w="3685"/>
+          </w:tcPr>
+          <w:p>
+            <w:pPr>
+              <w:spacing w:after="0" w:line="240" w:lineRule="auto"/>
+            </w:pPr>
+            <w:r/>
+            <w:r>
+              <w:rPr>
+                <w:b w:val="0"/>
+                <w:sz w:val="18"/>
+              </w:rPr>
+              <w:t>Colección propia (crece sin límite).</w:t>
+            </w:r>
+          </w:p>
+        </w:tc>
+      </w:tr>
+      <w:tr>
+        <w:tc>
+          <w:tcPr>
+            <w:tcW w:type="dxa" w:w="2268"/>
+          </w:tcPr>
+          <w:p>
+            <w:pPr>
+              <w:spacing w:after="0" w:line="240" w:lineRule="auto"/>
+            </w:pPr>
+            <w:r/>
+            <w:r>
+              <w:rPr>
+                <w:b w:val="0"/>
+                <w:sz w:val="18"/>
+              </w:rPr>
+              <w:t>Alerta</w:t>
+            </w:r>
+          </w:p>
+        </w:tc>
+        <w:tc>
+          <w:tcPr>
+            <w:tcW w:type="dxa" w:w="3118"/>
+          </w:tcPr>
+          <w:p>
+            <w:pPr>
+              <w:spacing w:after="0" w:line="240" w:lineRule="auto"/>
+            </w:pPr>
+            <w:r/>
+            <w:r>
+              <w:rPr>
+                <w:b w:val="0"/>
+                <w:sz w:val="18"/>
+              </w:rPr>
+              <w:t>alertas</w:t>
+            </w:r>
+          </w:p>
+        </w:tc>
+        <w:tc>
+          <w:tcPr>
+            <w:tcW w:type="dxa" w:w="3685"/>
+          </w:tcPr>
+          <w:p>
+            <w:pPr>
+              <w:spacing w:after="0" w:line="240" w:lineRule="auto"/>
+            </w:pPr>
+            <w:r/>
+            <w:r>
+              <w:rPr>
+                <w:b w:val="0"/>
+                <w:sz w:val="18"/>
+              </w:rPr>
+              <w:t>Colección propia + las 5 últimas copiadas en la instalación.</w:t>
+            </w:r>
+          </w:p>
+        </w:tc>
+      </w:tr>
+      <w:tr>
+        <w:tc>
+          <w:tcPr>
+            <w:tcW w:type="dxa" w:w="2268"/>
+          </w:tcPr>
+          <w:p>
+            <w:pPr>
+              <w:spacing w:after="0" w:line="240" w:lineRule="auto"/>
+            </w:pPr>
+            <w:r/>
+            <w:r>
+              <w:rPr>
+                <w:b w:val="0"/>
+                <w:sz w:val="18"/>
+              </w:rPr>
+              <w:t>Incidencia</w:t>
+            </w:r>
+          </w:p>
+        </w:tc>
+        <w:tc>
+          <w:tcPr>
+            <w:tcW w:type="dxa" w:w="3118"/>
+          </w:tcPr>
+          <w:p>
+            <w:pPr>
+              <w:spacing w:after="0" w:line="240" w:lineRule="auto"/>
+            </w:pPr>
+            <w:r/>
+            <w:r>
+              <w:rPr>
+                <w:b w:val="0"/>
+                <w:sz w:val="18"/>
+              </w:rPr>
+              <w:t>incidencias</w:t>
+            </w:r>
+          </w:p>
+        </w:tc>
+        <w:tc>
+          <w:tcPr>
+            <w:tcW w:type="dxa" w:w="3685"/>
+          </w:tcPr>
+          <w:p>
+            <w:pPr>
+              <w:spacing w:after="0" w:line="240" w:lineRule="auto"/>
+            </w:pPr>
+            <w:r/>
+            <w:r>
+              <w:rPr>
+                <w:b w:val="0"/>
+                <w:sz w:val="18"/>
+              </w:rPr>
+              <w:t>Colección propia con referencias a alerta y anomalía.</w:t>
+            </w:r>
+          </w:p>
+        </w:tc>
+      </w:tr>
+      <w:tr>
+        <w:tc>
+          <w:tcPr>
+            <w:tcW w:type="dxa" w:w="2268"/>
+          </w:tcPr>
+          <w:p>
+            <w:pPr>
+              <w:spacing w:after="0" w:line="240" w:lineRule="auto"/>
+            </w:pPr>
+            <w:r/>
+            <w:r>
+              <w:rPr>
+                <w:b w:val="0"/>
+                <w:sz w:val="18"/>
+              </w:rPr>
+              <w:t>Orden_mantenimiento</w:t>
+            </w:r>
+          </w:p>
+        </w:tc>
+        <w:tc>
+          <w:tcPr>
+            <w:tcW w:type="dxa" w:w="3118"/>
+          </w:tcPr>
+          <w:p>
+            <w:pPr>
+              <w:spacing w:after="0" w:line="240" w:lineRule="auto"/>
+            </w:pPr>
+            <w:r/>
+            <w:r>
+              <w:rPr>
+                <w:b w:val="0"/>
+                <w:sz w:val="18"/>
+              </w:rPr>
+              <w:t>ordenes_mantenimiento</w:t>
+            </w:r>
+          </w:p>
+        </w:tc>
+        <w:tc>
+          <w:tcPr>
+            <w:tcW w:type="dxa" w:w="3685"/>
+          </w:tcPr>
+          <w:p>
+            <w:pPr>
+              <w:spacing w:after="0" w:line="240" w:lineRule="auto"/>
+            </w:pPr>
+            <w:r/>
+            <w:r>
+              <w:rPr>
+                <w:b w:val="0"/>
+                <w:sz w:val="18"/>
+              </w:rPr>
+              <w:t>Colección propia que agrupa todo el trabajo.</w:t>
+            </w:r>
+          </w:p>
+        </w:tc>
+      </w:tr>
+      <w:tr>
+        <w:tc>
+          <w:tcPr>
+            <w:tcW w:type="dxa" w:w="2268"/>
+          </w:tcPr>
+          <w:p>
+            <w:pPr>
+              <w:spacing w:after="0" w:line="240" w:lineRule="auto"/>
+            </w:pPr>
+            <w:r/>
+            <w:r>
+              <w:rPr>
+                <w:b w:val="0"/>
+                <w:sz w:val="18"/>
+              </w:rPr>
+              <w:t>Actividad_mantenimiento</w:t>
+            </w:r>
+          </w:p>
+        </w:tc>
+        <w:tc>
+          <w:tcPr>
+            <w:tcW w:type="dxa" w:w="3118"/>
+          </w:tcPr>
+          <w:p>
+            <w:pPr>
+              <w:spacing w:after="0" w:line="240" w:lineRule="auto"/>
+            </w:pPr>
+            <w:r/>
+            <w:r>
+              <w:rPr>
+                <w:b w:val="0"/>
+                <w:sz w:val="18"/>
+              </w:rPr>
+              <w:t>ordenes_mantenimiento.actividades[ ]</w:t>
+            </w:r>
+          </w:p>
+        </w:tc>
+        <w:tc>
+          <w:tcPr>
+            <w:tcW w:type="dxa" w:w="3685"/>
+          </w:tcPr>
+          <w:p>
+            <w:pPr>
+              <w:spacing w:after="0" w:line="240" w:lineRule="auto"/>
+            </w:pPr>
+            <w:r/>
+            <w:r>
+              <w:rPr>
+                <w:b w:val="0"/>
+                <w:sz w:val="18"/>
+              </w:rPr>
+              <w:t>Arreglo embebido (solo existe en su orden).</w:t>
+            </w:r>
+          </w:p>
+        </w:tc>
+      </w:tr>
+      <w:tr>
+        <w:tc>
+          <w:tcPr>
+            <w:tcW w:type="dxa" w:w="2268"/>
+          </w:tcPr>
+          <w:p>
+            <w:pPr>
+              <w:spacing w:after="0" w:line="240" w:lineRule="auto"/>
+            </w:pPr>
+            <w:r/>
+            <w:r>
+              <w:rPr>
+                <w:b w:val="0"/>
+                <w:sz w:val="18"/>
+              </w:rPr>
+              <w:t>Detalle_presupuesto</w:t>
+            </w:r>
+          </w:p>
+        </w:tc>
+        <w:tc>
+          <w:tcPr>
+            <w:tcW w:type="dxa" w:w="3118"/>
+          </w:tcPr>
+          <w:p>
+            <w:pPr>
+              <w:spacing w:after="0" w:line="240" w:lineRule="auto"/>
+            </w:pPr>
+            <w:r/>
+            <w:r>
+              <w:rPr>
+                <w:b w:val="0"/>
+                <w:sz w:val="18"/>
+              </w:rPr>
+              <w:t>ordenes_mantenimiento.presupuesto[ ]</w:t>
+            </w:r>
+          </w:p>
+        </w:tc>
+        <w:tc>
+          <w:tcPr>
+            <w:tcW w:type="dxa" w:w="3685"/>
+          </w:tcPr>
+          <w:p>
+            <w:pPr>
+              <w:spacing w:after="0" w:line="240" w:lineRule="auto"/>
+            </w:pPr>
+            <w:r/>
+            <w:r>
+              <w:rPr>
+                <w:b w:val="0"/>
+                <w:sz w:val="18"/>
+              </w:rPr>
+              <w:t>Arreglo embebido con referencia al repuesto.</w:t>
+            </w:r>
+          </w:p>
+        </w:tc>
+      </w:tr>
+      <w:tr>
+        <w:tc>
+          <w:tcPr>
+            <w:tcW w:type="dxa" w:w="2268"/>
+          </w:tcPr>
+          <w:p>
+            <w:pPr>
+              <w:spacing w:after="0" w:line="240" w:lineRule="auto"/>
+            </w:pPr>
+            <w:r/>
+            <w:r>
+              <w:rPr>
+                <w:b w:val="0"/>
+                <w:sz w:val="18"/>
+              </w:rPr>
+              <w:t>Costo_mantenimiento</w:t>
+            </w:r>
+          </w:p>
+        </w:tc>
+        <w:tc>
+          <w:tcPr>
+            <w:tcW w:type="dxa" w:w="3118"/>
+          </w:tcPr>
+          <w:p>
+            <w:pPr>
+              <w:spacing w:after="0" w:line="240" w:lineRule="auto"/>
+            </w:pPr>
+            <w:r/>
+            <w:r>
+              <w:rPr>
+                <w:b w:val="0"/>
+                <w:sz w:val="18"/>
+              </w:rPr>
+              <w:t>ordenes_mantenimiento.costo</w:t>
+            </w:r>
+          </w:p>
+        </w:tc>
+        <w:tc>
+          <w:tcPr>
+            <w:tcW w:type="dxa" w:w="3685"/>
+          </w:tcPr>
+          <w:p>
+            <w:pPr>
+              <w:spacing w:after="0" w:line="240" w:lineRule="auto"/>
+            </w:pPr>
+            <w:r/>
+            <w:r>
+              <w:rPr>
+                <w:b w:val="0"/>
+                <w:sz w:val="18"/>
+              </w:rPr>
+              <w:t>Subdocumento (1 liquidación por orden).</w:t>
+            </w:r>
+          </w:p>
+        </w:tc>
+      </w:tr>
+      <w:tr>
+        <w:tc>
+          <w:tcPr>
+            <w:tcW w:type="dxa" w:w="2268"/>
+          </w:tcPr>
+          <w:p>
+            <w:pPr>
+              <w:spacing w:after="0" w:line="240" w:lineRule="auto"/>
+            </w:pPr>
+            <w:r/>
+            <w:r>
+              <w:rPr>
+                <w:b w:val="0"/>
+                <w:sz w:val="18"/>
+              </w:rPr>
+              <w:t>Repuesto</w:t>
+            </w:r>
+          </w:p>
+        </w:tc>
+        <w:tc>
+          <w:tcPr>
+            <w:tcW w:type="dxa" w:w="3118"/>
+          </w:tcPr>
+          <w:p>
+            <w:pPr>
+              <w:spacing w:after="0" w:line="240" w:lineRule="auto"/>
+            </w:pPr>
+            <w:r/>
+            <w:r>
+              <w:rPr>
+                <w:b w:val="0"/>
+                <w:sz w:val="18"/>
+              </w:rPr>
+              <w:t>repuestos</w:t>
+            </w:r>
+          </w:p>
+        </w:tc>
+        <w:tc>
+          <w:tcPr>
+            <w:tcW w:type="dxa" w:w="3685"/>
+          </w:tcPr>
+          <w:p>
+            <w:pPr>
+              <w:spacing w:after="0" w:line="240" w:lineRule="auto"/>
+            </w:pPr>
+            <w:r/>
+            <w:r>
+              <w:rPr>
+                <w:b w:val="0"/>
+                <w:sz w:val="18"/>
+              </w:rPr>
+              <w:t>Colección propia (inventario que cambia por separado).</w:t>
             </w:r>
           </w:p>
         </w:tc>
@@ -4397,15 +5317,15 @@
         <w:tblLook w:firstColumn="1" w:firstRow="1" w:lastColumn="0" w:lastRow="0" w:noHBand="0" w:noVBand="1" w:val="04A0"/>
       </w:tblPr>
       <w:tblGrid>
-        <w:gridCol w:w="3628"/>
-        <w:gridCol w:w="1871"/>
-        <w:gridCol w:w="907"/>
-        <w:gridCol w:w="2665"/>
+        <w:gridCol w:w="3742"/>
+        <w:gridCol w:w="2041"/>
+        <w:gridCol w:w="850"/>
+        <w:gridCol w:w="2438"/>
       </w:tblGrid>
       <w:tr>
         <w:tc>
           <w:tcPr>
-            <w:tcW w:type="dxa" w:w="3628"/>
+            <w:tcW w:type="dxa" w:w="3742"/>
             <w:shd w:val="clear" w:color="auto" w:fill="A2C4C9"/>
           </w:tcPr>
           <w:p>
@@ -4429,7 +5349,7 @@
         </w:tc>
         <w:tc>
           <w:tcPr>
-            <w:tcW w:type="dxa" w:w="1871"/>
+            <w:tcW w:type="dxa" w:w="2041"/>
             <w:shd w:val="clear" w:color="auto" w:fill="A2C4C9"/>
           </w:tcPr>
           <w:p>
@@ -4453,7 +5373,7 @@
         </w:tc>
         <w:tc>
           <w:tcPr>
-            <w:tcW w:type="dxa" w:w="907"/>
+            <w:tcW w:type="dxa" w:w="850"/>
             <w:shd w:val="clear" w:color="auto" w:fill="A2C4C9"/>
           </w:tcPr>
           <w:p>
@@ -4477,7 +5397,7 @@
         </w:tc>
         <w:tc>
           <w:tcPr>
-            <w:tcW w:type="dxa" w:w="2665"/>
+            <w:tcW w:type="dxa" w:w="2438"/>
             <w:shd w:val="clear" w:color="auto" w:fill="A2C4C9"/>
           </w:tcPr>
           <w:p>
@@ -4503,7 +5423,7 @@
       <w:tr>
         <w:tc>
           <w:tcPr>
-            <w:tcW w:type="dxa" w:w="3628"/>
+            <w:tcW w:type="dxa" w:w="3742"/>
           </w:tcPr>
           <w:p>
             <w:pPr>
@@ -4521,7 +5441,7 @@
         </w:tc>
         <w:tc>
           <w:tcPr>
-            <w:tcW w:type="dxa" w:w="1871"/>
+            <w:tcW w:type="dxa" w:w="2041"/>
           </w:tcPr>
           <w:p>
             <w:pPr>
@@ -4539,7 +5459,7 @@
         </w:tc>
         <w:tc>
           <w:tcPr>
-            <w:tcW w:type="dxa" w:w="907"/>
+            <w:tcW w:type="dxa" w:w="850"/>
           </w:tcPr>
           <w:p>
             <w:pPr>
@@ -4557,7 +5477,7 @@
         </w:tc>
         <w:tc>
           <w:tcPr>
-            <w:tcW w:type="dxa" w:w="2665"/>
+            <w:tcW w:type="dxa" w:w="2438"/>
           </w:tcPr>
           <w:p>
             <w:pPr>
@@ -4569,7 +5489,7 @@
                 <w:b w:val="0"/>
                 <w:sz w:val="17"/>
               </w:rPr>
-              <w:t>Permisos del usuario según su rol.</w:t>
+              <w:t>Rol y permisos del usuario.</w:t>
             </w:r>
           </w:p>
         </w:tc>
@@ -4577,7 +5497,7 @@
       <w:tr>
         <w:tc>
           <w:tcPr>
-            <w:tcW w:type="dxa" w:w="3628"/>
+            <w:tcW w:type="dxa" w:w="3742"/>
           </w:tcPr>
           <w:p>
             <w:pPr>
@@ -4589,13 +5509,13 @@
                 <w:b w:val="0"/>
                 <w:sz w:val="17"/>
               </w:rPr>
-              <w:t>instalaciones.cliente.cliente_id</w:t>
+              <w:t>usuarios.cliente_id</w:t>
             </w:r>
           </w:p>
         </w:tc>
         <w:tc>
           <w:tcPr>
-            <w:tcW w:type="dxa" w:w="1871"/>
+            <w:tcW w:type="dxa" w:w="2041"/>
           </w:tcPr>
           <w:p>
             <w:pPr>
@@ -4613,7 +5533,7 @@
         </w:tc>
         <w:tc>
           <w:tcPr>
-            <w:tcW w:type="dxa" w:w="907"/>
+            <w:tcW w:type="dxa" w:w="850"/>
           </w:tcPr>
           <w:p>
             <w:pPr>
@@ -4631,7 +5551,7 @@
         </w:tc>
         <w:tc>
           <w:tcPr>
-            <w:tcW w:type="dxa" w:w="2665"/>
+            <w:tcW w:type="dxa" w:w="2438"/>
           </w:tcPr>
           <w:p>
             <w:pPr>
@@ -4643,7 +5563,7 @@
                 <w:b w:val="0"/>
                 <w:sz w:val="17"/>
               </w:rPr>
-              <w:t>Propietario de la instalación.</w:t>
+              <w:t>Cliente al que pertenece el usuario.</w:t>
             </w:r>
           </w:p>
         </w:tc>
@@ -4651,7 +5571,7 @@
       <w:tr>
         <w:tc>
           <w:tcPr>
-            <w:tcW w:type="dxa" w:w="3628"/>
+            <w:tcW w:type="dxa" w:w="3742"/>
           </w:tcPr>
           <w:p>
             <w:pPr>
@@ -4663,13 +5583,13 @@
                 <w:b w:val="0"/>
                 <w:sz w:val="17"/>
               </w:rPr>
-              <w:t>instalaciones.alertas_recientes.alerta_id</w:t>
+              <w:t>instalaciones.cliente.cliente_id</w:t>
             </w:r>
           </w:p>
         </w:tc>
         <w:tc>
           <w:tcPr>
-            <w:tcW w:type="dxa" w:w="1871"/>
+            <w:tcW w:type="dxa" w:w="2041"/>
           </w:tcPr>
           <w:p>
             <w:pPr>
@@ -4681,13 +5601,13 @@
                 <w:b w:val="0"/>
                 <w:sz w:val="17"/>
               </w:rPr>
-              <w:t>alertas</w:t>
+              <w:t>clientes</w:t>
             </w:r>
           </w:p>
         </w:tc>
         <w:tc>
           <w:tcPr>
-            <w:tcW w:type="dxa" w:w="907"/>
+            <w:tcW w:type="dxa" w:w="850"/>
           </w:tcPr>
           <w:p>
             <w:pPr>
@@ -4699,13 +5619,13 @@
                 <w:b w:val="0"/>
                 <w:sz w:val="17"/>
               </w:rPr>
-              <w:t>1 : 0..5</w:t>
+              <w:t>N : 1</w:t>
             </w:r>
           </w:p>
         </w:tc>
         <w:tc>
           <w:tcPr>
-            <w:tcW w:type="dxa" w:w="2665"/>
+            <w:tcW w:type="dxa" w:w="2438"/>
           </w:tcPr>
           <w:p>
             <w:pPr>
@@ -4717,7 +5637,7 @@
                 <w:b w:val="0"/>
                 <w:sz w:val="17"/>
               </w:rPr>
-              <w:t>Últimas 5 alertas de la planta (Subset).</w:t>
+              <w:t>Propietario de la instalación.</w:t>
             </w:r>
           </w:p>
         </w:tc>
@@ -4725,7 +5645,7 @@
       <w:tr>
         <w:tc>
           <w:tcPr>
-            <w:tcW w:type="dxa" w:w="3628"/>
+            <w:tcW w:type="dxa" w:w="3742"/>
           </w:tcPr>
           <w:p>
             <w:pPr>
@@ -4737,13 +5657,13 @@
                 <w:b w:val="0"/>
                 <w:sz w:val="17"/>
               </w:rPr>
-              <w:t>mediciones.sensor_id</w:t>
+              <w:t>instalaciones.tarifa.tarifa_id</w:t>
             </w:r>
           </w:p>
         </w:tc>
         <w:tc>
           <w:tcPr>
-            <w:tcW w:type="dxa" w:w="1871"/>
+            <w:tcW w:type="dxa" w:w="2041"/>
           </w:tcPr>
           <w:p>
             <w:pPr>
@@ -4755,13 +5675,13 @@
                 <w:b w:val="0"/>
                 <w:sz w:val="17"/>
               </w:rPr>
-              <w:t>instalaciones.sensores</w:t>
+              <w:t>tarifas</w:t>
             </w:r>
           </w:p>
         </w:tc>
         <w:tc>
           <w:tcPr>
-            <w:tcW w:type="dxa" w:w="907"/>
+            <w:tcW w:type="dxa" w:w="850"/>
           </w:tcPr>
           <w:p>
             <w:pPr>
@@ -4779,7 +5699,7 @@
         </w:tc>
         <w:tc>
           <w:tcPr>
-            <w:tcW w:type="dxa" w:w="2665"/>
+            <w:tcW w:type="dxa" w:w="2438"/>
           </w:tcPr>
           <w:p>
             <w:pPr>
@@ -4791,7 +5711,7 @@
                 <w:b w:val="0"/>
                 <w:sz w:val="17"/>
               </w:rPr>
-              <w:t>Sensor e instalación que generaron la lectura.</w:t>
+              <w:t>Tarifa eléctrica contratada.</w:t>
             </w:r>
           </w:p>
         </w:tc>
@@ -4799,7 +5719,7 @@
       <w:tr>
         <w:tc>
           <w:tcPr>
-            <w:tcW w:type="dxa" w:w="3628"/>
+            <w:tcW w:type="dxa" w:w="3742"/>
           </w:tcPr>
           <w:p>
             <w:pPr>
@@ -4811,13 +5731,13 @@
                 <w:b w:val="0"/>
                 <w:sz w:val="17"/>
               </w:rPr>
-              <w:t>mediciones.instalacion_id</w:t>
+              <w:t>instalaciones.factor_emision.factor_emision_id</w:t>
             </w:r>
           </w:p>
         </w:tc>
         <w:tc>
           <w:tcPr>
-            <w:tcW w:type="dxa" w:w="1871"/>
+            <w:tcW w:type="dxa" w:w="2041"/>
           </w:tcPr>
           <w:p>
             <w:pPr>
@@ -4829,13 +5749,13 @@
                 <w:b w:val="0"/>
                 <w:sz w:val="17"/>
               </w:rPr>
-              <w:t>instalaciones</w:t>
+              <w:t>factores_emision</w:t>
             </w:r>
           </w:p>
         </w:tc>
         <w:tc>
           <w:tcPr>
-            <w:tcW w:type="dxa" w:w="907"/>
+            <w:tcW w:type="dxa" w:w="850"/>
           </w:tcPr>
           <w:p>
             <w:pPr>
@@ -4853,7 +5773,7 @@
         </w:tc>
         <w:tc>
           <w:tcPr>
-            <w:tcW w:type="dxa" w:w="2665"/>
+            <w:tcW w:type="dxa" w:w="2438"/>
           </w:tcPr>
           <w:p>
             <w:pPr>
@@ -4865,7 +5785,7 @@
                 <w:b w:val="0"/>
                 <w:sz w:val="17"/>
               </w:rPr>
-              <w:t>Sensor e instalación que generaron la lectura.</w:t>
+              <w:t>Factor de CO2 de la red.</w:t>
             </w:r>
           </w:p>
         </w:tc>
@@ -4873,7 +5793,7 @@
       <w:tr>
         <w:tc>
           <w:tcPr>
-            <w:tcW w:type="dxa" w:w="3628"/>
+            <w:tcW w:type="dxa" w:w="3742"/>
           </w:tcPr>
           <w:p>
             <w:pPr>
@@ -4885,13 +5805,13 @@
                 <w:b w:val="0"/>
                 <w:sz w:val="17"/>
               </w:rPr>
-              <w:t>anomalias.instalacion_id</w:t>
+              <w:t>instalaciones.paneles.modelo.modelo_panel_id</w:t>
             </w:r>
           </w:p>
         </w:tc>
         <w:tc>
           <w:tcPr>
-            <w:tcW w:type="dxa" w:w="1871"/>
+            <w:tcW w:type="dxa" w:w="2041"/>
           </w:tcPr>
           <w:p>
             <w:pPr>
@@ -4903,13 +5823,13 @@
                 <w:b w:val="0"/>
                 <w:sz w:val="17"/>
               </w:rPr>
-              <w:t>instalaciones</w:t>
+              <w:t>modelos_panel</w:t>
             </w:r>
           </w:p>
         </w:tc>
         <w:tc>
           <w:tcPr>
-            <w:tcW w:type="dxa" w:w="907"/>
+            <w:tcW w:type="dxa" w:w="850"/>
           </w:tcPr>
           <w:p>
             <w:pPr>
@@ -4927,7 +5847,7 @@
         </w:tc>
         <w:tc>
           <w:tcPr>
-            <w:tcW w:type="dxa" w:w="2665"/>
+            <w:tcW w:type="dxa" w:w="2438"/>
           </w:tcPr>
           <w:p>
             <w:pPr>
@@ -4939,7 +5859,7 @@
                 <w:b w:val="0"/>
                 <w:sz w:val="17"/>
               </w:rPr>
-              <w:t>Instalación donde se detectó la anomalía.</w:t>
+              <w:t>Modelo de cada panel.</w:t>
             </w:r>
           </w:p>
         </w:tc>
@@ -4947,7 +5867,7 @@
       <w:tr>
         <w:tc>
           <w:tcPr>
-            <w:tcW w:type="dxa" w:w="3628"/>
+            <w:tcW w:type="dxa" w:w="3742"/>
           </w:tcPr>
           <w:p>
             <w:pPr>
@@ -4959,13 +5879,13 @@
                 <w:b w:val="0"/>
                 <w:sz w:val="17"/>
               </w:rPr>
-              <w:t>alertas.anomalia.anomalia_id</w:t>
+              <w:t>instalaciones.alertas_recientes.alerta_id</w:t>
             </w:r>
           </w:p>
         </w:tc>
         <w:tc>
           <w:tcPr>
-            <w:tcW w:type="dxa" w:w="1871"/>
+            <w:tcW w:type="dxa" w:w="2041"/>
           </w:tcPr>
           <w:p>
             <w:pPr>
@@ -4977,13 +5897,13 @@
                 <w:b w:val="0"/>
                 <w:sz w:val="17"/>
               </w:rPr>
-              <w:t>anomalias</w:t>
+              <w:t>alertas</w:t>
             </w:r>
           </w:p>
         </w:tc>
         <w:tc>
           <w:tcPr>
-            <w:tcW w:type="dxa" w:w="907"/>
+            <w:tcW w:type="dxa" w:w="850"/>
           </w:tcPr>
           <w:p>
             <w:pPr>
@@ -4995,13 +5915,13 @@
                 <w:b w:val="0"/>
                 <w:sz w:val="17"/>
               </w:rPr>
-              <w:t>N : 1</w:t>
+              <w:t>1 : 0..5</w:t>
             </w:r>
           </w:p>
         </w:tc>
         <w:tc>
           <w:tcPr>
-            <w:tcW w:type="dxa" w:w="2665"/>
+            <w:tcW w:type="dxa" w:w="2438"/>
           </w:tcPr>
           <w:p>
             <w:pPr>
@@ -5013,7 +5933,7 @@
                 <w:b w:val="0"/>
                 <w:sz w:val="17"/>
               </w:rPr>
-              <w:t>Anomalía que originó la alerta.</w:t>
+              <w:t>Últimas 5 alertas (Subset).</w:t>
             </w:r>
           </w:p>
         </w:tc>
@@ -5021,7 +5941,7 @@
       <w:tr>
         <w:tc>
           <w:tcPr>
-            <w:tcW w:type="dxa" w:w="3628"/>
+            <w:tcW w:type="dxa" w:w="3742"/>
           </w:tcPr>
           <w:p>
             <w:pPr>
@@ -5033,13 +5953,13 @@
                 <w:b w:val="0"/>
                 <w:sz w:val="17"/>
               </w:rPr>
-              <w:t>alertas.instalacion.instalacion_id</w:t>
+              <w:t>mediciones.sensor_id</w:t>
             </w:r>
           </w:p>
         </w:tc>
         <w:tc>
           <w:tcPr>
-            <w:tcW w:type="dxa" w:w="1871"/>
+            <w:tcW w:type="dxa" w:w="2041"/>
           </w:tcPr>
           <w:p>
             <w:pPr>
@@ -5051,13 +5971,13 @@
                 <w:b w:val="0"/>
                 <w:sz w:val="17"/>
               </w:rPr>
-              <w:t>instalaciones</w:t>
+              <w:t>instalaciones.paneles.sensores</w:t>
             </w:r>
           </w:p>
         </w:tc>
         <w:tc>
           <w:tcPr>
-            <w:tcW w:type="dxa" w:w="907"/>
+            <w:tcW w:type="dxa" w:w="850"/>
           </w:tcPr>
           <w:p>
             <w:pPr>
@@ -5075,7 +5995,7 @@
         </w:tc>
         <w:tc>
           <w:tcPr>
-            <w:tcW w:type="dxa" w:w="2665"/>
+            <w:tcW w:type="dxa" w:w="2438"/>
           </w:tcPr>
           <w:p>
             <w:pPr>
@@ -5087,7 +6007,7 @@
                 <w:b w:val="0"/>
                 <w:sz w:val="17"/>
               </w:rPr>
-              <w:t>Instalación afectada.</w:t>
+              <w:t>Sensor e instalación de la lectura.</w:t>
             </w:r>
           </w:p>
         </w:tc>
@@ -5095,7 +6015,7 @@
       <w:tr>
         <w:tc>
           <w:tcPr>
-            <w:tcW w:type="dxa" w:w="3628"/>
+            <w:tcW w:type="dxa" w:w="3742"/>
           </w:tcPr>
           <w:p>
             <w:pPr>
@@ -5107,13 +6027,13 @@
                 <w:b w:val="0"/>
                 <w:sz w:val="17"/>
               </w:rPr>
-              <w:t>incidencias.alerta_id</w:t>
+              <w:t>mediciones.instalacion_id</w:t>
             </w:r>
           </w:p>
         </w:tc>
         <w:tc>
           <w:tcPr>
-            <w:tcW w:type="dxa" w:w="1871"/>
+            <w:tcW w:type="dxa" w:w="2041"/>
           </w:tcPr>
           <w:p>
             <w:pPr>
@@ -5125,13 +6045,13 @@
                 <w:b w:val="0"/>
                 <w:sz w:val="17"/>
               </w:rPr>
-              <w:t>alertas</w:t>
+              <w:t>instalaciones</w:t>
             </w:r>
           </w:p>
         </w:tc>
         <w:tc>
           <w:tcPr>
-            <w:tcW w:type="dxa" w:w="907"/>
+            <w:tcW w:type="dxa" w:w="850"/>
           </w:tcPr>
           <w:p>
             <w:pPr>
@@ -5149,7 +6069,7 @@
         </w:tc>
         <w:tc>
           <w:tcPr>
-            <w:tcW w:type="dxa" w:w="2665"/>
+            <w:tcW w:type="dxa" w:w="2438"/>
           </w:tcPr>
           <w:p>
             <w:pPr>
@@ -5161,7 +6081,7 @@
                 <w:b w:val="0"/>
                 <w:sz w:val="17"/>
               </w:rPr>
-              <w:t>Alerta que derivó en la incidencia.</w:t>
+              <w:t>Sensor e instalación de la lectura.</w:t>
             </w:r>
           </w:p>
         </w:tc>
@@ -5169,7 +6089,7 @@
       <w:tr>
         <w:tc>
           <w:tcPr>
-            <w:tcW w:type="dxa" w:w="3628"/>
+            <w:tcW w:type="dxa" w:w="3742"/>
           </w:tcPr>
           <w:p>
             <w:pPr>
@@ -5181,13 +6101,13 @@
                 <w:b w:val="0"/>
                 <w:sz w:val="17"/>
               </w:rPr>
-              <w:t>incidencias.anomalia_id</w:t>
+              <w:t>consumos_energia.instalacion_id</w:t>
             </w:r>
           </w:p>
         </w:tc>
         <w:tc>
           <w:tcPr>
-            <w:tcW w:type="dxa" w:w="1871"/>
+            <w:tcW w:type="dxa" w:w="2041"/>
           </w:tcPr>
           <w:p>
             <w:pPr>
@@ -5199,13 +6119,13 @@
                 <w:b w:val="0"/>
                 <w:sz w:val="17"/>
               </w:rPr>
-              <w:t>anomalias</w:t>
+              <w:t>instalaciones</w:t>
             </w:r>
           </w:p>
         </w:tc>
         <w:tc>
           <w:tcPr>
-            <w:tcW w:type="dxa" w:w="907"/>
+            <w:tcW w:type="dxa" w:w="850"/>
           </w:tcPr>
           <w:p>
             <w:pPr>
@@ -5223,7 +6143,7 @@
         </w:tc>
         <w:tc>
           <w:tcPr>
-            <w:tcW w:type="dxa" w:w="2665"/>
+            <w:tcW w:type="dxa" w:w="2438"/>
           </w:tcPr>
           <w:p>
             <w:pPr>
@@ -5235,7 +6155,7 @@
                 <w:b w:val="0"/>
                 <w:sz w:val="17"/>
               </w:rPr>
-              <w:t>Trazabilidad directa con la anomalía (RNF-9).</w:t>
+              <w:t>Instalación que consume.</w:t>
             </w:r>
           </w:p>
         </w:tc>
@@ -5243,7 +6163,7 @@
       <w:tr>
         <w:tc>
           <w:tcPr>
-            <w:tcW w:type="dxa" w:w="3628"/>
+            <w:tcW w:type="dxa" w:w="3742"/>
           </w:tcPr>
           <w:p>
             <w:pPr>
@@ -5255,13 +6175,13 @@
                 <w:b w:val="0"/>
                 <w:sz w:val="17"/>
               </w:rPr>
-              <w:t>incidencias.instalacion.instalacion_id</w:t>
+              <w:t>anomalias.instalacion_id</w:t>
             </w:r>
           </w:p>
         </w:tc>
         <w:tc>
           <w:tcPr>
-            <w:tcW w:type="dxa" w:w="1871"/>
+            <w:tcW w:type="dxa" w:w="2041"/>
           </w:tcPr>
           <w:p>
             <w:pPr>
@@ -5279,7 +6199,7 @@
         </w:tc>
         <w:tc>
           <w:tcPr>
-            <w:tcW w:type="dxa" w:w="907"/>
+            <w:tcW w:type="dxa" w:w="850"/>
           </w:tcPr>
           <w:p>
             <w:pPr>
@@ -5297,7 +6217,7 @@
         </w:tc>
         <w:tc>
           <w:tcPr>
-            <w:tcW w:type="dxa" w:w="2665"/>
+            <w:tcW w:type="dxa" w:w="2438"/>
           </w:tcPr>
           <w:p>
             <w:pPr>
@@ -5309,7 +6229,7 @@
                 <w:b w:val="0"/>
                 <w:sz w:val="17"/>
               </w:rPr>
-              <w:t>Instalación impactada.</w:t>
+              <w:t>Instalación de la anomalía.</w:t>
             </w:r>
           </w:p>
         </w:tc>
@@ -5317,7 +6237,7 @@
       <w:tr>
         <w:tc>
           <w:tcPr>
-            <w:tcW w:type="dxa" w:w="3628"/>
+            <w:tcW w:type="dxa" w:w="3742"/>
           </w:tcPr>
           <w:p>
             <w:pPr>
@@ -5329,13 +6249,13 @@
                 <w:b w:val="0"/>
                 <w:sz w:val="17"/>
               </w:rPr>
-              <w:t>ordenes_mantenimiento.incidencia_id</w:t>
+              <w:t>alertas.anomalia.anomalia_id</w:t>
             </w:r>
           </w:p>
         </w:tc>
         <w:tc>
           <w:tcPr>
-            <w:tcW w:type="dxa" w:w="1871"/>
+            <w:tcW w:type="dxa" w:w="2041"/>
           </w:tcPr>
           <w:p>
             <w:pPr>
@@ -5347,13 +6267,13 @@
                 <w:b w:val="0"/>
                 <w:sz w:val="17"/>
               </w:rPr>
-              <w:t>incidencias</w:t>
+              <w:t>anomalias</w:t>
             </w:r>
           </w:p>
         </w:tc>
         <w:tc>
           <w:tcPr>
-            <w:tcW w:type="dxa" w:w="907"/>
+            <w:tcW w:type="dxa" w:w="850"/>
           </w:tcPr>
           <w:p>
             <w:pPr>
@@ -5371,7 +6291,7 @@
         </w:tc>
         <w:tc>
           <w:tcPr>
-            <w:tcW w:type="dxa" w:w="2665"/>
+            <w:tcW w:type="dxa" w:w="2438"/>
           </w:tcPr>
           <w:p>
             <w:pPr>
@@ -5383,7 +6303,7 @@
                 <w:b w:val="0"/>
                 <w:sz w:val="17"/>
               </w:rPr>
-              <w:t>Incidencia que se atiende (null si es preventiva).</w:t>
+              <w:t>Anomalía que originó la alerta.</w:t>
             </w:r>
           </w:p>
         </w:tc>
@@ -5391,7 +6311,7 @@
       <w:tr>
         <w:tc>
           <w:tcPr>
-            <w:tcW w:type="dxa" w:w="3628"/>
+            <w:tcW w:type="dxa" w:w="3742"/>
           </w:tcPr>
           <w:p>
             <w:pPr>
@@ -5403,13 +6323,13 @@
                 <w:b w:val="0"/>
                 <w:sz w:val="17"/>
               </w:rPr>
-              <w:t>ordenes_mantenimiento.instalacion.instalacion_id</w:t>
+              <w:t>alertas.instalacion.instalacion_id</w:t>
             </w:r>
           </w:p>
         </w:tc>
         <w:tc>
           <w:tcPr>
-            <w:tcW w:type="dxa" w:w="1871"/>
+            <w:tcW w:type="dxa" w:w="2041"/>
           </w:tcPr>
           <w:p>
             <w:pPr>
@@ -5427,7 +6347,7 @@
         </w:tc>
         <w:tc>
           <w:tcPr>
-            <w:tcW w:type="dxa" w:w="907"/>
+            <w:tcW w:type="dxa" w:w="850"/>
           </w:tcPr>
           <w:p>
             <w:pPr>
@@ -5445,7 +6365,7 @@
         </w:tc>
         <w:tc>
           <w:tcPr>
-            <w:tcW w:type="dxa" w:w="2665"/>
+            <w:tcW w:type="dxa" w:w="2438"/>
           </w:tcPr>
           <w:p>
             <w:pPr>
@@ -5457,7 +6377,7 @@
                 <w:b w:val="0"/>
                 <w:sz w:val="17"/>
               </w:rPr>
-              <w:t>Lugar del trabajo.</w:t>
+              <w:t>Instalación afectada.</w:t>
             </w:r>
           </w:p>
         </w:tc>
@@ -5465,7 +6385,7 @@
       <w:tr>
         <w:tc>
           <w:tcPr>
-            <w:tcW w:type="dxa" w:w="3628"/>
+            <w:tcW w:type="dxa" w:w="3742"/>
           </w:tcPr>
           <w:p>
             <w:pPr>
@@ -5477,13 +6397,13 @@
                 <w:b w:val="0"/>
                 <w:sz w:val="17"/>
               </w:rPr>
-              <w:t>ordenes_mantenimiento.tecnico_responsable.usuario_id / actividades.tecnico.usuario_id</w:t>
+              <w:t>incidencias.alerta_id</w:t>
             </w:r>
           </w:p>
         </w:tc>
         <w:tc>
           <w:tcPr>
-            <w:tcW w:type="dxa" w:w="1871"/>
+            <w:tcW w:type="dxa" w:w="2041"/>
           </w:tcPr>
           <w:p>
             <w:pPr>
@@ -5495,13 +6415,13 @@
                 <w:b w:val="0"/>
                 <w:sz w:val="17"/>
               </w:rPr>
-              <w:t>usuarios</w:t>
+              <w:t>alertas</w:t>
             </w:r>
           </w:p>
         </w:tc>
         <w:tc>
           <w:tcPr>
-            <w:tcW w:type="dxa" w:w="907"/>
+            <w:tcW w:type="dxa" w:w="850"/>
           </w:tcPr>
           <w:p>
             <w:pPr>
@@ -5519,7 +6439,7 @@
         </w:tc>
         <w:tc>
           <w:tcPr>
-            <w:tcW w:type="dxa" w:w="2665"/>
+            <w:tcW w:type="dxa" w:w="2438"/>
           </w:tcPr>
           <w:p>
             <w:pPr>
@@ -5531,7 +6451,7 @@
                 <w:b w:val="0"/>
                 <w:sz w:val="17"/>
               </w:rPr>
-              <w:t>Técnico responsable y técnico de cada actividad.</w:t>
+              <w:t>Alerta que derivó en la incidencia.</w:t>
             </w:r>
           </w:p>
         </w:tc>
@@ -5539,7 +6459,7 @@
       <w:tr>
         <w:tc>
           <w:tcPr>
-            <w:tcW w:type="dxa" w:w="3628"/>
+            <w:tcW w:type="dxa" w:w="3742"/>
           </w:tcPr>
           <w:p>
             <w:pPr>
@@ -5551,13 +6471,13 @@
                 <w:b w:val="0"/>
                 <w:sz w:val="17"/>
               </w:rPr>
-              <w:t>ordenes_mantenimiento.presupuesto.repuesto.repuesto_id</w:t>
+              <w:t>incidencias.anomalia_id</w:t>
             </w:r>
           </w:p>
         </w:tc>
         <w:tc>
           <w:tcPr>
-            <w:tcW w:type="dxa" w:w="1871"/>
+            <w:tcW w:type="dxa" w:w="2041"/>
           </w:tcPr>
           <w:p>
             <w:pPr>
@@ -5569,13 +6489,13 @@
                 <w:b w:val="0"/>
                 <w:sz w:val="17"/>
               </w:rPr>
-              <w:t>repuestos</w:t>
+              <w:t>anomalias</w:t>
             </w:r>
           </w:p>
         </w:tc>
         <w:tc>
           <w:tcPr>
-            <w:tcW w:type="dxa" w:w="907"/>
+            <w:tcW w:type="dxa" w:w="850"/>
           </w:tcPr>
           <w:p>
             <w:pPr>
@@ -5593,7 +6513,377 @@
         </w:tc>
         <w:tc>
           <w:tcPr>
-            <w:tcW w:type="dxa" w:w="2665"/>
+            <w:tcW w:type="dxa" w:w="2438"/>
+          </w:tcPr>
+          <w:p>
+            <w:pPr>
+              <w:spacing w:after="0" w:line="240" w:lineRule="auto"/>
+            </w:pPr>
+            <w:r/>
+            <w:r>
+              <w:rPr>
+                <w:b w:val="0"/>
+                <w:sz w:val="17"/>
+              </w:rPr>
+              <w:t>Trazabilidad directa (RNF-9).</w:t>
+            </w:r>
+          </w:p>
+        </w:tc>
+      </w:tr>
+      <w:tr>
+        <w:tc>
+          <w:tcPr>
+            <w:tcW w:type="dxa" w:w="3742"/>
+          </w:tcPr>
+          <w:p>
+            <w:pPr>
+              <w:spacing w:after="0" w:line="240" w:lineRule="auto"/>
+            </w:pPr>
+            <w:r/>
+            <w:r>
+              <w:rPr>
+                <w:b w:val="0"/>
+                <w:sz w:val="17"/>
+              </w:rPr>
+              <w:t>incidencias.instalacion.instalacion_id</w:t>
+            </w:r>
+          </w:p>
+        </w:tc>
+        <w:tc>
+          <w:tcPr>
+            <w:tcW w:type="dxa" w:w="2041"/>
+          </w:tcPr>
+          <w:p>
+            <w:pPr>
+              <w:spacing w:after="0" w:line="240" w:lineRule="auto"/>
+            </w:pPr>
+            <w:r/>
+            <w:r>
+              <w:rPr>
+                <w:b w:val="0"/>
+                <w:sz w:val="17"/>
+              </w:rPr>
+              <w:t>instalaciones</w:t>
+            </w:r>
+          </w:p>
+        </w:tc>
+        <w:tc>
+          <w:tcPr>
+            <w:tcW w:type="dxa" w:w="850"/>
+          </w:tcPr>
+          <w:p>
+            <w:pPr>
+              <w:spacing w:after="0" w:line="240" w:lineRule="auto"/>
+            </w:pPr>
+            <w:r/>
+            <w:r>
+              <w:rPr>
+                <w:b w:val="0"/>
+                <w:sz w:val="17"/>
+              </w:rPr>
+              <w:t>N : 1</w:t>
+            </w:r>
+          </w:p>
+        </w:tc>
+        <w:tc>
+          <w:tcPr>
+            <w:tcW w:type="dxa" w:w="2438"/>
+          </w:tcPr>
+          <w:p>
+            <w:pPr>
+              <w:spacing w:after="0" w:line="240" w:lineRule="auto"/>
+            </w:pPr>
+            <w:r/>
+            <w:r>
+              <w:rPr>
+                <w:b w:val="0"/>
+                <w:sz w:val="17"/>
+              </w:rPr>
+              <w:t>Instalación impactada.</w:t>
+            </w:r>
+          </w:p>
+        </w:tc>
+      </w:tr>
+      <w:tr>
+        <w:tc>
+          <w:tcPr>
+            <w:tcW w:type="dxa" w:w="3742"/>
+          </w:tcPr>
+          <w:p>
+            <w:pPr>
+              <w:spacing w:after="0" w:line="240" w:lineRule="auto"/>
+            </w:pPr>
+            <w:r/>
+            <w:r>
+              <w:rPr>
+                <w:b w:val="0"/>
+                <w:sz w:val="17"/>
+              </w:rPr>
+              <w:t>ordenes_mantenimiento.incidencia_id</w:t>
+            </w:r>
+          </w:p>
+        </w:tc>
+        <w:tc>
+          <w:tcPr>
+            <w:tcW w:type="dxa" w:w="2041"/>
+          </w:tcPr>
+          <w:p>
+            <w:pPr>
+              <w:spacing w:after="0" w:line="240" w:lineRule="auto"/>
+            </w:pPr>
+            <w:r/>
+            <w:r>
+              <w:rPr>
+                <w:b w:val="0"/>
+                <w:sz w:val="17"/>
+              </w:rPr>
+              <w:t>incidencias</w:t>
+            </w:r>
+          </w:p>
+        </w:tc>
+        <w:tc>
+          <w:tcPr>
+            <w:tcW w:type="dxa" w:w="850"/>
+          </w:tcPr>
+          <w:p>
+            <w:pPr>
+              <w:spacing w:after="0" w:line="240" w:lineRule="auto"/>
+            </w:pPr>
+            <w:r/>
+            <w:r>
+              <w:rPr>
+                <w:b w:val="0"/>
+                <w:sz w:val="17"/>
+              </w:rPr>
+              <w:t>N : 1</w:t>
+            </w:r>
+          </w:p>
+        </w:tc>
+        <w:tc>
+          <w:tcPr>
+            <w:tcW w:type="dxa" w:w="2438"/>
+          </w:tcPr>
+          <w:p>
+            <w:pPr>
+              <w:spacing w:after="0" w:line="240" w:lineRule="auto"/>
+            </w:pPr>
+            <w:r/>
+            <w:r>
+              <w:rPr>
+                <w:b w:val="0"/>
+                <w:sz w:val="17"/>
+              </w:rPr>
+              <w:t>Incidencia que se atiende.</w:t>
+            </w:r>
+          </w:p>
+        </w:tc>
+      </w:tr>
+      <w:tr>
+        <w:tc>
+          <w:tcPr>
+            <w:tcW w:type="dxa" w:w="3742"/>
+          </w:tcPr>
+          <w:p>
+            <w:pPr>
+              <w:spacing w:after="0" w:line="240" w:lineRule="auto"/>
+            </w:pPr>
+            <w:r/>
+            <w:r>
+              <w:rPr>
+                <w:b w:val="0"/>
+                <w:sz w:val="17"/>
+              </w:rPr>
+              <w:t>ordenes_mantenimiento.instalacion.instalacion_id</w:t>
+            </w:r>
+          </w:p>
+        </w:tc>
+        <w:tc>
+          <w:tcPr>
+            <w:tcW w:type="dxa" w:w="2041"/>
+          </w:tcPr>
+          <w:p>
+            <w:pPr>
+              <w:spacing w:after="0" w:line="240" w:lineRule="auto"/>
+            </w:pPr>
+            <w:r/>
+            <w:r>
+              <w:rPr>
+                <w:b w:val="0"/>
+                <w:sz w:val="17"/>
+              </w:rPr>
+              <w:t>instalaciones</w:t>
+            </w:r>
+          </w:p>
+        </w:tc>
+        <w:tc>
+          <w:tcPr>
+            <w:tcW w:type="dxa" w:w="850"/>
+          </w:tcPr>
+          <w:p>
+            <w:pPr>
+              <w:spacing w:after="0" w:line="240" w:lineRule="auto"/>
+            </w:pPr>
+            <w:r/>
+            <w:r>
+              <w:rPr>
+                <w:b w:val="0"/>
+                <w:sz w:val="17"/>
+              </w:rPr>
+              <w:t>N : 1</w:t>
+            </w:r>
+          </w:p>
+        </w:tc>
+        <w:tc>
+          <w:tcPr>
+            <w:tcW w:type="dxa" w:w="2438"/>
+          </w:tcPr>
+          <w:p>
+            <w:pPr>
+              <w:spacing w:after="0" w:line="240" w:lineRule="auto"/>
+            </w:pPr>
+            <w:r/>
+            <w:r>
+              <w:rPr>
+                <w:b w:val="0"/>
+                <w:sz w:val="17"/>
+              </w:rPr>
+              <w:t>Lugar del trabajo.</w:t>
+            </w:r>
+          </w:p>
+        </w:tc>
+      </w:tr>
+      <w:tr>
+        <w:tc>
+          <w:tcPr>
+            <w:tcW w:type="dxa" w:w="3742"/>
+          </w:tcPr>
+          <w:p>
+            <w:pPr>
+              <w:spacing w:after="0" w:line="240" w:lineRule="auto"/>
+            </w:pPr>
+            <w:r/>
+            <w:r>
+              <w:rPr>
+                <w:b w:val="0"/>
+                <w:sz w:val="17"/>
+              </w:rPr>
+              <w:t>ordenes_mantenimiento.tecnico.usuario_id / actividades.tecnico.usuario_id</w:t>
+            </w:r>
+          </w:p>
+        </w:tc>
+        <w:tc>
+          <w:tcPr>
+            <w:tcW w:type="dxa" w:w="2041"/>
+          </w:tcPr>
+          <w:p>
+            <w:pPr>
+              <w:spacing w:after="0" w:line="240" w:lineRule="auto"/>
+            </w:pPr>
+            <w:r/>
+            <w:r>
+              <w:rPr>
+                <w:b w:val="0"/>
+                <w:sz w:val="17"/>
+              </w:rPr>
+              <w:t>usuarios</w:t>
+            </w:r>
+          </w:p>
+        </w:tc>
+        <w:tc>
+          <w:tcPr>
+            <w:tcW w:type="dxa" w:w="850"/>
+          </w:tcPr>
+          <w:p>
+            <w:pPr>
+              <w:spacing w:after="0" w:line="240" w:lineRule="auto"/>
+            </w:pPr>
+            <w:r/>
+            <w:r>
+              <w:rPr>
+                <w:b w:val="0"/>
+                <w:sz w:val="17"/>
+              </w:rPr>
+              <w:t>N : 1</w:t>
+            </w:r>
+          </w:p>
+        </w:tc>
+        <w:tc>
+          <w:tcPr>
+            <w:tcW w:type="dxa" w:w="2438"/>
+          </w:tcPr>
+          <w:p>
+            <w:pPr>
+              <w:spacing w:after="0" w:line="240" w:lineRule="auto"/>
+            </w:pPr>
+            <w:r/>
+            <w:r>
+              <w:rPr>
+                <w:b w:val="0"/>
+                <w:sz w:val="17"/>
+              </w:rPr>
+              <w:t>Técnico de la orden y de cada actividad.</w:t>
+            </w:r>
+          </w:p>
+        </w:tc>
+      </w:tr>
+      <w:tr>
+        <w:tc>
+          <w:tcPr>
+            <w:tcW w:type="dxa" w:w="3742"/>
+          </w:tcPr>
+          <w:p>
+            <w:pPr>
+              <w:spacing w:after="0" w:line="240" w:lineRule="auto"/>
+            </w:pPr>
+            <w:r/>
+            <w:r>
+              <w:rPr>
+                <w:b w:val="0"/>
+                <w:sz w:val="17"/>
+              </w:rPr>
+              <w:t>ordenes_mantenimiento.presupuesto.repuesto.repuesto_id</w:t>
+            </w:r>
+          </w:p>
+        </w:tc>
+        <w:tc>
+          <w:tcPr>
+            <w:tcW w:type="dxa" w:w="2041"/>
+          </w:tcPr>
+          <w:p>
+            <w:pPr>
+              <w:spacing w:after="0" w:line="240" w:lineRule="auto"/>
+            </w:pPr>
+            <w:r/>
+            <w:r>
+              <w:rPr>
+                <w:b w:val="0"/>
+                <w:sz w:val="17"/>
+              </w:rPr>
+              <w:t>repuestos</w:t>
+            </w:r>
+          </w:p>
+        </w:tc>
+        <w:tc>
+          <w:tcPr>
+            <w:tcW w:type="dxa" w:w="850"/>
+          </w:tcPr>
+          <w:p>
+            <w:pPr>
+              <w:spacing w:after="0" w:line="240" w:lineRule="auto"/>
+            </w:pPr>
+            <w:r/>
+            <w:r>
+              <w:rPr>
+                <w:b w:val="0"/>
+                <w:sz w:val="17"/>
+              </w:rPr>
+              <w:t>N : 1</w:t>
+            </w:r>
+          </w:p>
+        </w:tc>
+        <w:tc>
+          <w:tcPr>
+            <w:tcW w:type="dxa" w:w="2438"/>
           </w:tcPr>
           <w:p>
             <w:pPr>
@@ -5626,7 +6916,644 @@
           <w:b/>
           <w:sz w:val="22"/>
         </w:rPr>
-        <w:t>Tabla 7. Tipos de datos BSON utilizados</w:t>
+        <w:t>Tabla 7. Índices principales del modelo documental</w:t>
+      </w:r>
+    </w:p>
+    <w:tbl>
+      <w:tblPr>
+        <w:tblStyle w:val="TableGrid"/>
+        <w:tblW w:type="auto" w:w="0"/>
+        <w:jc w:val="center"/>
+        <w:tblLayout w:type="fixed"/>
+        <w:tblLook w:firstColumn="1" w:firstRow="1" w:lastColumn="0" w:lastRow="0" w:noHBand="0" w:noVBand="1" w:val="04A0"/>
+      </w:tblPr>
+      <w:tblGrid>
+        <w:gridCol w:w="2041"/>
+        <w:gridCol w:w="3742"/>
+        <w:gridCol w:w="3288"/>
+      </w:tblGrid>
+      <w:tr>
+        <w:tc>
+          <w:tcPr>
+            <w:tcW w:type="dxa" w:w="2041"/>
+            <w:shd w:val="clear" w:color="auto" w:fill="A2C4C9"/>
+          </w:tcPr>
+          <w:p>
+            <w:pPr>
+              <w:keepNext/>
+              <w:spacing w:after="0" w:line="240" w:lineRule="auto"/>
+              <w:jc w:val="center"/>
+            </w:pPr>
+            <w:r>
+              <w:rPr>
+                <w:b/>
+              </w:rPr>
+            </w:r>
+            <w:r>
+              <w:rPr>
+                <w:b/>
+                <w:sz w:val="18"/>
+              </w:rPr>
+              <w:t>Colección</w:t>
+            </w:r>
+          </w:p>
+        </w:tc>
+        <w:tc>
+          <w:tcPr>
+            <w:tcW w:type="dxa" w:w="3742"/>
+            <w:shd w:val="clear" w:color="auto" w:fill="A2C4C9"/>
+          </w:tcPr>
+          <w:p>
+            <w:pPr>
+              <w:keepNext/>
+              <w:spacing w:after="0" w:line="240" w:lineRule="auto"/>
+              <w:jc w:val="center"/>
+            </w:pPr>
+            <w:r>
+              <w:rPr>
+                <w:b/>
+              </w:rPr>
+            </w:r>
+            <w:r>
+              <w:rPr>
+                <w:b/>
+                <w:sz w:val="18"/>
+              </w:rPr>
+              <w:t>Índice</w:t>
+            </w:r>
+          </w:p>
+        </w:tc>
+        <w:tc>
+          <w:tcPr>
+            <w:tcW w:type="dxa" w:w="3288"/>
+            <w:shd w:val="clear" w:color="auto" w:fill="A2C4C9"/>
+          </w:tcPr>
+          <w:p>
+            <w:pPr>
+              <w:keepNext/>
+              <w:spacing w:after="0" w:line="240" w:lineRule="auto"/>
+              <w:jc w:val="center"/>
+            </w:pPr>
+            <w:r>
+              <w:rPr>
+                <w:b/>
+              </w:rPr>
+            </w:r>
+            <w:r>
+              <w:rPr>
+                <w:b/>
+                <w:sz w:val="18"/>
+              </w:rPr>
+              <w:t>Uso</w:t>
+            </w:r>
+          </w:p>
+        </w:tc>
+      </w:tr>
+      <w:tr>
+        <w:tc>
+          <w:tcPr>
+            <w:tcW w:type="dxa" w:w="2041"/>
+          </w:tcPr>
+          <w:p>
+            <w:pPr>
+              <w:keepNext/>
+              <w:spacing w:after="0" w:line="240" w:lineRule="auto"/>
+            </w:pPr>
+            <w:r/>
+            <w:r>
+              <w:rPr>
+                <w:b w:val="0"/>
+                <w:sz w:val="18"/>
+              </w:rPr>
+              <w:t>mediciones</w:t>
+            </w:r>
+          </w:p>
+        </w:tc>
+        <w:tc>
+          <w:tcPr>
+            <w:tcW w:type="dxa" w:w="3742"/>
+          </w:tcPr>
+          <w:p>
+            <w:pPr>
+              <w:keepNext/>
+              <w:spacing w:after="0" w:line="240" w:lineRule="auto"/>
+            </w:pPr>
+            <w:r/>
+            <w:r>
+              <w:rPr>
+                <w:b w:val="0"/>
+                <w:sz w:val="18"/>
+              </w:rPr>
+              <w:t>{ sensor_id: 1, fecha_inicio: 1 }</w:t>
+            </w:r>
+          </w:p>
+        </w:tc>
+        <w:tc>
+          <w:tcPr>
+            <w:tcW w:type="dxa" w:w="3288"/>
+          </w:tcPr>
+          <w:p>
+            <w:pPr>
+              <w:keepNext/>
+              <w:spacing w:after="0" w:line="240" w:lineRule="auto"/>
+            </w:pPr>
+            <w:r/>
+            <w:r>
+              <w:rPr>
+                <w:b w:val="0"/>
+                <w:sz w:val="18"/>
+              </w:rPr>
+              <w:t>Lecturas de un sensor por rango de fechas.</w:t>
+            </w:r>
+          </w:p>
+        </w:tc>
+      </w:tr>
+      <w:tr>
+        <w:tc>
+          <w:tcPr>
+            <w:tcW w:type="dxa" w:w="2041"/>
+          </w:tcPr>
+          <w:p>
+            <w:pPr>
+              <w:keepNext/>
+              <w:spacing w:after="0" w:line="240" w:lineRule="auto"/>
+            </w:pPr>
+            <w:r/>
+            <w:r>
+              <w:rPr>
+                <w:b w:val="0"/>
+                <w:sz w:val="18"/>
+              </w:rPr>
+              <w:t>mediciones</w:t>
+            </w:r>
+          </w:p>
+        </w:tc>
+        <w:tc>
+          <w:tcPr>
+            <w:tcW w:type="dxa" w:w="3742"/>
+          </w:tcPr>
+          <w:p>
+            <w:pPr>
+              <w:keepNext/>
+              <w:spacing w:after="0" w:line="240" w:lineRule="auto"/>
+            </w:pPr>
+            <w:r/>
+            <w:r>
+              <w:rPr>
+                <w:b w:val="0"/>
+                <w:sz w:val="18"/>
+              </w:rPr>
+              <w:t>{ instalacion_id: 1, fecha_inicio: 1 }</w:t>
+            </w:r>
+          </w:p>
+        </w:tc>
+        <w:tc>
+          <w:tcPr>
+            <w:tcW w:type="dxa" w:w="3288"/>
+          </w:tcPr>
+          <w:p>
+            <w:pPr>
+              <w:keepNext/>
+              <w:spacing w:after="0" w:line="240" w:lineRule="auto"/>
+            </w:pPr>
+            <w:r/>
+            <w:r>
+              <w:rPr>
+                <w:b w:val="0"/>
+                <w:sz w:val="18"/>
+              </w:rPr>
+              <w:t>Tableros por instalación (RNF-5).</w:t>
+            </w:r>
+          </w:p>
+        </w:tc>
+      </w:tr>
+      <w:tr>
+        <w:tc>
+          <w:tcPr>
+            <w:tcW w:type="dxa" w:w="2041"/>
+          </w:tcPr>
+          <w:p>
+            <w:pPr>
+              <w:keepNext/>
+              <w:spacing w:after="0" w:line="240" w:lineRule="auto"/>
+            </w:pPr>
+            <w:r/>
+            <w:r>
+              <w:rPr>
+                <w:b w:val="0"/>
+                <w:sz w:val="18"/>
+              </w:rPr>
+              <w:t>consumos_energia</w:t>
+            </w:r>
+          </w:p>
+        </w:tc>
+        <w:tc>
+          <w:tcPr>
+            <w:tcW w:type="dxa" w:w="3742"/>
+          </w:tcPr>
+          <w:p>
+            <w:pPr>
+              <w:keepNext/>
+              <w:spacing w:after="0" w:line="240" w:lineRule="auto"/>
+            </w:pPr>
+            <w:r/>
+            <w:r>
+              <w:rPr>
+                <w:b w:val="0"/>
+                <w:sz w:val="18"/>
+              </w:rPr>
+              <w:t>{ instalacion_id: 1, fecha: 1 } (único)</w:t>
+            </w:r>
+          </w:p>
+        </w:tc>
+        <w:tc>
+          <w:tcPr>
+            <w:tcW w:type="dxa" w:w="3288"/>
+          </w:tcPr>
+          <w:p>
+            <w:pPr>
+              <w:keepNext/>
+              <w:spacing w:after="0" w:line="240" w:lineRule="auto"/>
+            </w:pPr>
+            <w:r/>
+            <w:r>
+              <w:rPr>
+                <w:b w:val="0"/>
+                <w:sz w:val="18"/>
+              </w:rPr>
+              <w:t>Un solo documento por instalación y día.</w:t>
+            </w:r>
+          </w:p>
+        </w:tc>
+      </w:tr>
+      <w:tr>
+        <w:tc>
+          <w:tcPr>
+            <w:tcW w:type="dxa" w:w="2041"/>
+          </w:tcPr>
+          <w:p>
+            <w:pPr>
+              <w:keepNext/>
+              <w:spacing w:after="0" w:line="240" w:lineRule="auto"/>
+            </w:pPr>
+            <w:r/>
+            <w:r>
+              <w:rPr>
+                <w:b w:val="0"/>
+                <w:sz w:val="18"/>
+              </w:rPr>
+              <w:t>instalaciones</w:t>
+            </w:r>
+          </w:p>
+        </w:tc>
+        <w:tc>
+          <w:tcPr>
+            <w:tcW w:type="dxa" w:w="3742"/>
+          </w:tcPr>
+          <w:p>
+            <w:pPr>
+              <w:keepNext/>
+              <w:spacing w:after="0" w:line="240" w:lineRule="auto"/>
+            </w:pPr>
+            <w:r/>
+            <w:r>
+              <w:rPr>
+                <w:b w:val="0"/>
+                <w:sz w:val="18"/>
+              </w:rPr>
+              <w:t>{ "paneles.sensores.sensor_id": 1 }</w:t>
+            </w:r>
+          </w:p>
+        </w:tc>
+        <w:tc>
+          <w:tcPr>
+            <w:tcW w:type="dxa" w:w="3288"/>
+          </w:tcPr>
+          <w:p>
+            <w:pPr>
+              <w:keepNext/>
+              <w:spacing w:after="0" w:line="240" w:lineRule="auto"/>
+            </w:pPr>
+            <w:r/>
+            <w:r>
+              <w:rPr>
+                <w:b w:val="0"/>
+                <w:sz w:val="18"/>
+              </w:rPr>
+              <w:t>Ubicar el panel e instalación de un sensor.</w:t>
+            </w:r>
+          </w:p>
+        </w:tc>
+      </w:tr>
+      <w:tr>
+        <w:tc>
+          <w:tcPr>
+            <w:tcW w:type="dxa" w:w="2041"/>
+          </w:tcPr>
+          <w:p>
+            <w:pPr>
+              <w:keepNext/>
+              <w:spacing w:after="0" w:line="240" w:lineRule="auto"/>
+            </w:pPr>
+            <w:r/>
+            <w:r>
+              <w:rPr>
+                <w:b w:val="0"/>
+                <w:sz w:val="18"/>
+              </w:rPr>
+              <w:t>instalaciones</w:t>
+            </w:r>
+          </w:p>
+        </w:tc>
+        <w:tc>
+          <w:tcPr>
+            <w:tcW w:type="dxa" w:w="3742"/>
+          </w:tcPr>
+          <w:p>
+            <w:pPr>
+              <w:keepNext/>
+              <w:spacing w:after="0" w:line="240" w:lineRule="auto"/>
+            </w:pPr>
+            <w:r/>
+            <w:r>
+              <w:rPr>
+                <w:b w:val="0"/>
+                <w:sz w:val="18"/>
+              </w:rPr>
+              <w:t>{ ubicacion: "2dsphere" }</w:t>
+            </w:r>
+          </w:p>
+        </w:tc>
+        <w:tc>
+          <w:tcPr>
+            <w:tcW w:type="dxa" w:w="3288"/>
+          </w:tcPr>
+          <w:p>
+            <w:pPr>
+              <w:keepNext/>
+              <w:spacing w:after="0" w:line="240" w:lineRule="auto"/>
+            </w:pPr>
+            <w:r/>
+            <w:r>
+              <w:rPr>
+                <w:b w:val="0"/>
+                <w:sz w:val="18"/>
+              </w:rPr>
+              <w:t>Búsqueda de instalaciones por cercanía.</w:t>
+            </w:r>
+          </w:p>
+        </w:tc>
+      </w:tr>
+      <w:tr>
+        <w:tc>
+          <w:tcPr>
+            <w:tcW w:type="dxa" w:w="2041"/>
+          </w:tcPr>
+          <w:p>
+            <w:pPr>
+              <w:keepNext/>
+              <w:spacing w:after="0" w:line="240" w:lineRule="auto"/>
+            </w:pPr>
+            <w:r/>
+            <w:r>
+              <w:rPr>
+                <w:b w:val="0"/>
+                <w:sz w:val="18"/>
+              </w:rPr>
+              <w:t>usuarios</w:t>
+            </w:r>
+          </w:p>
+        </w:tc>
+        <w:tc>
+          <w:tcPr>
+            <w:tcW w:type="dxa" w:w="3742"/>
+          </w:tcPr>
+          <w:p>
+            <w:pPr>
+              <w:keepNext/>
+              <w:spacing w:after="0" w:line="240" w:lineRule="auto"/>
+            </w:pPr>
+            <w:r/>
+            <w:r>
+              <w:rPr>
+                <w:b w:val="0"/>
+                <w:sz w:val="18"/>
+              </w:rPr>
+              <w:t>{ email: 1 } (único)</w:t>
+            </w:r>
+          </w:p>
+        </w:tc>
+        <w:tc>
+          <w:tcPr>
+            <w:tcW w:type="dxa" w:w="3288"/>
+          </w:tcPr>
+          <w:p>
+            <w:pPr>
+              <w:keepNext/>
+              <w:spacing w:after="0" w:line="240" w:lineRule="auto"/>
+            </w:pPr>
+            <w:r/>
+            <w:r>
+              <w:rPr>
+                <w:b w:val="0"/>
+                <w:sz w:val="18"/>
+              </w:rPr>
+              <w:t>Inicio de sesión (RNF-1).</w:t>
+            </w:r>
+          </w:p>
+        </w:tc>
+      </w:tr>
+      <w:tr>
+        <w:tc>
+          <w:tcPr>
+            <w:tcW w:type="dxa" w:w="2041"/>
+          </w:tcPr>
+          <w:p>
+            <w:pPr>
+              <w:keepNext/>
+              <w:spacing w:after="0" w:line="240" w:lineRule="auto"/>
+            </w:pPr>
+            <w:r/>
+            <w:r>
+              <w:rPr>
+                <w:b w:val="0"/>
+                <w:sz w:val="18"/>
+              </w:rPr>
+              <w:t>clientes / repuestos</w:t>
+            </w:r>
+          </w:p>
+        </w:tc>
+        <w:tc>
+          <w:tcPr>
+            <w:tcW w:type="dxa" w:w="3742"/>
+          </w:tcPr>
+          <w:p>
+            <w:pPr>
+              <w:keepNext/>
+              <w:spacing w:after="0" w:line="240" w:lineRule="auto"/>
+            </w:pPr>
+            <w:r/>
+            <w:r>
+              <w:rPr>
+                <w:b w:val="0"/>
+                <w:sz w:val="18"/>
+              </w:rPr>
+              <w:t>{ nro_documento: 1 } / { codigo_sku: 1 } (únicos)</w:t>
+            </w:r>
+          </w:p>
+        </w:tc>
+        <w:tc>
+          <w:tcPr>
+            <w:tcW w:type="dxa" w:w="3288"/>
+          </w:tcPr>
+          <w:p>
+            <w:pPr>
+              <w:keepNext/>
+              <w:spacing w:after="0" w:line="240" w:lineRule="auto"/>
+            </w:pPr>
+            <w:r/>
+            <w:r>
+              <w:rPr>
+                <w:b w:val="0"/>
+                <w:sz w:val="18"/>
+              </w:rPr>
+              <w:t>Evitar duplicados.</w:t>
+            </w:r>
+          </w:p>
+        </w:tc>
+      </w:tr>
+      <w:tr>
+        <w:tc>
+          <w:tcPr>
+            <w:tcW w:type="dxa" w:w="2041"/>
+          </w:tcPr>
+          <w:p>
+            <w:pPr>
+              <w:keepNext/>
+              <w:spacing w:after="0" w:line="240" w:lineRule="auto"/>
+            </w:pPr>
+            <w:r/>
+            <w:r>
+              <w:rPr>
+                <w:b w:val="0"/>
+                <w:sz w:val="18"/>
+              </w:rPr>
+              <w:t>alertas</w:t>
+            </w:r>
+          </w:p>
+        </w:tc>
+        <w:tc>
+          <w:tcPr>
+            <w:tcW w:type="dxa" w:w="3742"/>
+          </w:tcPr>
+          <w:p>
+            <w:pPr>
+              <w:keepNext/>
+              <w:spacing w:after="0" w:line="240" w:lineRule="auto"/>
+            </w:pPr>
+            <w:r/>
+            <w:r>
+              <w:rPr>
+                <w:b w:val="0"/>
+                <w:sz w:val="18"/>
+              </w:rPr>
+              <w:t>{ "instalacion.instalacion_id": 1, fecha_generacion: -1 }</w:t>
+            </w:r>
+          </w:p>
+        </w:tc>
+        <w:tc>
+          <w:tcPr>
+            <w:tcW w:type="dxa" w:w="3288"/>
+          </w:tcPr>
+          <w:p>
+            <w:pPr>
+              <w:keepNext/>
+              <w:spacing w:after="0" w:line="240" w:lineRule="auto"/>
+            </w:pPr>
+            <w:r/>
+            <w:r>
+              <w:rPr>
+                <w:b w:val="0"/>
+                <w:sz w:val="18"/>
+              </w:rPr>
+              <w:t>Alertas recientes de una planta.</w:t>
+            </w:r>
+          </w:p>
+        </w:tc>
+      </w:tr>
+      <w:tr>
+        <w:tc>
+          <w:tcPr>
+            <w:tcW w:type="dxa" w:w="2041"/>
+          </w:tcPr>
+          <w:p>
+            <w:pPr>
+              <w:spacing w:after="0" w:line="240" w:lineRule="auto"/>
+            </w:pPr>
+            <w:r/>
+            <w:r>
+              <w:rPr>
+                <w:b w:val="0"/>
+                <w:sz w:val="18"/>
+              </w:rPr>
+              <w:t>ordenes_mantenimiento</w:t>
+            </w:r>
+          </w:p>
+        </w:tc>
+        <w:tc>
+          <w:tcPr>
+            <w:tcW w:type="dxa" w:w="3742"/>
+          </w:tcPr>
+          <w:p>
+            <w:pPr>
+              <w:spacing w:after="0" w:line="240" w:lineRule="auto"/>
+            </w:pPr>
+            <w:r/>
+            <w:r>
+              <w:rPr>
+                <w:b w:val="0"/>
+                <w:sz w:val="18"/>
+              </w:rPr>
+              <w:t>{ "instalacion.instalacion_id": 1, fecha_programada: -1 }</w:t>
+            </w:r>
+          </w:p>
+        </w:tc>
+        <w:tc>
+          <w:tcPr>
+            <w:tcW w:type="dxa" w:w="3288"/>
+          </w:tcPr>
+          <w:p>
+            <w:pPr>
+              <w:spacing w:after="0" w:line="240" w:lineRule="auto"/>
+            </w:pPr>
+            <w:r/>
+            <w:r>
+              <w:rPr>
+                <w:b w:val="0"/>
+                <w:sz w:val="18"/>
+              </w:rPr>
+              <w:t>Historial de mantenimiento (US-15).</w:t>
+            </w:r>
+          </w:p>
+        </w:tc>
+      </w:tr>
+    </w:tbl>
+    <w:p>
+      <w:pPr>
+        <w:spacing w:after="40"/>
+      </w:pPr>
+    </w:p>
+    <w:p>
+      <w:pPr>
+        <w:keepNext/>
+        <w:jc w:val="center"/>
+      </w:pPr>
+      <w:r>
+        <w:rPr>
+          <w:b/>
+          <w:sz w:val="22"/>
+        </w:rPr>
+        <w:t>Tabla 8. Tipos de datos BSON utilizados</w:t>
       </w:r>
     </w:p>
     <w:tbl>
@@ -5649,6 +7576,7 @@
           </w:tcPr>
           <w:p>
             <w:pPr>
+              <w:keepNext/>
               <w:spacing w:after="0" w:line="240" w:lineRule="auto"/>
               <w:jc w:val="center"/>
             </w:pPr>
@@ -5673,6 +7601,7 @@
           </w:tcPr>
           <w:p>
             <w:pPr>
+              <w:keepNext/>
               <w:spacing w:after="0" w:line="240" w:lineRule="auto"/>
               <w:jc w:val="center"/>
             </w:pPr>
@@ -5687,6 +7616,206 @@
                 <w:sz w:val="19"/>
               </w:rPr>
               <w:t>Uso en el modelo</w:t>
+            </w:r>
+          </w:p>
+        </w:tc>
+      </w:tr>
+      <w:tr>
+        <w:tc>
+          <w:tcPr>
+            <w:tcW w:type="dxa" w:w="2268"/>
+          </w:tcPr>
+          <w:p>
+            <w:pPr>
+              <w:keepNext/>
+              <w:spacing w:after="0" w:line="240" w:lineRule="auto"/>
+            </w:pPr>
+            <w:r/>
+            <w:r>
+              <w:rPr>
+                <w:b w:val="0"/>
+                <w:sz w:val="19"/>
+              </w:rPr>
+              <w:t>ObjectId</w:t>
+            </w:r>
+          </w:p>
+        </w:tc>
+        <w:tc>
+          <w:tcPr>
+            <w:tcW w:type="dxa" w:w="6803"/>
+          </w:tcPr>
+          <w:p>
+            <w:pPr>
+              <w:keepNext/>
+              <w:spacing w:after="0" w:line="240" w:lineRule="auto"/>
+            </w:pPr>
+            <w:r/>
+            <w:r>
+              <w:rPr>
+                <w:b w:val="0"/>
+                <w:sz w:val="19"/>
+              </w:rPr>
+              <w:t>Identificadores (_id) y referencias entre documentos.</w:t>
+            </w:r>
+          </w:p>
+        </w:tc>
+      </w:tr>
+      <w:tr>
+        <w:tc>
+          <w:tcPr>
+            <w:tcW w:type="dxa" w:w="2268"/>
+          </w:tcPr>
+          <w:p>
+            <w:pPr>
+              <w:keepNext/>
+              <w:spacing w:after="0" w:line="240" w:lineRule="auto"/>
+            </w:pPr>
+            <w:r/>
+            <w:r>
+              <w:rPr>
+                <w:b w:val="0"/>
+                <w:sz w:val="19"/>
+              </w:rPr>
+              <w:t>String</w:t>
+            </w:r>
+          </w:p>
+        </w:tc>
+        <w:tc>
+          <w:tcPr>
+            <w:tcW w:type="dxa" w:w="6803"/>
+          </w:tcPr>
+          <w:p>
+            <w:pPr>
+              <w:keepNext/>
+              <w:spacing w:after="0" w:line="240" w:lineRule="auto"/>
+            </w:pPr>
+            <w:r/>
+            <w:r>
+              <w:rPr>
+                <w:b w:val="0"/>
+                <w:sz w:val="19"/>
+              </w:rPr>
+              <w:t>Textos, códigos y estados (por ejemplo, estado_operativo, severidad, prioridad).</w:t>
+            </w:r>
+          </w:p>
+        </w:tc>
+      </w:tr>
+      <w:tr>
+        <w:tc>
+          <w:tcPr>
+            <w:tcW w:type="dxa" w:w="2268"/>
+          </w:tcPr>
+          <w:p>
+            <w:pPr>
+              <w:keepNext/>
+              <w:spacing w:after="0" w:line="240" w:lineRule="auto"/>
+            </w:pPr>
+            <w:r/>
+            <w:r>
+              <w:rPr>
+                <w:b w:val="0"/>
+                <w:sz w:val="19"/>
+              </w:rPr>
+              <w:t>Int / Double</w:t>
+            </w:r>
+          </w:p>
+        </w:tc>
+        <w:tc>
+          <w:tcPr>
+            <w:tcW w:type="dxa" w:w="6803"/>
+          </w:tcPr>
+          <w:p>
+            <w:pPr>
+              <w:keepNext/>
+              <w:spacing w:after="0" w:line="240" w:lineRule="auto"/>
+            </w:pPr>
+            <w:r/>
+            <w:r>
+              <w:rPr>
+                <w:b w:val="0"/>
+                <w:sz w:val="19"/>
+              </w:rPr>
+              <w:t>Cantidades, tiempos en minutos y valores eléctricos (voltaje, corriente, potencia, temperatura).</w:t>
+            </w:r>
+          </w:p>
+        </w:tc>
+      </w:tr>
+      <w:tr>
+        <w:tc>
+          <w:tcPr>
+            <w:tcW w:type="dxa" w:w="2268"/>
+          </w:tcPr>
+          <w:p>
+            <w:pPr>
+              <w:keepNext/>
+              <w:spacing w:after="0" w:line="240" w:lineRule="auto"/>
+            </w:pPr>
+            <w:r/>
+            <w:r>
+              <w:rPr>
+                <w:b w:val="0"/>
+                <w:sz w:val="19"/>
+              </w:rPr>
+              <w:t>Decimal128</w:t>
+            </w:r>
+          </w:p>
+        </w:tc>
+        <w:tc>
+          <w:tcPr>
+            <w:tcW w:type="dxa" w:w="6803"/>
+          </w:tcPr>
+          <w:p>
+            <w:pPr>
+              <w:keepNext/>
+              <w:spacing w:after="0" w:line="240" w:lineRule="auto"/>
+            </w:pPr>
+            <w:r/>
+            <w:r>
+              <w:rPr>
+                <w:b w:val="0"/>
+                <w:sz w:val="19"/>
+              </w:rPr>
+              <w:t>Montos de dinero (precios, subtotales, costos, pérdidas y tarifas), para evitar errores de redondeo.</w:t>
+            </w:r>
+          </w:p>
+        </w:tc>
+      </w:tr>
+      <w:tr>
+        <w:tc>
+          <w:tcPr>
+            <w:tcW w:type="dxa" w:w="2268"/>
+          </w:tcPr>
+          <w:p>
+            <w:pPr>
+              <w:keepNext/>
+              <w:spacing w:after="0" w:line="240" w:lineRule="auto"/>
+            </w:pPr>
+            <w:r/>
+            <w:r>
+              <w:rPr>
+                <w:b w:val="0"/>
+                <w:sz w:val="19"/>
+              </w:rPr>
+              <w:t>Date</w:t>
+            </w:r>
+          </w:p>
+        </w:tc>
+        <w:tc>
+          <w:tcPr>
+            <w:tcW w:type="dxa" w:w="6803"/>
+          </w:tcPr>
+          <w:p>
+            <w:pPr>
+              <w:keepNext/>
+              <w:spacing w:after="0" w:line="240" w:lineRule="auto"/>
+            </w:pPr>
+            <w:r/>
+            <w:r>
+              <w:rPr>
+                <w:b w:val="0"/>
+                <w:sz w:val="19"/>
+              </w:rPr>
+              <w:t>Fechas y marcas de tiempo (lecturas, consumos, alertas, incidencias y órdenes).</w:t>
             </w:r>
           </w:p>
         </w:tc>
@@ -5706,7 +7835,7 @@
                 <w:b w:val="0"/>
                 <w:sz w:val="19"/>
               </w:rPr>
-              <w:t>ObjectId</w:t>
+              <w:t>Object / Array</w:t>
             </w:r>
           </w:p>
         </w:tc>
@@ -5724,197 +7853,7 @@
                 <w:b w:val="0"/>
                 <w:sz w:val="19"/>
               </w:rPr>
-              <w:t>Identificadores (_id) y referencias entre documentos.</w:t>
-            </w:r>
-          </w:p>
-        </w:tc>
-      </w:tr>
-      <w:tr>
-        <w:tc>
-          <w:tcPr>
-            <w:tcW w:type="dxa" w:w="2268"/>
-          </w:tcPr>
-          <w:p>
-            <w:pPr>
-              <w:spacing w:after="0" w:line="240" w:lineRule="auto"/>
-            </w:pPr>
-            <w:r/>
-            <w:r>
-              <w:rPr>
-                <w:b w:val="0"/>
-                <w:sz w:val="19"/>
-              </w:rPr>
-              <w:t>String</w:t>
-            </w:r>
-          </w:p>
-        </w:tc>
-        <w:tc>
-          <w:tcPr>
-            <w:tcW w:type="dxa" w:w="6803"/>
-          </w:tcPr>
-          <w:p>
-            <w:pPr>
-              <w:spacing w:after="0" w:line="240" w:lineRule="auto"/>
-            </w:pPr>
-            <w:r/>
-            <w:r>
-              <w:rPr>
-                <w:b w:val="0"/>
-                <w:sz w:val="19"/>
-              </w:rPr>
-              <w:t>Textos, códigos y estados (por ejemplo, estado_operativo, severidad, prioridad).</w:t>
-            </w:r>
-          </w:p>
-        </w:tc>
-      </w:tr>
-      <w:tr>
-        <w:tc>
-          <w:tcPr>
-            <w:tcW w:type="dxa" w:w="2268"/>
-          </w:tcPr>
-          <w:p>
-            <w:pPr>
-              <w:spacing w:after="0" w:line="240" w:lineRule="auto"/>
-            </w:pPr>
-            <w:r/>
-            <w:r>
-              <w:rPr>
-                <w:b w:val="0"/>
-                <w:sz w:val="19"/>
-              </w:rPr>
-              <w:t>Int / Double</w:t>
-            </w:r>
-          </w:p>
-        </w:tc>
-        <w:tc>
-          <w:tcPr>
-            <w:tcW w:type="dxa" w:w="6803"/>
-          </w:tcPr>
-          <w:p>
-            <w:pPr>
-              <w:spacing w:after="0" w:line="240" w:lineRule="auto"/>
-            </w:pPr>
-            <w:r/>
-            <w:r>
-              <w:rPr>
-                <w:b w:val="0"/>
-                <w:sz w:val="19"/>
-              </w:rPr>
-              <w:t>Cantidades, tiempos en minutos y valores eléctricos (voltaje, corriente, potencia, temperatura).</w:t>
-            </w:r>
-          </w:p>
-        </w:tc>
-      </w:tr>
-      <w:tr>
-        <w:tc>
-          <w:tcPr>
-            <w:tcW w:type="dxa" w:w="2268"/>
-          </w:tcPr>
-          <w:p>
-            <w:pPr>
-              <w:spacing w:after="0" w:line="240" w:lineRule="auto"/>
-            </w:pPr>
-            <w:r/>
-            <w:r>
-              <w:rPr>
-                <w:b w:val="0"/>
-                <w:sz w:val="19"/>
-              </w:rPr>
-              <w:t>Decimal128</w:t>
-            </w:r>
-          </w:p>
-        </w:tc>
-        <w:tc>
-          <w:tcPr>
-            <w:tcW w:type="dxa" w:w="6803"/>
-          </w:tcPr>
-          <w:p>
-            <w:pPr>
-              <w:spacing w:after="0" w:line="240" w:lineRule="auto"/>
-            </w:pPr>
-            <w:r/>
-            <w:r>
-              <w:rPr>
-                <w:b w:val="0"/>
-                <w:sz w:val="19"/>
-              </w:rPr>
-              <w:t>Montos de dinero (precios, subtotales y costos), para evitar errores de redondeo.</w:t>
-            </w:r>
-          </w:p>
-        </w:tc>
-      </w:tr>
-      <w:tr>
-        <w:tc>
-          <w:tcPr>
-            <w:tcW w:type="dxa" w:w="2268"/>
-          </w:tcPr>
-          <w:p>
-            <w:pPr>
-              <w:spacing w:after="0" w:line="240" w:lineRule="auto"/>
-            </w:pPr>
-            <w:r/>
-            <w:r>
-              <w:rPr>
-                <w:b w:val="0"/>
-                <w:sz w:val="19"/>
-              </w:rPr>
-              <w:t>Date</w:t>
-            </w:r>
-          </w:p>
-        </w:tc>
-        <w:tc>
-          <w:tcPr>
-            <w:tcW w:type="dxa" w:w="6803"/>
-          </w:tcPr>
-          <w:p>
-            <w:pPr>
-              <w:spacing w:after="0" w:line="240" w:lineRule="auto"/>
-            </w:pPr>
-            <w:r/>
-            <w:r>
-              <w:rPr>
-                <w:b w:val="0"/>
-                <w:sz w:val="19"/>
-              </w:rPr>
-              <w:t>Fechas y marcas de tiempo (lecturas, alertas, incidencias y órdenes).</w:t>
-            </w:r>
-          </w:p>
-        </w:tc>
-      </w:tr>
-      <w:tr>
-        <w:tc>
-          <w:tcPr>
-            <w:tcW w:type="dxa" w:w="2268"/>
-          </w:tcPr>
-          <w:p>
-            <w:pPr>
-              <w:spacing w:after="0" w:line="240" w:lineRule="auto"/>
-            </w:pPr>
-            <w:r/>
-            <w:r>
-              <w:rPr>
-                <w:b w:val="0"/>
-                <w:sz w:val="19"/>
-              </w:rPr>
-              <w:t>Object / Array</w:t>
-            </w:r>
-          </w:p>
-        </w:tc>
-        <w:tc>
-          <w:tcPr>
-            <w:tcW w:type="dxa" w:w="6803"/>
-          </w:tcPr>
-          <w:p>
-            <w:pPr>
-              <w:spacing w:after="0" w:line="240" w:lineRule="auto"/>
-            </w:pPr>
-            <w:r/>
-            <w:r>
-              <w:rPr>
-                <w:b w:val="0"/>
-                <w:sz w:val="19"/>
-              </w:rPr>
-              <w:t>Subdocumentos y arreglos embebidos (paneles, sensores, lecturas, actividades, presupuesto).</w:t>
+              <w:t>Subdocumentos y arreglos embebidos (permisos, paneles, sensores, lecturas, actividades).</w:t>
             </w:r>
           </w:p>
         </w:tc>
@@ -5933,7 +7872,7 @@
         <w:rPr>
           <w:b w:val="0"/>
         </w:rPr>
-        <w:t>En conclusión, el diagrama de documentos muestra cómo las 16 entidades del modelo relacional se transforman en 10 colecciones de MongoDB. Los datos que se consultan juntos se agrupan en un mismo documento, mientras que los que crecen sin límite o se comparten se mantienen en colecciones separadas y se enlazan mediante referencias. Esta estructura sirve como base para la validación de esquema (sección 3.4.2), los scripts de creación y carga de datos (sección 4.3.2) y las consultas de la base de datos no relacional (sección 4.4.2).</w:t>
+        <w:t>En conclusión, el diagrama de documentos muestra cómo las 25 tablas del modelo relacional normalizado se transforman en 14 colecciones de MongoDB. Los datos que se consultan juntos se agrupan en un mismo documento, mientras que los que crecen sin límite o se comparten se mantienen en colecciones separadas y se enlazan mediante referencias. Esta estructura sirve como base para la validación de esquema (sección 3.4.2), los scripts de creación y carga de datos (sección 4.3.2) y las consultas de la base de datos no relacional (sección 4.4.2).</w:t>
       </w:r>
     </w:p>
     <w:sectPr>

--- a/Universidad/BASE DE DATOS/TRABAJO/Persona_3.4.3_y_4.2.2/Secciones_3.4.3_y_4.2.2.docx
+++ b/Universidad/BASE DE DATOS/TRABAJO/Persona_3.4.3_y_4.2.2/Secciones_3.4.3_y_4.2.2.docx
@@ -17,20 +17,23 @@
       <w:r>
         <w:rPr>
           <w:b w:val="0"/>
+          <w:i w:val="0"/>
         </w:rPr>
         <w:t xml:space="preserve">A diferencia del enfoque relacional, cuyo diseño se guía por la normalización, en una base de datos documental como MongoDB el modelo se diseña a partir de los </w:t>
       </w:r>
       <w:r>
         <w:rPr>
           <w:b/>
+          <w:i w:val="0"/>
         </w:rPr>
         <w:t>patrones de acceso</w:t>
       </w:r>
       <w:r>
         <w:rPr>
           <w:b w:val="0"/>
+          <w:i w:val="0"/>
         </w:rPr>
-        <w:t xml:space="preserve"> de la aplicación: qué datos se leen juntos, con qué frecuencia se consultan o actualizan y cuánto crecen con el tiempo. Para SolarPulse IoT se tomaron como base las historias de usuario (US-01 a US-15) y los requisitos no funcionales del Capítulo II, en especial la validación de permisos en menos de 1.5 segundos (RNF-1), la ingesta continua de más de 1,000 lecturas por segundo (RNF-3), el crecimiento anual del 100 % del histórico de telemetría (RNF-4), la entrega de métricas agregadas en menos de 3 segundos (RNF-5) y la trazabilidad entre anomalías, alertas, incidencias y mantenimientos (RNF-9 y RNF-10).</w:t>
+        <w:t xml:space="preserve"> de la aplicación: qué datos se leen juntos, con qué frecuencia se consultan o actualizan y cuánto crecen con el tiempo (Coupal et al., 2023; Coupal y Alger, 2019e). Para SolarPulse IoT se tomaron como base las historias de usuario (US-01 a US-15) y los requisitos no funcionales del Capítulo II, en especial la validación de permisos en menos de 1.5 segundos (RNF-1), la ingesta continua de más de 1,000 lecturas por segundo (RNF-3), el crecimiento anual del 100 % del histórico de telemetría (RNF-4), la entrega de métricas agregadas en menos de 3 segundos (RNF-5) y la trazabilidad entre anomalías, alertas, incidencias y mantenimientos (RNF-9 y RNF-10).</w:t>
       </w:r>
     </w:p>
     <w:p>
@@ -40,21 +43,35 @@
       <w:r>
         <w:rPr>
           <w:b w:val="0"/>
+          <w:i w:val="0"/>
         </w:rPr>
-        <w:t>Con estos criterios se aplicaron siete patrones de diseño documental, que se resumen en la Tabla 1 y se explican a continuación. Como resultado, las 25 tablas del diagrama físico normalizado (sección 4.2.1) se organizan en 14 colecciones.</w:t>
+        <w:t>Con estos criterios se aplicaron siete de los patrones de diseño documental descritos por Coupal y Alger (2019e), que se resumen en la Tabla 1 y se explican a continuación. Como resultado, las 25 tablas del diagrama físico normalizado (sección 4.2.1) se organizan en 14 colecciones.</w:t>
       </w:r>
     </w:p>
     <w:p>
       <w:pPr>
         <w:keepNext/>
-        <w:jc w:val="center"/>
+        <w:spacing w:after="0"/>
       </w:pPr>
       <w:r>
         <w:rPr>
           <w:b/>
-          <w:sz w:val="22"/>
+          <w:i w:val="0"/>
         </w:rPr>
-        <w:t>Tabla 1. Patrones de modelo de datos aplicados en SolarPulse IoT</w:t>
+        <w:t>Tabla 1</w:t>
+      </w:r>
+    </w:p>
+    <w:p>
+      <w:pPr>
+        <w:keepNext/>
+        <w:spacing w:after="120"/>
+      </w:pPr>
+      <w:r>
+        <w:rPr>
+          <w:b w:val="0"/>
+          <w:i/>
+        </w:rPr>
+        <w:t>Patrones de modelo de datos aplicados en SolarPulse IoT</w:t>
       </w:r>
     </w:p>
     <w:tbl>
@@ -91,6 +108,7 @@
             <w:r>
               <w:rPr>
                 <w:b/>
+                <w:i w:val="0"/>
                 <w:sz w:val="19"/>
               </w:rPr>
               <w:t>Patrón</w:t>
@@ -116,6 +134,7 @@
             <w:r>
               <w:rPr>
                 <w:b/>
+                <w:i w:val="0"/>
                 <w:sz w:val="19"/>
               </w:rPr>
               <w:t>Problema que resuelve</w:t>
@@ -141,6 +160,7 @@
             <w:r>
               <w:rPr>
                 <w:b/>
+                <w:i w:val="0"/>
                 <w:sz w:val="19"/>
               </w:rPr>
               <w:t>Aplicación en SolarPulse IoT</w:t>
@@ -166,6 +186,7 @@
             <w:r>
               <w:rPr>
                 <w:b/>
+                <w:i w:val="0"/>
                 <w:sz w:val="19"/>
               </w:rPr>
               <w:t>Requisitos</w:t>
@@ -187,6 +208,7 @@
             <w:r>
               <w:rPr>
                 <w:b w:val="0"/>
+                <w:i w:val="0"/>
                 <w:sz w:val="19"/>
               </w:rPr>
               <w:t>Embebido (Embedding)</w:t>
@@ -206,6 +228,7 @@
             <w:r>
               <w:rPr>
                 <w:b w:val="0"/>
+                <w:i w:val="0"/>
                 <w:sz w:val="19"/>
               </w:rPr>
               <w:t>Datos que siempre se leen juntos y tienen relación 1:1 o 1:pocos.</w:t>
@@ -225,6 +248,7 @@
             <w:r>
               <w:rPr>
                 <w:b w:val="0"/>
+                <w:i w:val="0"/>
                 <w:sz w:val="19"/>
               </w:rPr>
               <w:t>Permisos dentro del rol; perfil técnico dentro del usuario; paneles con sus sensores dentro de la instalación; actividades, presupuesto y costo dentro de la orden.</w:t>
@@ -244,6 +268,7 @@
             <w:r>
               <w:rPr>
                 <w:b w:val="0"/>
+                <w:i w:val="0"/>
                 <w:sz w:val="19"/>
               </w:rPr>
               <w:t>RNF-1, US-02, US-03, US-04, US-12 a US-15</w:t>
@@ -265,6 +290,7 @@
             <w:r>
               <w:rPr>
                 <w:b w:val="0"/>
+                <w:i w:val="0"/>
                 <w:sz w:val="19"/>
               </w:rPr>
               <w:t>Referencia (Referencing)</w:t>
@@ -284,6 +310,7 @@
             <w:r>
               <w:rPr>
                 <w:b w:val="0"/>
+                <w:i w:val="0"/>
                 <w:sz w:val="19"/>
               </w:rPr>
               <w:t>Relaciones 1:muchos sin límite o datos compartidos que se actualizan por separado.</w:t>
@@ -303,6 +330,7 @@
             <w:r>
               <w:rPr>
                 <w:b w:val="0"/>
+                <w:i w:val="0"/>
                 <w:sz w:val="19"/>
               </w:rPr>
               <w:t>Mediciones, consumos, anomalías, alertas, incidencias y órdenes apuntan a la instalación; clientes, tarifas, factores de emisión, modelos de panel y repuestos son colecciones propias.</w:t>
@@ -322,6 +350,7 @@
             <w:r>
               <w:rPr>
                 <w:b w:val="0"/>
+                <w:i w:val="0"/>
                 <w:sz w:val="19"/>
               </w:rPr>
               <w:t>RNF-4, RNF-9</w:t>
@@ -343,6 +372,7 @@
             <w:r>
               <w:rPr>
                 <w:b w:val="0"/>
+                <w:i w:val="0"/>
                 <w:sz w:val="19"/>
               </w:rPr>
               <w:t>Bucket (Cubeta)</w:t>
@@ -362,6 +392,7 @@
             <w:r>
               <w:rPr>
                 <w:b w:val="0"/>
+                <w:i w:val="0"/>
                 <w:sz w:val="19"/>
               </w:rPr>
               <w:t>Series de tiempo con millones de registros pequeños.</w:t>
@@ -381,6 +412,7 @@
             <w:r>
               <w:rPr>
                 <w:b w:val="0"/>
+                <w:i w:val="0"/>
                 <w:sz w:val="19"/>
               </w:rPr>
               <w:t>mediciones: un documento por sensor y por hora; consumos_energia: un documento por instalación y por día.</w:t>
@@ -400,6 +432,7 @@
             <w:r>
               <w:rPr>
                 <w:b w:val="0"/>
+                <w:i w:val="0"/>
                 <w:sz w:val="19"/>
               </w:rPr>
               <w:t>US-05, RNF-3, RNF-4</w:t>
@@ -421,6 +454,7 @@
             <w:r>
               <w:rPr>
                 <w:b w:val="0"/>
+                <w:i w:val="0"/>
                 <w:sz w:val="19"/>
               </w:rPr>
               <w:t>Computed (Calculado)</w:t>
@@ -440,6 +474,7 @@
             <w:r>
               <w:rPr>
                 <w:b w:val="0"/>
+                <w:i w:val="0"/>
                 <w:sz w:val="19"/>
               </w:rPr>
               <w:t>Cálculos repetidos en cada lectura.</w:t>
@@ -459,6 +494,7 @@
             <w:r>
               <w:rPr>
                 <w:b w:val="0"/>
+                <w:i w:val="0"/>
                 <w:sz w:val="19"/>
               </w:rPr>
               <w:t>Resumen de cada cubeta, subtotal del presupuesto, costo total de la orden y resumen de la instalación.</w:t>
@@ -478,6 +514,7 @@
             <w:r>
               <w:rPr>
                 <w:b w:val="0"/>
+                <w:i w:val="0"/>
                 <w:sz w:val="19"/>
               </w:rPr>
               <w:t>RNF-5, US-14</w:t>
@@ -499,6 +536,7 @@
             <w:r>
               <w:rPr>
                 <w:b w:val="0"/>
+                <w:i w:val="0"/>
                 <w:sz w:val="19"/>
               </w:rPr>
               <w:t>Extended Reference (Referencia extendida)</w:t>
@@ -518,6 +556,7 @@
             <w:r>
               <w:rPr>
                 <w:b w:val="0"/>
+                <w:i w:val="0"/>
                 <w:sz w:val="19"/>
               </w:rPr>
               <w:t>Exceso de $lookup (joins) en consultas frecuentes.</w:t>
@@ -537,6 +576,7 @@
             <w:r>
               <w:rPr>
                 <w:b w:val="0"/>
+                <w:i w:val="0"/>
                 <w:sz w:val="19"/>
               </w:rPr>
               <w:t>Copia del nombre del rol, cliente, tarifa, factor de emisión, modelo de panel, instalación, técnico y repuesto junto a su _id.</w:t>
@@ -556,6 +596,7 @@
             <w:r>
               <w:rPr>
                 <w:b w:val="0"/>
+                <w:i w:val="0"/>
                 <w:sz w:val="19"/>
               </w:rPr>
               <w:t>RNF-5, RNF-10, US-15</w:t>
@@ -577,6 +618,7 @@
             <w:r>
               <w:rPr>
                 <w:b w:val="0"/>
+                <w:i w:val="0"/>
                 <w:sz w:val="19"/>
               </w:rPr>
               <w:t>Subset (Subconjunto)</w:t>
@@ -596,6 +638,7 @@
             <w:r>
               <w:rPr>
                 <w:b w:val="0"/>
+                <w:i w:val="0"/>
                 <w:sz w:val="19"/>
               </w:rPr>
               <w:t>Documentos que crecen demasiado por datos poco consultados.</w:t>
@@ -615,6 +658,7 @@
             <w:r>
               <w:rPr>
                 <w:b w:val="0"/>
+                <w:i w:val="0"/>
                 <w:sz w:val="19"/>
               </w:rPr>
               <w:t>La instalación guarda solo sus 5 alertas más recientes; el historial completo está en alertas.</w:t>
@@ -634,6 +678,7 @@
             <w:r>
               <w:rPr>
                 <w:b w:val="0"/>
+                <w:i w:val="0"/>
                 <w:sz w:val="19"/>
               </w:rPr>
               <w:t>US-08, RNF-5</w:t>
@@ -654,6 +699,7 @@
             <w:r>
               <w:rPr>
                 <w:b w:val="0"/>
+                <w:i w:val="0"/>
                 <w:sz w:val="19"/>
               </w:rPr>
               <w:t>Polymorphic (Polimórfico)</w:t>
@@ -672,6 +718,7 @@
             <w:r>
               <w:rPr>
                 <w:b w:val="0"/>
+                <w:i w:val="0"/>
                 <w:sz w:val="19"/>
               </w:rPr>
               <w:t>Documentos del mismo tipo con campos distintos según su clase.</w:t>
@@ -690,6 +737,7 @@
             <w:r>
               <w:rPr>
                 <w:b w:val="0"/>
+                <w:i w:val="0"/>
                 <w:sz w:val="19"/>
               </w:rPr>
               <w:t>Usuarios técnicos con subdocumento perfil_tecnico y sus especialidades.</w:t>
@@ -708,6 +756,7 @@
             <w:r>
               <w:rPr>
                 <w:b w:val="0"/>
+                <w:i w:val="0"/>
                 <w:sz w:val="19"/>
               </w:rPr>
               <w:t>US-01, US-11</w:t>
@@ -718,8 +767,23 @@
     </w:tbl>
     <w:p>
       <w:pPr>
-        <w:spacing w:after="40"/>
+        <w:spacing w:before="80"/>
       </w:pPr>
+      <w:r>
+        <w:rPr>
+          <w:i/>
+          <w:sz w:val="20"/>
+        </w:rPr>
+        <w:t xml:space="preserve">Nota. </w:t>
+      </w:r>
+      <w:r>
+        <w:rPr>
+          <w:b w:val="0"/>
+          <w:i w:val="0"/>
+          <w:sz w:val="20"/>
+        </w:rPr>
+        <w:t>Elaboración propia con base en Coupal y Alger (2019e).</w:t>
+      </w:r>
     </w:p>
     <w:p>
       <w:pPr>
@@ -736,20 +800,23 @@
       <w:r>
         <w:rPr>
           <w:b/>
+          <w:i w:val="0"/>
         </w:rPr>
         <w:t>Descripción.</w:t>
       </w:r>
       <w:r>
         <w:rPr>
           <w:b w:val="0"/>
+          <w:i w:val="0"/>
         </w:rPr>
-        <w:t xml:space="preserve"> Consiste en guardar los datos relacionados dentro del mismo documento, como subdocumentos o arreglos, cuando la relación es 1:1 o 1:pocos y la información se consulta en conjunto. Así, una sola lectura recupera toda la información y cualquier escritura sobre el documento es atómica.</w:t>
+        <w:t xml:space="preserve"> Consiste en guardar los datos relacionados dentro del mismo documento, como subdocumentos o arreglos, cuando la relación es 1:1 o 1:pocos y la información se consulta en conjunto. Así, una sola lectura recupera toda la información y cualquier escritura sobre el documento es atómica (MongoDB, Inc., s. f.-a).</w:t>
       </w:r>
     </w:p>
     <w:p>
       <w:r>
         <w:rPr>
           <w:b/>
+          <w:i w:val="0"/>
         </w:rPr>
         <w:t>Aplicación en SolarPulse IoT.</w:t>
       </w:r>
@@ -762,12 +829,14 @@
       <w:r>
         <w:rPr>
           <w:b/>
+          <w:i w:val="0"/>
         </w:rPr>
         <w:t>Permisos dentro de roles.</w:t>
       </w:r>
       <w:r>
         <w:rPr>
           <w:b w:val="0"/>
+          <w:i w:val="0"/>
         </w:rPr>
         <w:t xml:space="preserve"> En el modelo relacional se necesitan las tablas Permiso y Rol_Permiso para la relación N:M. Como cada rol tiene pocos permisos y estos se leen siempre juntos al validar el acceso de un usuario (RNF-1), se guardan como un arreglo dentro del rol y la tabla intermedia desaparece.</w:t>
       </w:r>
@@ -780,12 +849,14 @@
       <w:r>
         <w:rPr>
           <w:b/>
+          <w:i w:val="0"/>
         </w:rPr>
         <w:t>Paneles y sensores dentro de instalaciones.</w:t>
       </w:r>
       <w:r>
         <w:rPr>
           <w:b w:val="0"/>
+          <w:i w:val="0"/>
         </w:rPr>
         <w:t xml:space="preserve"> Cada sensor pertenece a un único panel y cada panel a una única instalación; además, una instalación tiene un número acotado de paneles (de decenas a algunos cientos). Por eso los sensores se anidan dentro de su panel y los paneles dentro de la instalación, de modo que una sola lectura devuelve toda la planta (US-02, US-03, US-04).</w:t>
       </w:r>
@@ -798,12 +869,14 @@
       <w:r>
         <w:rPr>
           <w:b/>
+          <w:i w:val="0"/>
         </w:rPr>
         <w:t>Actividades, detalle de presupuesto y costo dentro de ordenes_mantenimiento.</w:t>
       </w:r>
       <w:r>
         <w:rPr>
           <w:b w:val="0"/>
+          <w:i w:val="0"/>
         </w:rPr>
         <w:t xml:space="preserve"> Estas tablas solo existen dentro de su orden (Costo_mantenimiento incluso tiene una sola liquidación por orden) y se consultan siempre con ella (US-12 a US-15). Al estar en el mismo documento, la orden, sus tareas, repuestos y costos se registran en una sola escritura atómica, lo que cumple con RNF-10.</w:t>
       </w:r>
@@ -816,12 +889,14 @@
       <w:r>
         <w:rPr>
           <w:b/>
+          <w:i w:val="0"/>
         </w:rPr>
         <w:t>Ubicación como subdocumento GeoJSON</w:t>
       </w:r>
       <w:r>
         <w:rPr>
           <w:b w:val="0"/>
+          <w:i w:val="0"/>
         </w:rPr>
         <w:t>, lo que permite crear un índice 2dsphere para ubicar instalaciones en un mapa.</w:t>
       </w:r>
@@ -1133,20 +1208,23 @@
       <w:r>
         <w:rPr>
           <w:b/>
+          <w:i w:val="0"/>
         </w:rPr>
         <w:t>Descripción.</w:t>
       </w:r>
       <w:r>
         <w:rPr>
           <w:b w:val="0"/>
+          <w:i w:val="0"/>
         </w:rPr>
-        <w:t xml:space="preserve"> Se guarda únicamente el identificador (_id) del documento relacionado, de forma similar a una clave foránea. Se usa cuando la relación es 1:muchos sin límite, cuando el documento relacionado se comparte entre muchos otros o cuando se actualiza de forma independiente.</w:t>
+        <w:t xml:space="preserve"> Se guarda únicamente el identificador (_id) del documento relacionado, de forma similar a una clave foránea. Se usa cuando la relación es 1:muchos sin límite, cuando el documento relacionado se comparte entre muchos otros o cuando se actualiza de forma independiente (MongoDB, Inc., s. f.-a).</w:t>
       </w:r>
     </w:p>
     <w:p>
       <w:r>
         <w:rPr>
           <w:b/>
+          <w:i w:val="0"/>
         </w:rPr>
         <w:t>Aplicación en SolarPulse IoT.</w:t>
       </w:r>
@@ -1159,14 +1237,16 @@
       <w:r>
         <w:rPr>
           <w:b/>
+          <w:i w:val="0"/>
         </w:rPr>
         <w:t>mediciones, consumos_energia, anomalias, alertas, incidencias y ordenes_mantenimiento</w:t>
       </w:r>
       <w:r>
         <w:rPr>
           <w:b w:val="0"/>
+          <w:i w:val="0"/>
         </w:rPr>
-        <w:t xml:space="preserve"> referencian a la instalación. Una instalación acumula miles de registros de este tipo cada mes; si se embebieran, el documento crecería sin límite y superaría el máximo de 16 MB por documento de MongoDB (RNF-4).</w:t>
+        <w:t xml:space="preserve"> referencian a la instalación. Una instalación acumula miles de registros de este tipo cada mes; si se embebieran, el documento crecería sin límite y superaría el tamaño máximo de 16 MB por documento (MongoDB, Inc., s. f.-c), lo que comprometería el requisito RNF-4.</w:t>
       </w:r>
     </w:p>
     <w:p>
@@ -1177,12 +1257,14 @@
       <w:r>
         <w:rPr>
           <w:b/>
+          <w:i w:val="0"/>
         </w:rPr>
         <w:t>clientes, tarifas, factores_emision, modelos_panel y repuestos</w:t>
       </w:r>
       <w:r>
         <w:rPr>
           <w:b w:val="0"/>
+          <w:i w:val="0"/>
         </w:rPr>
         <w:t xml:space="preserve"> son colecciones propias porque se comparten entre muchos documentos y se actualizan por separado; por ejemplo, el costo_kwh de una tarifa cambia cuando la distribuidora actualiza sus precios y el stock_actual de un repuesto cambia en cada orden.</w:t>
       </w:r>
@@ -1195,18 +1277,21 @@
       <w:r>
         <w:rPr>
           <w:b w:val="0"/>
+          <w:i w:val="0"/>
         </w:rPr>
         <w:t xml:space="preserve">La cadena </w:t>
       </w:r>
       <w:r>
         <w:rPr>
           <w:b/>
+          <w:i w:val="0"/>
         </w:rPr>
         <w:t>anomalía → alerta → incidencia → orden de mantenimiento</w:t>
       </w:r>
       <w:r>
         <w:rPr>
           <w:b w:val="0"/>
+          <w:i w:val="0"/>
         </w:rPr>
         <w:t xml:space="preserve"> se enlaza por referencias (anomalia_id, alerta_id, incidencia_id), lo que permite reconstruir la trazabilidad completa de una falla (RNF-9).</w:t>
       </w:r>
@@ -1351,26 +1436,30 @@
       <w:r>
         <w:rPr>
           <w:b/>
+          <w:i w:val="0"/>
         </w:rPr>
         <w:t>Descripción.</w:t>
       </w:r>
       <w:r>
         <w:rPr>
           <w:b w:val="0"/>
+          <w:i w:val="0"/>
         </w:rPr>
-        <w:t xml:space="preserve"> Agrupa varios registros de una serie de tiempo en un solo documento que representa un intervalo (una "cubeta"). En lugar de un documento por registro, se crea un documento por origen y por periodo, lo que reduce drásticamente la cantidad de documentos y el tamaño de los índices.</w:t>
+        <w:t xml:space="preserve"> Agrupa varios registros de una serie de tiempo en un solo documento que representa un intervalo (una "cubeta"). En lugar de un documento por registro, se crea un documento por origen y por periodo, lo que reduce drásticamente la cantidad de documentos y el tamaño de los índices (Coupal y Alger, 2019a).</w:t>
       </w:r>
     </w:p>
     <w:p>
       <w:r>
         <w:rPr>
           <w:b/>
+          <w:i w:val="0"/>
         </w:rPr>
         <w:t>Aplicación en SolarPulse IoT.</w:t>
       </w:r>
       <w:r>
         <w:rPr>
           <w:b w:val="0"/>
+          <w:i w:val="0"/>
         </w:rPr>
         <w:t xml:space="preserve"> Se aplica en dos colecciones:</w:t>
       </w:r>
@@ -1383,12 +1472,14 @@
       <w:r>
         <w:rPr>
           <w:b/>
+          <w:i w:val="0"/>
         </w:rPr>
         <w:t>mediciones:</w:t>
       </w:r>
       <w:r>
         <w:rPr>
           <w:b w:val="0"/>
+          <w:i w:val="0"/>
         </w:rPr>
         <w:t xml:space="preserve"> un documento por sensor y por hora, con un arreglo lecturas de máximo 60 elementos (una lectura por minuto). Una planta de 100 paneles con un sensor por panel genera 144,000 lecturas al día; con el patrón Bucket se almacenan solo 2,400 documentos diarios, 60 veces menos. Esto responde a la ingesta masiva (RNF-3) y al crecimiento del histórico (RNF-4), y se apoya en un índice compuesto { sensor_id: 1, fecha_inicio: 1 } para consultar rangos de fechas. Si el sensor muestrea más rápido (frecuencia_muestreo_seg), se reduce el intervalo de la cubeta para mantener el mismo tamaño de documento.</w:t>
       </w:r>
@@ -1401,12 +1492,14 @@
       <w:r>
         <w:rPr>
           <w:b/>
+          <w:i w:val="0"/>
         </w:rPr>
         <w:t>consumos_energia:</w:t>
       </w:r>
       <w:r>
         <w:rPr>
           <w:b w:val="0"/>
+          <w:i w:val="0"/>
         </w:rPr>
         <w:t xml:space="preserve"> un documento por instalación y por día, con un arreglo registros de máximo 96 elementos (intervalos de 15 minutos). Permite comparar el consumo diario con la generación y calcular el ahorro con la tarifa de la instalación.</w:t>
       </w:r>
@@ -1686,20 +1779,23 @@
       <w:r>
         <w:rPr>
           <w:b w:val="0"/>
+          <w:i w:val="0"/>
         </w:rPr>
         <w:t xml:space="preserve">Como alternativa de implementación, MongoDB (desde la versión 5.0) ofrece las </w:t>
       </w:r>
       <w:r>
         <w:rPr>
           <w:b/>
+          <w:i w:val="0"/>
         </w:rPr>
         <w:t>colecciones de series de tiempo</w:t>
       </w:r>
       <w:r>
         <w:rPr>
           <w:b w:val="0"/>
+          <w:i w:val="0"/>
         </w:rPr>
-        <w:t xml:space="preserve"> (time series collections), que aplican internamente este mismo principio de agrupación por cubetas.</w:t>
+        <w:t xml:space="preserve"> (time series collections), que aplican internamente este mismo principio de agrupación por cubetas (MongoDB, Inc., s. f.-e).</w:t>
       </w:r>
     </w:p>
     <w:p>
@@ -1717,20 +1813,23 @@
       <w:r>
         <w:rPr>
           <w:b/>
+          <w:i w:val="0"/>
         </w:rPr>
         <w:t>Descripción.</w:t>
       </w:r>
       <w:r>
         <w:rPr>
           <w:b w:val="0"/>
+          <w:i w:val="0"/>
         </w:rPr>
-        <w:t xml:space="preserve"> Los valores derivados se calculan una sola vez, al momento de escribir, y se guardan en el documento, en lugar de recalcularlos en cada consulta. Es conveniente cuando las lecturas son mucho más frecuentes que las escrituras.</w:t>
+        <w:t xml:space="preserve"> Los valores derivados se calculan una sola vez, al momento de escribir, y se guardan en el documento, en lugar de recalcularlos en cada consulta. Es conveniente cuando las lecturas son mucho más frecuentes que las escrituras (Coupal y Alger, 2019b).</w:t>
       </w:r>
     </w:p>
     <w:p>
       <w:r>
         <w:rPr>
           <w:b/>
+          <w:i w:val="0"/>
         </w:rPr>
         <w:t>Aplicación en SolarPulse IoT.</w:t>
       </w:r>
@@ -1743,12 +1842,14 @@
       <w:r>
         <w:rPr>
           <w:b/>
+          <w:i w:val="0"/>
         </w:rPr>
         <w:t>mediciones.resumen</w:t>
       </w:r>
       <w:r>
         <w:rPr>
           <w:b w:val="0"/>
+          <w:i w:val="0"/>
         </w:rPr>
         <w:t>: potencia máxima, energía acumulada y temperatura máxima se actualizan con cada lectura ($inc y $max); los promedios de voltaje y corriente se completan al cerrar la cubeta. Los tableros de control leen solo el resumen, sin recorrer las lecturas, y cumplen el tiempo de respuesta de RNF-5.</w:t>
       </w:r>
@@ -1761,12 +1862,14 @@
       <w:r>
         <w:rPr>
           <w:b/>
+          <w:i w:val="0"/>
         </w:rPr>
         <w:t>consumos_energia.resumen</w:t>
       </w:r>
       <w:r>
         <w:rPr>
           <w:b w:val="0"/>
+          <w:i w:val="0"/>
         </w:rPr>
         <w:t>: energía total del día y consumo pico.</w:t>
       </w:r>
@@ -1779,24 +1882,28 @@
       <w:r>
         <w:rPr>
           <w:b/>
+          <w:i w:val="0"/>
         </w:rPr>
         <w:t>presupuesto.subtotal</w:t>
       </w:r>
       <w:r>
         <w:rPr>
           <w:b w:val="0"/>
+          <w:i w:val="0"/>
         </w:rPr>
         <w:t xml:space="preserve"> (cantidad × precio_unitario) y </w:t>
       </w:r>
       <w:r>
         <w:rPr>
           <w:b/>
+          <w:i w:val="0"/>
         </w:rPr>
         <w:t>costo.costo_total</w:t>
       </w:r>
       <w:r>
         <w:rPr>
           <w:b w:val="0"/>
+          <w:i w:val="0"/>
         </w:rPr>
         <w:t xml:space="preserve"> (mano de obra + materiales + viáticos) en ordenes_mantenimiento. En el modelo relacional estos totales no se almacenan y deben sumarse en cada reporte; en el modelo documental se guardan una sola vez al liquidar la orden (US-14).</w:t>
       </w:r>
@@ -1809,12 +1916,14 @@
       <w:r>
         <w:rPr>
           <w:b/>
+          <w:i w:val="0"/>
         </w:rPr>
         <w:t>instalaciones.resumen</w:t>
       </w:r>
       <w:r>
         <w:rPr>
           <w:b w:val="0"/>
+          <w:i w:val="0"/>
         </w:rPr>
         <w:t>: total de paneles, paneles operativos y fecha de la última medición, para la vista general de cada planta.</w:t>
       </w:r>
@@ -1834,14 +1943,16 @@
       <w:r>
         <w:rPr>
           <w:b/>
+          <w:i w:val="0"/>
         </w:rPr>
         <w:t>Descripción.</w:t>
       </w:r>
       <w:r>
         <w:rPr>
           <w:b w:val="0"/>
+          <w:i w:val="0"/>
         </w:rPr>
-        <w:t xml:space="preserve"> Además del _id del documento relacionado, se copian los pocos campos de ese documento que más se muestran en pantalla. Así se evita realizar un $lookup (equivalente a un JOIN) en las consultas frecuentes. Solo se copian campos estables, que casi nunca cambian.</w:t>
+        <w:t xml:space="preserve"> Además del _id del documento relacionado, se copian los pocos campos de ese documento que más se muestran en pantalla. Así se evita realizar un $lookup (equivalente a un JOIN) en las consultas frecuentes. Solo se copian campos estables, que casi nunca cambian (Coupal y Alger, 2019d).</w:t>
       </w:r>
     </w:p>
     <w:p>
@@ -1851,12 +1962,14 @@
       <w:r>
         <w:rPr>
           <w:b/>
+          <w:i w:val="0"/>
         </w:rPr>
         <w:t>Aplicación en SolarPulse IoT.</w:t>
       </w:r>
       <w:r>
         <w:rPr>
           <w:b w:val="0"/>
+          <w:i w:val="0"/>
         </w:rPr>
         <w:t xml:space="preserve"> El caso más claro es la orden de mantenimiento: en el modelo relacional, para saber en qué instalación se realiza una orden hay que recorrer Orden_mantenimiento → Incidencia → Alerta → Anomalia → Sensor_iot → Panel_Solar → Instalacion, es decir, seis JOIN. En el modelo documental la orden guarda directamente la instalación (id, nombre y dirección), lo que agiliza el historial de mantenimientos por instalación (US-15) y su registro (RNF-10). De la misma forma, cada anomalía guarda el panel_id y el instalacion_id del sensor que la detectó. La Tabla 2 resume todas las referencias extendidas.</w:t>
       </w:r>
@@ -1864,14 +1977,27 @@
     <w:p>
       <w:pPr>
         <w:keepNext/>
-        <w:jc w:val="center"/>
+        <w:spacing w:after="0"/>
       </w:pPr>
       <w:r>
         <w:rPr>
           <w:b/>
-          <w:sz w:val="22"/>
+          <w:i w:val="0"/>
         </w:rPr>
-        <w:t>Tabla 2. Referencias extendidas del modelo</w:t>
+        <w:t>Tabla 2</w:t>
+      </w:r>
+    </w:p>
+    <w:p>
+      <w:pPr>
+        <w:keepNext/>
+        <w:spacing w:after="120"/>
+      </w:pPr>
+      <w:r>
+        <w:rPr>
+          <w:b w:val="0"/>
+          <w:i/>
+        </w:rPr>
+        <w:t>Referencias extendidas del modelo</w:t>
       </w:r>
     </w:p>
     <w:tbl>
@@ -1907,6 +2033,7 @@
             <w:r>
               <w:rPr>
                 <w:b/>
+                <w:i w:val="0"/>
                 <w:sz w:val="19"/>
               </w:rPr>
               <w:t>Colección</w:t>
@@ -1932,6 +2059,7 @@
             <w:r>
               <w:rPr>
                 <w:b/>
+                <w:i w:val="0"/>
                 <w:sz w:val="19"/>
               </w:rPr>
               <w:t>Campo</w:t>
@@ -1957,6 +2085,7 @@
             <w:r>
               <w:rPr>
                 <w:b/>
+                <w:i w:val="0"/>
                 <w:sz w:val="19"/>
               </w:rPr>
               <w:t>Datos copiados</w:t>
@@ -1978,6 +2107,7 @@
             <w:r>
               <w:rPr>
                 <w:b w:val="0"/>
+                <w:i w:val="0"/>
                 <w:sz w:val="19"/>
               </w:rPr>
               <w:t>usuarios</w:t>
@@ -1997,6 +2127,7 @@
             <w:r>
               <w:rPr>
                 <w:b w:val="0"/>
+                <w:i w:val="0"/>
                 <w:sz w:val="19"/>
               </w:rPr>
               <w:t>rol</w:t>
@@ -2016,6 +2147,7 @@
             <w:r>
               <w:rPr>
                 <w:b w:val="0"/>
+                <w:i w:val="0"/>
                 <w:sz w:val="19"/>
               </w:rPr>
               <w:t>rol_id, nombre_rol</w:t>
@@ -2037,6 +2169,7 @@
             <w:r>
               <w:rPr>
                 <w:b w:val="0"/>
+                <w:i w:val="0"/>
                 <w:sz w:val="19"/>
               </w:rPr>
               <w:t>instalaciones</w:t>
@@ -2056,6 +2189,7 @@
             <w:r>
               <w:rPr>
                 <w:b w:val="0"/>
+                <w:i w:val="0"/>
                 <w:sz w:val="19"/>
               </w:rPr>
               <w:t>cliente, tarifa, factor_emision</w:t>
@@ -2075,6 +2209,7 @@
             <w:r>
               <w:rPr>
                 <w:b w:val="0"/>
+                <w:i w:val="0"/>
                 <w:sz w:val="19"/>
               </w:rPr>
               <w:t>cliente_id, razon_social / tarifa_id, tipo_tarifa / factor_emision_id, nombre_red</w:t>
@@ -2096,6 +2231,7 @@
             <w:r>
               <w:rPr>
                 <w:b w:val="0"/>
+                <w:i w:val="0"/>
                 <w:sz w:val="19"/>
               </w:rPr>
               <w:t>instalaciones</w:t>
@@ -2115,6 +2251,7 @@
             <w:r>
               <w:rPr>
                 <w:b w:val="0"/>
+                <w:i w:val="0"/>
                 <w:sz w:val="19"/>
               </w:rPr>
               <w:t>paneles.modelo</w:t>
@@ -2134,6 +2271,7 @@
             <w:r>
               <w:rPr>
                 <w:b w:val="0"/>
+                <w:i w:val="0"/>
                 <w:sz w:val="19"/>
               </w:rPr>
               <w:t>modelo_panel_id, marca, modelo, potencia_nominal_w</w:t>
@@ -2155,6 +2293,7 @@
             <w:r>
               <w:rPr>
                 <w:b w:val="0"/>
+                <w:i w:val="0"/>
                 <w:sz w:val="19"/>
               </w:rPr>
               <w:t>anomalias</w:t>
@@ -2174,6 +2313,7 @@
             <w:r>
               <w:rPr>
                 <w:b w:val="0"/>
+                <w:i w:val="0"/>
                 <w:sz w:val="19"/>
               </w:rPr>
               <w:t>panel_id, instalacion_id</w:t>
@@ -2193,6 +2333,7 @@
             <w:r>
               <w:rPr>
                 <w:b w:val="0"/>
+                <w:i w:val="0"/>
                 <w:sz w:val="19"/>
               </w:rPr>
               <w:t>Panel e instalación del sensor que detectó la anomalía</w:t>
@@ -2214,6 +2355,7 @@
             <w:r>
               <w:rPr>
                 <w:b w:val="0"/>
+                <w:i w:val="0"/>
                 <w:sz w:val="19"/>
               </w:rPr>
               <w:t>alertas</w:t>
@@ -2233,6 +2375,7 @@
             <w:r>
               <w:rPr>
                 <w:b w:val="0"/>
+                <w:i w:val="0"/>
                 <w:sz w:val="19"/>
               </w:rPr>
               <w:t>anomalia, instalacion</w:t>
@@ -2252,6 +2395,7 @@
             <w:r>
               <w:rPr>
                 <w:b w:val="0"/>
+                <w:i w:val="0"/>
                 <w:sz w:val="19"/>
               </w:rPr>
               <w:t>anomalia_id, tipo_anomalia, severidad / instalacion_id, nombre</w:t>
@@ -2273,6 +2417,7 @@
             <w:r>
               <w:rPr>
                 <w:b w:val="0"/>
+                <w:i w:val="0"/>
                 <w:sz w:val="19"/>
               </w:rPr>
               <w:t>incidencias</w:t>
@@ -2292,6 +2437,7 @@
             <w:r>
               <w:rPr>
                 <w:b w:val="0"/>
+                <w:i w:val="0"/>
                 <w:sz w:val="19"/>
               </w:rPr>
               <w:t>instalacion</w:t>
@@ -2311,6 +2457,7 @@
             <w:r>
               <w:rPr>
                 <w:b w:val="0"/>
+                <w:i w:val="0"/>
                 <w:sz w:val="19"/>
               </w:rPr>
               <w:t>instalacion_id, nombre</w:t>
@@ -2331,6 +2478,7 @@
             <w:r>
               <w:rPr>
                 <w:b w:val="0"/>
+                <w:i w:val="0"/>
                 <w:sz w:val="19"/>
               </w:rPr>
               <w:t>ordenes_mantenimiento</w:t>
@@ -2349,6 +2497,7 @@
             <w:r>
               <w:rPr>
                 <w:b w:val="0"/>
+                <w:i w:val="0"/>
                 <w:sz w:val="19"/>
               </w:rPr>
               <w:t>instalacion, tecnico, actividades.tecnico, presupuesto.repuesto</w:t>
@@ -2367,6 +2516,7 @@
             <w:r>
               <w:rPr>
                 <w:b w:val="0"/>
+                <w:i w:val="0"/>
                 <w:sz w:val="19"/>
               </w:rPr>
               <w:t>instalacion_id, nombre, direccion / usuario_id, nombre_completo, codigo_empleado / repuesto_id, codigo_sku, nombre</w:t>
@@ -2377,8 +2527,23 @@
     </w:tbl>
     <w:p>
       <w:pPr>
-        <w:spacing w:after="40"/>
+        <w:spacing w:before="80"/>
       </w:pPr>
+      <w:r>
+        <w:rPr>
+          <w:i/>
+          <w:sz w:val="20"/>
+        </w:rPr>
+        <w:t xml:space="preserve">Nota. </w:t>
+      </w:r>
+      <w:r>
+        <w:rPr>
+          <w:b w:val="0"/>
+          <w:i w:val="0"/>
+          <w:sz w:val="20"/>
+        </w:rPr>
+        <w:t>Elaboración propia.</w:t>
+      </w:r>
     </w:p>
     <w:p>
       <w:pPr>
@@ -2387,6 +2552,7 @@
       <w:r>
         <w:rPr>
           <w:b w:val="0"/>
+          <w:i w:val="0"/>
         </w:rPr>
         <w:t>En el presupuesto, el precio_unitario se guarda en la orden al momento de cotizar (precio pactado), de modo que el costo histórico no se altera si después cambia el costo_unitario_estandar del repuesto. Si algún dato copiado llegara a cambiar (por ejemplo, la razón social de un cliente), se actualiza en todas sus copias con updateMany.</w:t>
       </w:r>
@@ -2539,14 +2705,16 @@
       <w:r>
         <w:rPr>
           <w:b/>
+          <w:i w:val="0"/>
         </w:rPr>
         <w:t>Descripción.</w:t>
       </w:r>
       <w:r>
         <w:rPr>
           <w:b w:val="0"/>
+          <w:i w:val="0"/>
         </w:rPr>
-        <w:t xml:space="preserve"> El documento principal guarda solo una parte de los datos relacionados, la más consultada, mientras que el conjunto completo se mantiene en su propia colección. Así el documento principal se mantiene pequeño y rápido de leer.</w:t>
+        <w:t xml:space="preserve"> El documento principal guarda solo una parte de los datos relacionados, la más consultada, mientras que el conjunto completo se mantiene en su propia colección. Así el documento principal se mantiene pequeño y rápido de leer (Coupal y Alger, 2019c).</w:t>
       </w:r>
     </w:p>
     <w:p>
@@ -2556,24 +2724,28 @@
       <w:r>
         <w:rPr>
           <w:b/>
+          <w:i w:val="0"/>
         </w:rPr>
         <w:t>Aplicación en SolarPulse IoT.</w:t>
       </w:r>
       <w:r>
         <w:rPr>
           <w:b w:val="0"/>
+          <w:i w:val="0"/>
         </w:rPr>
         <w:t xml:space="preserve"> Cada documento de instalaciones guarda en alertas_recientes únicamente las </w:t>
       </w:r>
       <w:r>
         <w:rPr>
           <w:b/>
+          <w:i w:val="0"/>
         </w:rPr>
         <w:t>5 últimas alertas</w:t>
       </w:r>
       <w:r>
         <w:rPr>
           <w:b w:val="0"/>
+          <w:i w:val="0"/>
         </w:rPr>
         <w:t>, que son las que se muestran en la pantalla principal de la planta (US-08). El historial completo permanece en la colección alertas. Al generarse una alerta nueva, se agrega a la instalación y se descarta la más antigua en la misma operación:</w:t>
       </w:r>
@@ -2678,14 +2850,16 @@
       <w:r>
         <w:rPr>
           <w:b/>
+          <w:i w:val="0"/>
         </w:rPr>
         <w:t>Descripción.</w:t>
       </w:r>
       <w:r>
         <w:rPr>
           <w:b w:val="0"/>
+          <w:i w:val="0"/>
         </w:rPr>
-        <w:t xml:space="preserve"> Permite que los documentos de una misma colección tengan estructuras distintas según su tipo, siempre que compartan los campos principales. Es una de las ventajas del esquema flexible de MongoDB.</w:t>
+        <w:t xml:space="preserve"> Permite que los documentos de una misma colección tengan estructuras distintas según su tipo, siempre que compartan los campos principales (Alger y Coupal, 2022). Es una de las ventajas del esquema flexible de MongoDB.</w:t>
       </w:r>
     </w:p>
     <w:p>
@@ -2695,24 +2869,28 @@
       <w:r>
         <w:rPr>
           <w:b/>
+          <w:i w:val="0"/>
         </w:rPr>
         <w:t>Aplicación en SolarPulse IoT.</w:t>
       </w:r>
       <w:r>
         <w:rPr>
           <w:b w:val="0"/>
+          <w:i w:val="0"/>
         </w:rPr>
         <w:t xml:space="preserve"> En la colección usuarios todos los documentos tienen nombre, correo, contraseña, estado y rol, pero solo los técnicos incluyen el subdocumento </w:t>
       </w:r>
       <w:r>
         <w:rPr>
           <w:b/>
+          <w:i w:val="0"/>
         </w:rPr>
         <w:t>perfil_tecnico</w:t>
       </w:r>
       <w:r>
         <w:rPr>
           <w:b w:val="0"/>
+          <w:i w:val="0"/>
         </w:rPr>
         <w:t xml:space="preserve"> (código de empleado, disponibilidad, calificación promedio y especialidades). Este subdocumento reemplaza a tres tablas del modelo relacional (Tecnico, Especialidad y Tecnico_Especialidad), evita uniones al iniciar sesión (US-01) y facilita buscar técnicos disponibles por especialidad para asignarles órdenes (US-11).</w:t>
       </w:r>
@@ -2851,15 +3029,40 @@
     </w:p>
     <w:p>
       <w:pPr>
+        <w:jc w:val="both"/>
+      </w:pPr>
+      <w:r>
+        <w:rPr>
+          <w:b w:val="0"/>
+          <w:i w:val="0"/>
+        </w:rPr>
+        <w:t>MongoDB también documenta antipatrones de diseño, es decir, prácticas que degradan el rendimiento, como los arreglos sin límite o la creación de un número excesivo de colecciones (MongoDB, Inc., s. f.-d; Schaefer y Coupal, 2020). La Tabla 3 resume cómo el modelo de SolarPulse IoT los evita.</w:t>
+      </w:r>
+    </w:p>
+    <w:p>
+      <w:pPr>
         <w:keepNext/>
-        <w:jc w:val="center"/>
+        <w:spacing w:after="0"/>
       </w:pPr>
       <w:r>
         <w:rPr>
           <w:b/>
-          <w:sz w:val="22"/>
+          <w:i w:val="0"/>
         </w:rPr>
-        <w:t>Tabla 3. Anti-patrones de MongoDB evitados</w:t>
+        <w:t>Tabla 3</w:t>
+      </w:r>
+    </w:p>
+    <w:p>
+      <w:pPr>
+        <w:keepNext/>
+        <w:spacing w:after="120"/>
+      </w:pPr>
+      <w:r>
+        <w:rPr>
+          <w:b w:val="0"/>
+          <w:i/>
+        </w:rPr>
+        <w:t>Anti-patrones de MongoDB evitados</w:t>
       </w:r>
     </w:p>
     <w:tbl>
@@ -2894,6 +3097,7 @@
             <w:r>
               <w:rPr>
                 <w:b/>
+                <w:i w:val="0"/>
                 <w:sz w:val="19"/>
               </w:rPr>
               <w:t>Anti-patrón</w:t>
@@ -2919,6 +3123,7 @@
             <w:r>
               <w:rPr>
                 <w:b/>
+                <w:i w:val="0"/>
                 <w:sz w:val="19"/>
               </w:rPr>
               <w:t>Cómo se evitó en el modelo</w:t>
@@ -2940,6 +3145,7 @@
             <w:r>
               <w:rPr>
                 <w:b w:val="0"/>
+                <w:i w:val="0"/>
                 <w:sz w:val="19"/>
               </w:rPr>
               <w:t>Arreglos sin límite</w:t>
@@ -2959,6 +3165,7 @@
             <w:r>
               <w:rPr>
                 <w:b w:val="0"/>
+                <w:i w:val="0"/>
                 <w:sz w:val="19"/>
               </w:rPr>
               <w:t>Las mediciones y consumos no se embeben en la instalación; las cubetas tienen máximo 60 lecturas (mediciones) o 96 registros (consumos) y alertas_recientes máximo 5 elementos.</w:t>
@@ -2980,6 +3187,7 @@
             <w:r>
               <w:rPr>
                 <w:b w:val="0"/>
+                <w:i w:val="0"/>
                 <w:sz w:val="19"/>
               </w:rPr>
               <w:t>Documentos demasiado grandes (más de 16 MB)</w:t>
@@ -2999,6 +3207,7 @@
             <w:r>
               <w:rPr>
                 <w:b w:val="0"/>
+                <w:i w:val="0"/>
                 <w:sz w:val="19"/>
               </w:rPr>
               <w:t>Solo se embeben datos acotados (permisos, paneles, sensores, actividades, presupuesto); lo que crece con el tiempo va en su propia colección.</w:t>
@@ -3020,6 +3229,7 @@
             <w:r>
               <w:rPr>
                 <w:b w:val="0"/>
+                <w:i w:val="0"/>
                 <w:sz w:val="19"/>
               </w:rPr>
               <w:t>Exceso de $lookup</w:t>
@@ -3039,6 +3249,7 @@
             <w:r>
               <w:rPr>
                 <w:b w:val="0"/>
+                <w:i w:val="0"/>
                 <w:sz w:val="19"/>
               </w:rPr>
               <w:t>Las referencias extendidas dejan en cada documento los datos que se muestran en pantalla.</w:t>
@@ -3060,6 +3271,7 @@
             <w:r>
               <w:rPr>
                 <w:b w:val="0"/>
+                <w:i w:val="0"/>
                 <w:sz w:val="19"/>
               </w:rPr>
               <w:t>Demasiadas colecciones</w:t>
@@ -3079,6 +3291,7 @@
             <w:r>
               <w:rPr>
                 <w:b w:val="0"/>
+                <w:i w:val="0"/>
                 <w:sz w:val="19"/>
               </w:rPr>
               <w:t>Las 25 tablas relacionales se agrupan en 14 colecciones; las tablas intermedias Rol_Permiso y Tecnico_Especialidad desaparecen.</w:t>
@@ -3099,6 +3312,7 @@
             <w:r>
               <w:rPr>
                 <w:b w:val="0"/>
+                <w:i w:val="0"/>
                 <w:sz w:val="19"/>
               </w:rPr>
               <w:t>Datos duplicados sin control</w:t>
@@ -3117,6 +3331,7 @@
             <w:r>
               <w:rPr>
                 <w:b w:val="0"/>
+                <w:i w:val="0"/>
                 <w:sz w:val="19"/>
               </w:rPr>
               <w:t>Solo se copian campos estables y se documenta cuándo deben actualizarse.</w:t>
@@ -3127,8 +3342,23 @@
     </w:tbl>
     <w:p>
       <w:pPr>
-        <w:spacing w:after="40"/>
+        <w:spacing w:before="80"/>
       </w:pPr>
+      <w:r>
+        <w:rPr>
+          <w:i/>
+          <w:sz w:val="20"/>
+        </w:rPr>
+        <w:t xml:space="preserve">Nota. </w:t>
+      </w:r>
+      <w:r>
+        <w:rPr>
+          <w:b w:val="0"/>
+          <w:i w:val="0"/>
+          <w:sz w:val="20"/>
+        </w:rPr>
+        <w:t>Elaboración propia con base en MongoDB, Inc. (s. f.-d) y Schaefer y Coupal (2020).</w:t>
+      </w:r>
     </w:p>
     <w:p>
       <w:pPr>
@@ -3137,6 +3367,7 @@
       <w:r>
         <w:rPr>
           <w:b w:val="0"/>
+          <w:i w:val="0"/>
         </w:rPr>
         <w:t>En conclusión, la combinación de estos patrones permite que el modelo no relacional de SolarPulse IoT soporte el alto volumen de telemetría con el patrón Bucket, responda rápidamente a los tableros de control gracias a los campos calculados, las referencias extendidas y el subconjunto de alertas, y conserve la trazabilidad completa de las fallas y los mantenimientos mediante referencias y documentos embebidos. Estas decisiones se reflejan gráficamente en el diagrama de documentos de la sección 4.2.2.</w:t>
       </w:r>
@@ -3161,33 +3392,49 @@
       <w:r>
         <w:rPr>
           <w:b w:val="0"/>
+          <w:i w:val="0"/>
         </w:rPr>
         <w:t xml:space="preserve">El diagrama de documentos representa la estructura física de la base de datos no relacional de SolarPulse IoT implementada en MongoDB. A diferencia del diagrama entidad-relación físico del modelo relacional (sección 4.2.1), en este diagrama cada caja representa una </w:t>
       </w:r>
       <w:r>
         <w:rPr>
           <w:b/>
+          <w:i w:val="0"/>
         </w:rPr>
         <w:t>colección</w:t>
       </w:r>
       <w:r>
         <w:rPr>
           <w:b w:val="0"/>
+          <w:i w:val="0"/>
         </w:rPr>
-        <w:t xml:space="preserve"> y muestra la forma de sus documentos: los campos, su tipo de dato BSON, los subdocumentos y arreglos embebidos, y las referencias hacia otras colecciones. El diagrama se elaboró a partir del diagrama físico normalizado, de las colecciones de la sección 3.4.1 y de los patrones de modelo de datos descritos en la sección 3.4.3.</w:t>
+        <w:t xml:space="preserve"> y muestra la forma de sus documentos: los campos, su tipo de dato BSON, los subdocumentos y arreglos embebidos, y las referencias hacia otras colecciones. El diagrama se elaboró a partir del diagrama físico normalizado, de las colecciones de la sección 3.4.1 y de los patrones de modelo de datos descritos en la sección 3.4.3. Este paso al modelo físico documental sigue el enfoque de modelado conceptual, lógico y físico para MongoDB que describen Coupal et al. (2023).</w:t>
       </w:r>
     </w:p>
     <w:p>
       <w:pPr>
         <w:keepNext/>
-        <w:jc w:val="center"/>
+        <w:spacing w:after="0"/>
       </w:pPr>
       <w:r>
         <w:rPr>
           <w:b/>
-          <w:sz w:val="22"/>
+          <w:i w:val="0"/>
         </w:rPr>
-        <w:t>Tabla 4. Notación del diagrama de documentos</w:t>
+        <w:t>Tabla 4</w:t>
+      </w:r>
+    </w:p>
+    <w:p>
+      <w:pPr>
+        <w:keepNext/>
+        <w:spacing w:after="120"/>
+      </w:pPr>
+      <w:r>
+        <w:rPr>
+          <w:b w:val="0"/>
+          <w:i/>
+        </w:rPr>
+        <w:t>Notación del diagrama de documentos</w:t>
       </w:r>
     </w:p>
     <w:tbl>
@@ -3222,6 +3469,7 @@
             <w:r>
               <w:rPr>
                 <w:b/>
+                <w:i w:val="0"/>
                 <w:sz w:val="19"/>
               </w:rPr>
               <w:t>Elemento</w:t>
@@ -3247,6 +3495,7 @@
             <w:r>
               <w:rPr>
                 <w:b/>
+                <w:i w:val="0"/>
                 <w:sz w:val="19"/>
               </w:rPr>
               <w:t>Significado</w:t>
@@ -3268,6 +3517,7 @@
             <w:r>
               <w:rPr>
                 <w:b/>
+                <w:i w:val="0"/>
                 <w:sz w:val="19"/>
               </w:rPr>
               <w:t>PK</w:t>
@@ -3275,6 +3525,7 @@
             <w:r>
               <w:rPr>
                 <w:b w:val="0"/>
+                <w:i w:val="0"/>
                 <w:sz w:val="19"/>
               </w:rPr>
               <w:t xml:space="preserve"> (amarillo)</w:t>
@@ -3294,6 +3545,7 @@
             <w:r>
               <w:rPr>
                 <w:b w:val="0"/>
+                <w:i w:val="0"/>
                 <w:sz w:val="19"/>
               </w:rPr>
               <w:t>Campo _id de tipo ObjectId, identificador único que MongoDB genera para cada documento.</w:t>
@@ -3315,6 +3567,7 @@
             <w:r>
               <w:rPr>
                 <w:b/>
+                <w:i w:val="0"/>
                 <w:sz w:val="19"/>
               </w:rPr>
               <w:t>REF</w:t>
@@ -3322,6 +3575,7 @@
             <w:r>
               <w:rPr>
                 <w:b w:val="0"/>
+                <w:i w:val="0"/>
                 <w:sz w:val="19"/>
               </w:rPr>
               <w:t xml:space="preserve"> (flecha roja)</w:t>
@@ -3341,6 +3595,7 @@
             <w:r>
               <w:rPr>
                 <w:b w:val="0"/>
+                <w:i w:val="0"/>
                 <w:sz w:val="19"/>
               </w:rPr>
               <w:t>Referencia a otro documento mediante su ObjectId. La flecha va del documento que referencia al documento referenciado; la cardinalidad se indica como N : 1.</w:t>
@@ -3362,6 +3617,7 @@
             <w:r>
               <w:rPr>
                 <w:b/>
+                <w:i w:val="0"/>
                 <w:sz w:val="19"/>
               </w:rPr>
               <w:t>EXT</w:t>
@@ -3369,6 +3625,7 @@
             <w:r>
               <w:rPr>
                 <w:b w:val="0"/>
+                <w:i w:val="0"/>
                 <w:sz w:val="19"/>
               </w:rPr>
               <w:t xml:space="preserve"> (azul)</w:t>
@@ -3388,6 +3645,7 @@
             <w:r>
               <w:rPr>
                 <w:b w:val="0"/>
+                <w:i w:val="0"/>
                 <w:sz w:val="19"/>
               </w:rPr>
               <w:t>Referencia extendida: subdocumento que contiene el _id y algunos campos copiados del documento referenciado.</w:t>
@@ -3409,6 +3667,7 @@
             <w:r>
               <w:rPr>
                 <w:b/>
+                <w:i w:val="0"/>
                 <w:sz w:val="19"/>
               </w:rPr>
               <w:t>EMB</w:t>
@@ -3416,6 +3675,7 @@
             <w:r>
               <w:rPr>
                 <w:b w:val="0"/>
+                <w:i w:val="0"/>
                 <w:sz w:val="19"/>
               </w:rPr>
               <w:t xml:space="preserve"> (verde)</w:t>
@@ -3435,6 +3695,7 @@
             <w:r>
               <w:rPr>
                 <w:b w:val="0"/>
+                <w:i w:val="0"/>
                 <w:sz w:val="19"/>
               </w:rPr>
               <w:t>Subdocumento (Object) o arreglo de subdocumentos (Array&lt;Object&gt;) embebido. Los campos internos se muestran con sangría y el símbolo └.</w:t>
@@ -3456,6 +3717,7 @@
             <w:r>
               <w:rPr>
                 <w:b/>
+                <w:i w:val="0"/>
                 <w:sz w:val="19"/>
               </w:rPr>
               <w:t>CALC</w:t>
@@ -3463,6 +3725,7 @@
             <w:r>
               <w:rPr>
                 <w:b w:val="0"/>
+                <w:i w:val="0"/>
                 <w:sz w:val="19"/>
               </w:rPr>
               <w:t xml:space="preserve"> (naranja)</w:t>
@@ -3482,6 +3745,7 @@
             <w:r>
               <w:rPr>
                 <w:b w:val="0"/>
+                <w:i w:val="0"/>
                 <w:sz w:val="19"/>
               </w:rPr>
               <w:t>Campo calculado al escribir (patrón Computed).</w:t>
@@ -3502,6 +3766,7 @@
             <w:r>
               <w:rPr>
                 <w:b w:val="0"/>
+                <w:i w:val="0"/>
                 <w:sz w:val="19"/>
               </w:rPr>
               <w:t>Línea gris punteada</w:t>
@@ -3520,6 +3785,7 @@
             <w:r>
               <w:rPr>
                 <w:b w:val="0"/>
+                <w:i w:val="0"/>
                 <w:sz w:val="19"/>
               </w:rPr>
               <w:t>Copia parcial de datos de otra colección (patrón Subset).</w:t>
@@ -3530,8 +3796,23 @@
     </w:tbl>
     <w:p>
       <w:pPr>
-        <w:spacing w:after="40"/>
+        <w:spacing w:before="80"/>
       </w:pPr>
+      <w:r>
+        <w:rPr>
+          <w:i/>
+          <w:sz w:val="20"/>
+        </w:rPr>
+        <w:t xml:space="preserve">Nota. </w:t>
+      </w:r>
+      <w:r>
+        <w:rPr>
+          <w:b w:val="0"/>
+          <w:i w:val="0"/>
+          <w:sz w:val="20"/>
+        </w:rPr>
+        <w:t>Elaboración propia.</w:t>
+      </w:r>
     </w:p>
     <w:p>
       <w:pPr>
@@ -3545,12 +3826,38 @@
     </w:p>
     <w:p>
       <w:pPr>
+        <w:keepNext/>
+        <w:spacing w:after="0"/>
+      </w:pPr>
+      <w:r>
+        <w:rPr>
+          <w:b/>
+          <w:i w:val="0"/>
+        </w:rPr>
+        <w:t>Figura 1</w:t>
+      </w:r>
+    </w:p>
+    <w:p>
+      <w:pPr>
+        <w:keepNext/>
+        <w:spacing w:after="120"/>
+      </w:pPr>
+      <w:r>
+        <w:rPr>
+          <w:b w:val="0"/>
+          <w:i/>
+        </w:rPr>
+        <w:t>Diagrama de documentos de la base de datos no relacional de SolarPulse IoT</w:t>
+      </w:r>
+    </w:p>
+    <w:p>
+      <w:pPr>
         <w:jc w:val="center"/>
       </w:pPr>
       <w:r>
         <w:drawing>
           <wp:inline xmlns:a="http://schemas.openxmlformats.org/drawingml/2006/main" xmlns:pic="http://schemas.openxmlformats.org/drawingml/2006/picture">
-            <wp:extent cx="9540000" cy="6004954"/>
+            <wp:extent cx="8820000" cy="5551750"/>
             <wp:docPr id="1" name="Picture 1"/>
             <wp:cNvGraphicFramePr>
               <a:graphicFrameLocks noChangeAspect="1"/>
@@ -3571,7 +3878,7 @@
                   <pic:spPr>
                     <a:xfrm>
                       <a:off x="0" y="0"/>
-                      <a:ext cx="9540000" cy="6004954"/>
+                      <a:ext cx="8820000" cy="5551750"/>
                     </a:xfrm>
                     <a:prstGeom prst="rect"/>
                   </pic:spPr>
@@ -3584,14 +3891,22 @@
     </w:p>
     <w:p>
       <w:pPr>
-        <w:jc w:val="center"/>
+        <w:spacing w:before="80"/>
       </w:pPr>
       <w:r>
         <w:rPr>
           <w:i/>
           <w:sz w:val="20"/>
         </w:rPr>
-        <w:t>Figura 1. Diagrama de documentos de la base de datos no relacional de SolarPulse IoT. Elaboración propia.</w:t>
+        <w:t xml:space="preserve">Nota. </w:t>
+      </w:r>
+      <w:r>
+        <w:rPr>
+          <w:b w:val="0"/>
+          <w:i w:val="0"/>
+          <w:sz w:val="20"/>
+        </w:rPr>
+        <w:t>Elaboración propia. REF = referencia por ObjectId; EXT = referencia extendida; EMB = subdocumento o arreglo embebido; CALC = campo calculado.</w:t>
       </w:r>
     </w:p>
     <w:p>
@@ -3611,180 +3926,210 @@
       <w:r>
         <w:rPr>
           <w:b/>
+          <w:i w:val="0"/>
         </w:rPr>
         <w:t>Lectura del diagrama.</w:t>
       </w:r>
       <w:r>
         <w:rPr>
           <w:b w:val="0"/>
+          <w:i w:val="0"/>
         </w:rPr>
         <w:t xml:space="preserve"> El documento central es </w:t>
       </w:r>
       <w:r>
         <w:rPr>
           <w:b/>
+          <w:i w:val="0"/>
         </w:rPr>
         <w:t>instalaciones</w:t>
       </w:r>
       <w:r>
         <w:rPr>
           <w:b w:val="0"/>
+          <w:i w:val="0"/>
         </w:rPr>
         <w:t xml:space="preserve">, que contiene embebidos sus paneles y, dentro de cada panel, sus sensores. A la derecha se ubican los catálogos que la instalación referencia: </w:t>
       </w:r>
       <w:r>
         <w:rPr>
           <w:b/>
+          <w:i w:val="0"/>
         </w:rPr>
         <w:t>clientes</w:t>
       </w:r>
       <w:r>
         <w:rPr>
           <w:b w:val="0"/>
+          <w:i w:val="0"/>
         </w:rPr>
         <w:t xml:space="preserve">, </w:t>
       </w:r>
       <w:r>
         <w:rPr>
           <w:b/>
+          <w:i w:val="0"/>
         </w:rPr>
         <w:t>tarifas</w:t>
       </w:r>
       <w:r>
         <w:rPr>
           <w:b w:val="0"/>
+          <w:i w:val="0"/>
         </w:rPr>
         <w:t xml:space="preserve"> (con su distribuidora), </w:t>
       </w:r>
       <w:r>
         <w:rPr>
           <w:b/>
+          <w:i w:val="0"/>
         </w:rPr>
         <w:t>factores_emision</w:t>
       </w:r>
       <w:r>
         <w:rPr>
           <w:b w:val="0"/>
+          <w:i w:val="0"/>
         </w:rPr>
         <w:t xml:space="preserve"> y </w:t>
       </w:r>
       <w:r>
         <w:rPr>
           <w:b/>
+          <w:i w:val="0"/>
         </w:rPr>
         <w:t>modelos_panel</w:t>
       </w:r>
       <w:r>
         <w:rPr>
           <w:b w:val="0"/>
+          <w:i w:val="0"/>
         </w:rPr>
         <w:t xml:space="preserve">. Las colecciones </w:t>
       </w:r>
       <w:r>
         <w:rPr>
           <w:b/>
+          <w:i w:val="0"/>
         </w:rPr>
         <w:t>mediciones</w:t>
       </w:r>
       <w:r>
         <w:rPr>
           <w:b w:val="0"/>
+          <w:i w:val="0"/>
         </w:rPr>
         <w:t xml:space="preserve"> y </w:t>
       </w:r>
       <w:r>
         <w:rPr>
           <w:b/>
+          <w:i w:val="0"/>
         </w:rPr>
         <w:t>consumos_energia</w:t>
       </w:r>
       <w:r>
         <w:rPr>
           <w:b w:val="0"/>
+          <w:i w:val="0"/>
         </w:rPr>
         <w:t xml:space="preserve"> almacenan las series de tiempo agrupadas por hora y por día. La parte superior muestra la cadena operativa ante una falla: una </w:t>
       </w:r>
       <w:r>
         <w:rPr>
           <w:b/>
+          <w:i w:val="0"/>
         </w:rPr>
         <w:t>anomalía</w:t>
       </w:r>
       <w:r>
         <w:rPr>
           <w:b w:val="0"/>
+          <w:i w:val="0"/>
         </w:rPr>
         <w:t xml:space="preserve"> detectada genera una </w:t>
       </w:r>
       <w:r>
         <w:rPr>
           <w:b/>
+          <w:i w:val="0"/>
         </w:rPr>
         <w:t>alerta</w:t>
       </w:r>
       <w:r>
         <w:rPr>
           <w:b w:val="0"/>
+          <w:i w:val="0"/>
         </w:rPr>
         <w:t xml:space="preserve">, la alerta puede derivar en una </w:t>
       </w:r>
       <w:r>
         <w:rPr>
           <w:b/>
+          <w:i w:val="0"/>
         </w:rPr>
         <w:t>incidencia</w:t>
       </w:r>
       <w:r>
         <w:rPr>
           <w:b w:val="0"/>
+          <w:i w:val="0"/>
         </w:rPr>
         <w:t xml:space="preserve"> y esta en una </w:t>
       </w:r>
       <w:r>
         <w:rPr>
           <w:b/>
+          <w:i w:val="0"/>
         </w:rPr>
         <w:t>orden de mantenimiento</w:t>
       </w:r>
       <w:r>
         <w:rPr>
           <w:b w:val="0"/>
+          <w:i w:val="0"/>
         </w:rPr>
         <w:t xml:space="preserve">, que concentra las actividades realizadas, el presupuesto de repuestos y el costo final. Finalmente, </w:t>
       </w:r>
       <w:r>
         <w:rPr>
           <w:b/>
+          <w:i w:val="0"/>
         </w:rPr>
         <w:t>usuarios</w:t>
       </w:r>
       <w:r>
         <w:rPr>
           <w:b w:val="0"/>
+          <w:i w:val="0"/>
         </w:rPr>
         <w:t xml:space="preserve"> y </w:t>
       </w:r>
       <w:r>
         <w:rPr>
           <w:b/>
+          <w:i w:val="0"/>
         </w:rPr>
         <w:t>roles</w:t>
       </w:r>
       <w:r>
         <w:rPr>
           <w:b w:val="0"/>
+          <w:i w:val="0"/>
         </w:rPr>
         <w:t xml:space="preserve"> controlan el acceso a la plataforma, y </w:t>
       </w:r>
       <w:r>
         <w:rPr>
           <w:b/>
+          <w:i w:val="0"/>
         </w:rPr>
         <w:t>repuestos</w:t>
       </w:r>
       <w:r>
         <w:rPr>
           <w:b w:val="0"/>
+          <w:i w:val="0"/>
         </w:rPr>
         <w:t xml:space="preserve"> mantiene el inventario de componentes.</w:t>
       </w:r>
@@ -3792,14 +4137,27 @@
     <w:p>
       <w:pPr>
         <w:keepNext/>
-        <w:jc w:val="center"/>
+        <w:spacing w:after="0"/>
       </w:pPr>
       <w:r>
         <w:rPr>
           <w:b/>
-          <w:sz w:val="22"/>
+          <w:i w:val="0"/>
         </w:rPr>
-        <w:t>Tabla 5. Correspondencia entre el modelo relacional y el modelo documental</w:t>
+        <w:t>Tabla 5</w:t>
+      </w:r>
+    </w:p>
+    <w:p>
+      <w:pPr>
+        <w:keepNext/>
+        <w:spacing w:after="120"/>
+      </w:pPr>
+      <w:r>
+        <w:rPr>
+          <w:b w:val="0"/>
+          <w:i/>
+        </w:rPr>
+        <w:t>Correspondencia entre el modelo relacional y el modelo documental</w:t>
       </w:r>
     </w:p>
     <w:tbl>
@@ -3834,6 +4192,7 @@
             <w:r>
               <w:rPr>
                 <w:b/>
+                <w:i w:val="0"/>
                 <w:sz w:val="18"/>
               </w:rPr>
               <w:t>Tabla (modelo relacional)</w:t>
@@ -3858,6 +4217,7 @@
             <w:r>
               <w:rPr>
                 <w:b/>
+                <w:i w:val="0"/>
                 <w:sz w:val="18"/>
               </w:rPr>
               <w:t>Ubicación en el modelo documental</w:t>
@@ -3882,6 +4242,7 @@
             <w:r>
               <w:rPr>
                 <w:b/>
+                <w:i w:val="0"/>
                 <w:sz w:val="18"/>
               </w:rPr>
               <w:t>Decisión</w:t>
@@ -3902,6 +4263,7 @@
             <w:r>
               <w:rPr>
                 <w:b w:val="0"/>
+                <w:i w:val="0"/>
                 <w:sz w:val="18"/>
               </w:rPr>
               <w:t>Rol</w:t>
@@ -3920,6 +4282,7 @@
             <w:r>
               <w:rPr>
                 <w:b w:val="0"/>
+                <w:i w:val="0"/>
                 <w:sz w:val="18"/>
               </w:rPr>
               <w:t>roles</w:t>
@@ -3938,6 +4301,7 @@
             <w:r>
               <w:rPr>
                 <w:b w:val="0"/>
+                <w:i w:val="0"/>
                 <w:sz w:val="18"/>
               </w:rPr>
               <w:t>Colección propia.</w:t>
@@ -3958,6 +4322,7 @@
             <w:r>
               <w:rPr>
                 <w:b w:val="0"/>
+                <w:i w:val="0"/>
                 <w:sz w:val="18"/>
               </w:rPr>
               <w:t>Permiso</w:t>
@@ -3976,6 +4341,7 @@
             <w:r>
               <w:rPr>
                 <w:b w:val="0"/>
+                <w:i w:val="0"/>
                 <w:sz w:val="18"/>
               </w:rPr>
               <w:t>roles.permisos[ ]</w:t>
@@ -3994,6 +4360,7 @@
             <w:r>
               <w:rPr>
                 <w:b w:val="0"/>
+                <w:i w:val="0"/>
                 <w:sz w:val="18"/>
               </w:rPr>
               <w:t>Arreglo embebido: un rol tiene pocos permisos y se leen juntos.</w:t>
@@ -4014,6 +4381,7 @@
             <w:r>
               <w:rPr>
                 <w:b w:val="0"/>
+                <w:i w:val="0"/>
                 <w:sz w:val="18"/>
               </w:rPr>
               <w:t>Rol_Permiso</w:t>
@@ -4032,6 +4400,7 @@
             <w:r>
               <w:rPr>
                 <w:b w:val="0"/>
+                <w:i w:val="0"/>
                 <w:sz w:val="18"/>
               </w:rPr>
               <w:t>(desaparece)</w:t>
@@ -4050,6 +4419,7 @@
             <w:r>
               <w:rPr>
                 <w:b w:val="0"/>
+                <w:i w:val="0"/>
                 <w:sz w:val="18"/>
               </w:rPr>
               <w:t>La relación N:M queda resuelta por el arreglo permisos.</w:t>
@@ -4070,6 +4440,7 @@
             <w:r>
               <w:rPr>
                 <w:b w:val="0"/>
+                <w:i w:val="0"/>
                 <w:sz w:val="18"/>
               </w:rPr>
               <w:t>Usuario</w:t>
@@ -4088,6 +4459,7 @@
             <w:r>
               <w:rPr>
                 <w:b w:val="0"/>
+                <w:i w:val="0"/>
                 <w:sz w:val="18"/>
               </w:rPr>
               <w:t>usuarios</w:t>
@@ -4106,6 +4478,7 @@
             <w:r>
               <w:rPr>
                 <w:b w:val="0"/>
+                <w:i w:val="0"/>
                 <w:sz w:val="18"/>
               </w:rPr>
               <w:t>Colección propia con referencia extendida a su rol.</w:t>
@@ -4126,6 +4499,7 @@
             <w:r>
               <w:rPr>
                 <w:b w:val="0"/>
+                <w:i w:val="0"/>
                 <w:sz w:val="18"/>
               </w:rPr>
               <w:t>Tecnico</w:t>
@@ -4144,6 +4518,7 @@
             <w:r>
               <w:rPr>
                 <w:b w:val="0"/>
+                <w:i w:val="0"/>
                 <w:sz w:val="18"/>
               </w:rPr>
               <w:t>usuarios.perfil_tecnico</w:t>
@@ -4162,6 +4537,7 @@
             <w:r>
               <w:rPr>
                 <w:b w:val="0"/>
+                <w:i w:val="0"/>
                 <w:sz w:val="18"/>
               </w:rPr>
               <w:t>Subdocumento opcional (relación 1:1 con Usuario).</w:t>
@@ -4182,6 +4558,7 @@
             <w:r>
               <w:rPr>
                 <w:b w:val="0"/>
+                <w:i w:val="0"/>
                 <w:sz w:val="18"/>
               </w:rPr>
               <w:t>Especialidad</w:t>
@@ -4200,6 +4577,7 @@
             <w:r>
               <w:rPr>
                 <w:b w:val="0"/>
+                <w:i w:val="0"/>
                 <w:sz w:val="18"/>
               </w:rPr>
               <w:t>usuarios.perfil_tecnico.especialidades[ ]</w:t>
@@ -4218,6 +4596,7 @@
             <w:r>
               <w:rPr>
                 <w:b w:val="0"/>
+                <w:i w:val="0"/>
                 <w:sz w:val="18"/>
               </w:rPr>
               <w:t>Arreglo de textos (catálogo pequeño).</w:t>
@@ -4238,6 +4617,7 @@
             <w:r>
               <w:rPr>
                 <w:b w:val="0"/>
+                <w:i w:val="0"/>
                 <w:sz w:val="18"/>
               </w:rPr>
               <w:t>Tecnico_Especialidad</w:t>
@@ -4256,6 +4636,7 @@
             <w:r>
               <w:rPr>
                 <w:b w:val="0"/>
+                <w:i w:val="0"/>
                 <w:sz w:val="18"/>
               </w:rPr>
               <w:t>(desaparece)</w:t>
@@ -4274,6 +4655,7 @@
             <w:r>
               <w:rPr>
                 <w:b w:val="0"/>
+                <w:i w:val="0"/>
                 <w:sz w:val="18"/>
               </w:rPr>
               <w:t>La relación N:M queda resuelta por el arreglo especialidades.</w:t>
@@ -4294,6 +4676,7 @@
             <w:r>
               <w:rPr>
                 <w:b w:val="0"/>
+                <w:i w:val="0"/>
                 <w:sz w:val="18"/>
               </w:rPr>
               <w:t>Cliente</w:t>
@@ -4312,6 +4695,7 @@
             <w:r>
               <w:rPr>
                 <w:b w:val="0"/>
+                <w:i w:val="0"/>
                 <w:sz w:val="18"/>
               </w:rPr>
               <w:t>clientes</w:t>
@@ -4330,6 +4714,7 @@
             <w:r>
               <w:rPr>
                 <w:b w:val="0"/>
+                <w:i w:val="0"/>
                 <w:sz w:val="18"/>
               </w:rPr>
               <w:t>Colección propia.</w:t>
@@ -4350,6 +4735,7 @@
             <w:r>
               <w:rPr>
                 <w:b w:val="0"/>
+                <w:i w:val="0"/>
                 <w:sz w:val="18"/>
               </w:rPr>
               <w:t>Tarifa_electrica</w:t>
@@ -4368,6 +4754,7 @@
             <w:r>
               <w:rPr>
                 <w:b w:val="0"/>
+                <w:i w:val="0"/>
                 <w:sz w:val="18"/>
               </w:rPr>
               <w:t>tarifas</w:t>
@@ -4386,6 +4773,7 @@
             <w:r>
               <w:rPr>
                 <w:b w:val="0"/>
+                <w:i w:val="0"/>
                 <w:sz w:val="18"/>
               </w:rPr>
               <w:t>Colección propia (compartida por muchas instalaciones).</w:t>
@@ -4406,6 +4794,7 @@
             <w:r>
               <w:rPr>
                 <w:b w:val="0"/>
+                <w:i w:val="0"/>
                 <w:sz w:val="18"/>
               </w:rPr>
               <w:t>Distribuidora</w:t>
@@ -4424,6 +4813,7 @@
             <w:r>
               <w:rPr>
                 <w:b w:val="0"/>
+                <w:i w:val="0"/>
                 <w:sz w:val="18"/>
               </w:rPr>
               <w:t>tarifas.distribuidora</w:t>
@@ -4442,6 +4832,7 @@
             <w:r>
               <w:rPr>
                 <w:b w:val="0"/>
+                <w:i w:val="0"/>
                 <w:sz w:val="18"/>
               </w:rPr>
               <w:t>Subdocumento (solo tiene nombre).</w:t>
@@ -4462,6 +4853,7 @@
             <w:r>
               <w:rPr>
                 <w:b w:val="0"/>
+                <w:i w:val="0"/>
                 <w:sz w:val="18"/>
               </w:rPr>
               <w:t>Factor_emision</w:t>
@@ -4480,6 +4872,7 @@
             <w:r>
               <w:rPr>
                 <w:b w:val="0"/>
+                <w:i w:val="0"/>
                 <w:sz w:val="18"/>
               </w:rPr>
               <w:t>factores_emision</w:t>
@@ -4498,6 +4891,7 @@
             <w:r>
               <w:rPr>
                 <w:b w:val="0"/>
+                <w:i w:val="0"/>
                 <w:sz w:val="18"/>
               </w:rPr>
               <w:t>Colección propia (catálogo que cambia por año).</w:t>
@@ -4518,6 +4912,7 @@
             <w:r>
               <w:rPr>
                 <w:b w:val="0"/>
+                <w:i w:val="0"/>
                 <w:sz w:val="18"/>
               </w:rPr>
               <w:t>Instalacion</w:t>
@@ -4536,6 +4931,7 @@
             <w:r>
               <w:rPr>
                 <w:b w:val="0"/>
+                <w:i w:val="0"/>
                 <w:sz w:val="18"/>
               </w:rPr>
               <w:t>instalaciones</w:t>
@@ -4554,6 +4950,7 @@
             <w:r>
               <w:rPr>
                 <w:b w:val="0"/>
+                <w:i w:val="0"/>
                 <w:sz w:val="18"/>
               </w:rPr>
               <w:t>Colección propia, documento central del modelo.</w:t>
@@ -4574,6 +4971,7 @@
             <w:r>
               <w:rPr>
                 <w:b w:val="0"/>
+                <w:i w:val="0"/>
                 <w:sz w:val="18"/>
               </w:rPr>
               <w:t>Panel_Solar</w:t>
@@ -4592,6 +4990,7 @@
             <w:r>
               <w:rPr>
                 <w:b w:val="0"/>
+                <w:i w:val="0"/>
                 <w:sz w:val="18"/>
               </w:rPr>
               <w:t>instalaciones.paneles[ ]</w:t>
@@ -4610,6 +5009,7 @@
             <w:r>
               <w:rPr>
                 <w:b w:val="0"/>
+                <w:i w:val="0"/>
                 <w:sz w:val="18"/>
               </w:rPr>
               <w:t>Arreglo embebido (1 a pocos, se leen con la instalación).</w:t>
@@ -4630,6 +5030,7 @@
             <w:r>
               <w:rPr>
                 <w:b w:val="0"/>
+                <w:i w:val="0"/>
                 <w:sz w:val="18"/>
               </w:rPr>
               <w:t>Modelo_panel</w:t>
@@ -4648,6 +5049,7 @@
             <w:r>
               <w:rPr>
                 <w:b w:val="0"/>
+                <w:i w:val="0"/>
                 <w:sz w:val="18"/>
               </w:rPr>
               <w:t>modelos_panel + paneles.modelo</w:t>
@@ -4666,6 +5068,7 @@
             <w:r>
               <w:rPr>
                 <w:b w:val="0"/>
+                <w:i w:val="0"/>
                 <w:sz w:val="18"/>
               </w:rPr>
               <w:t>Catálogo propio + copia de sus datos en cada panel.</w:t>
@@ -4686,6 +5089,7 @@
             <w:r>
               <w:rPr>
                 <w:b w:val="0"/>
+                <w:i w:val="0"/>
                 <w:sz w:val="18"/>
               </w:rPr>
               <w:t>Sensor_iot</w:t>
@@ -4704,6 +5108,7 @@
             <w:r>
               <w:rPr>
                 <w:b w:val="0"/>
+                <w:i w:val="0"/>
                 <w:sz w:val="18"/>
               </w:rPr>
               <w:t>instalaciones.paneles.sensores[ ]</w:t>
@@ -4722,6 +5127,7 @@
             <w:r>
               <w:rPr>
                 <w:b w:val="0"/>
+                <w:i w:val="0"/>
                 <w:sz w:val="18"/>
               </w:rPr>
               <w:t>Arreglo embebido dentro de su panel.</w:t>
@@ -4742,6 +5148,7 @@
             <w:r>
               <w:rPr>
                 <w:b w:val="0"/>
+                <w:i w:val="0"/>
                 <w:sz w:val="18"/>
               </w:rPr>
               <w:t>Medicion</w:t>
@@ -4760,6 +5167,7 @@
             <w:r>
               <w:rPr>
                 <w:b w:val="0"/>
+                <w:i w:val="0"/>
                 <w:sz w:val="18"/>
               </w:rPr>
               <w:t>mediciones</w:t>
@@ -4778,6 +5186,7 @@
             <w:r>
               <w:rPr>
                 <w:b w:val="0"/>
+                <w:i w:val="0"/>
                 <w:sz w:val="18"/>
               </w:rPr>
               <w:t>Colección propia con patrón Bucket (sensor y hora).</w:t>
@@ -4798,6 +5207,7 @@
             <w:r>
               <w:rPr>
                 <w:b w:val="0"/>
+                <w:i w:val="0"/>
                 <w:sz w:val="18"/>
               </w:rPr>
               <w:t>Consumo_energia</w:t>
@@ -4816,6 +5226,7 @@
             <w:r>
               <w:rPr>
                 <w:b w:val="0"/>
+                <w:i w:val="0"/>
                 <w:sz w:val="18"/>
               </w:rPr>
               <w:t>consumos_energia</w:t>
@@ -4834,6 +5245,7 @@
             <w:r>
               <w:rPr>
                 <w:b w:val="0"/>
+                <w:i w:val="0"/>
                 <w:sz w:val="18"/>
               </w:rPr>
               <w:t>Colección propia con patrón Bucket (instalación y día).</w:t>
@@ -4854,6 +5266,7 @@
             <w:r>
               <w:rPr>
                 <w:b w:val="0"/>
+                <w:i w:val="0"/>
                 <w:sz w:val="18"/>
               </w:rPr>
               <w:t>Anomalia</w:t>
@@ -4872,6 +5285,7 @@
             <w:r>
               <w:rPr>
                 <w:b w:val="0"/>
+                <w:i w:val="0"/>
                 <w:sz w:val="18"/>
               </w:rPr>
               <w:t>anomalias</w:t>
@@ -4890,6 +5304,7 @@
             <w:r>
               <w:rPr>
                 <w:b w:val="0"/>
+                <w:i w:val="0"/>
                 <w:sz w:val="18"/>
               </w:rPr>
               <w:t>Colección propia (crece sin límite).</w:t>
@@ -4910,6 +5325,7 @@
             <w:r>
               <w:rPr>
                 <w:b w:val="0"/>
+                <w:i w:val="0"/>
                 <w:sz w:val="18"/>
               </w:rPr>
               <w:t>Alerta</w:t>
@@ -4928,6 +5344,7 @@
             <w:r>
               <w:rPr>
                 <w:b w:val="0"/>
+                <w:i w:val="0"/>
                 <w:sz w:val="18"/>
               </w:rPr>
               <w:t>alertas</w:t>
@@ -4946,6 +5363,7 @@
             <w:r>
               <w:rPr>
                 <w:b w:val="0"/>
+                <w:i w:val="0"/>
                 <w:sz w:val="18"/>
               </w:rPr>
               <w:t>Colección propia + las 5 últimas copiadas en la instalación.</w:t>
@@ -4966,6 +5384,7 @@
             <w:r>
               <w:rPr>
                 <w:b w:val="0"/>
+                <w:i w:val="0"/>
                 <w:sz w:val="18"/>
               </w:rPr>
               <w:t>Incidencia</w:t>
@@ -4984,6 +5403,7 @@
             <w:r>
               <w:rPr>
                 <w:b w:val="0"/>
+                <w:i w:val="0"/>
                 <w:sz w:val="18"/>
               </w:rPr>
               <w:t>incidencias</w:t>
@@ -5002,6 +5422,7 @@
             <w:r>
               <w:rPr>
                 <w:b w:val="0"/>
+                <w:i w:val="0"/>
                 <w:sz w:val="18"/>
               </w:rPr>
               <w:t>Colección propia con referencias a alerta y anomalía.</w:t>
@@ -5022,6 +5443,7 @@
             <w:r>
               <w:rPr>
                 <w:b w:val="0"/>
+                <w:i w:val="0"/>
                 <w:sz w:val="18"/>
               </w:rPr>
               <w:t>Orden_mantenimiento</w:t>
@@ -5040,6 +5462,7 @@
             <w:r>
               <w:rPr>
                 <w:b w:val="0"/>
+                <w:i w:val="0"/>
                 <w:sz w:val="18"/>
               </w:rPr>
               <w:t>ordenes_mantenimiento</w:t>
@@ -5058,6 +5481,7 @@
             <w:r>
               <w:rPr>
                 <w:b w:val="0"/>
+                <w:i w:val="0"/>
                 <w:sz w:val="18"/>
               </w:rPr>
               <w:t>Colección propia que agrupa todo el trabajo.</w:t>
@@ -5078,6 +5502,7 @@
             <w:r>
               <w:rPr>
                 <w:b w:val="0"/>
+                <w:i w:val="0"/>
                 <w:sz w:val="18"/>
               </w:rPr>
               <w:t>Actividad_mantenimiento</w:t>
@@ -5096,6 +5521,7 @@
             <w:r>
               <w:rPr>
                 <w:b w:val="0"/>
+                <w:i w:val="0"/>
                 <w:sz w:val="18"/>
               </w:rPr>
               <w:t>ordenes_mantenimiento.actividades[ ]</w:t>
@@ -5114,6 +5540,7 @@
             <w:r>
               <w:rPr>
                 <w:b w:val="0"/>
+                <w:i w:val="0"/>
                 <w:sz w:val="18"/>
               </w:rPr>
               <w:t>Arreglo embebido (solo existe en su orden).</w:t>
@@ -5134,6 +5561,7 @@
             <w:r>
               <w:rPr>
                 <w:b w:val="0"/>
+                <w:i w:val="0"/>
                 <w:sz w:val="18"/>
               </w:rPr>
               <w:t>Detalle_presupuesto</w:t>
@@ -5152,6 +5580,7 @@
             <w:r>
               <w:rPr>
                 <w:b w:val="0"/>
+                <w:i w:val="0"/>
                 <w:sz w:val="18"/>
               </w:rPr>
               <w:t>ordenes_mantenimiento.presupuesto[ ]</w:t>
@@ -5170,6 +5599,7 @@
             <w:r>
               <w:rPr>
                 <w:b w:val="0"/>
+                <w:i w:val="0"/>
                 <w:sz w:val="18"/>
               </w:rPr>
               <w:t>Arreglo embebido con referencia al repuesto.</w:t>
@@ -5190,6 +5620,7 @@
             <w:r>
               <w:rPr>
                 <w:b w:val="0"/>
+                <w:i w:val="0"/>
                 <w:sz w:val="18"/>
               </w:rPr>
               <w:t>Costo_mantenimiento</w:t>
@@ -5208,6 +5639,7 @@
             <w:r>
               <w:rPr>
                 <w:b w:val="0"/>
+                <w:i w:val="0"/>
                 <w:sz w:val="18"/>
               </w:rPr>
               <w:t>ordenes_mantenimiento.costo</w:t>
@@ -5226,6 +5658,7 @@
             <w:r>
               <w:rPr>
                 <w:b w:val="0"/>
+                <w:i w:val="0"/>
                 <w:sz w:val="18"/>
               </w:rPr>
               <w:t>Subdocumento (1 liquidación por orden).</w:t>
@@ -5246,6 +5679,7 @@
             <w:r>
               <w:rPr>
                 <w:b w:val="0"/>
+                <w:i w:val="0"/>
                 <w:sz w:val="18"/>
               </w:rPr>
               <w:t>Repuesto</w:t>
@@ -5264,6 +5698,7 @@
             <w:r>
               <w:rPr>
                 <w:b w:val="0"/>
+                <w:i w:val="0"/>
                 <w:sz w:val="18"/>
               </w:rPr>
               <w:t>repuestos</w:t>
@@ -5282,6 +5717,7 @@
             <w:r>
               <w:rPr>
                 <w:b w:val="0"/>
+                <w:i w:val="0"/>
                 <w:sz w:val="18"/>
               </w:rPr>
               <w:t>Colección propia (inventario que cambia por separado).</w:t>
@@ -5292,20 +5728,48 @@
     </w:tbl>
     <w:p>
       <w:pPr>
-        <w:spacing w:after="40"/>
+        <w:spacing w:before="80"/>
       </w:pPr>
+      <w:r>
+        <w:rPr>
+          <w:i/>
+          <w:sz w:val="20"/>
+        </w:rPr>
+        <w:t xml:space="preserve">Nota. </w:t>
+      </w:r>
+      <w:r>
+        <w:rPr>
+          <w:b w:val="0"/>
+          <w:i w:val="0"/>
+          <w:sz w:val="20"/>
+        </w:rPr>
+        <w:t>Elaboración propia con base en el diagrama físico normalizado de la sección 4.2.1.</w:t>
+      </w:r>
     </w:p>
     <w:p>
       <w:pPr>
         <w:keepNext/>
-        <w:jc w:val="center"/>
+        <w:spacing w:after="0"/>
       </w:pPr>
       <w:r>
         <w:rPr>
           <w:b/>
-          <w:sz w:val="22"/>
+          <w:i w:val="0"/>
         </w:rPr>
-        <w:t>Tabla 6. Relaciones entre colecciones</w:t>
+        <w:t>Tabla 6</w:t>
+      </w:r>
+    </w:p>
+    <w:p>
+      <w:pPr>
+        <w:keepNext/>
+        <w:spacing w:after="120"/>
+      </w:pPr>
+      <w:r>
+        <w:rPr>
+          <w:b w:val="0"/>
+          <w:i/>
+        </w:rPr>
+        <w:t>Relaciones entre colecciones</w:t>
       </w:r>
     </w:p>
     <w:tbl>
@@ -5341,6 +5805,7 @@
             <w:r>
               <w:rPr>
                 <w:b/>
+                <w:i w:val="0"/>
                 <w:sz w:val="17"/>
               </w:rPr>
               <w:t>Origen (campo)</w:t>
@@ -5365,6 +5830,7 @@
             <w:r>
               <w:rPr>
                 <w:b/>
+                <w:i w:val="0"/>
                 <w:sz w:val="17"/>
               </w:rPr>
               <w:t>Destino</w:t>
@@ -5389,6 +5855,7 @@
             <w:r>
               <w:rPr>
                 <w:b/>
+                <w:i w:val="0"/>
                 <w:sz w:val="17"/>
               </w:rPr>
               <w:t>Card.</w:t>
@@ -5413,6 +5880,7 @@
             <w:r>
               <w:rPr>
                 <w:b/>
+                <w:i w:val="0"/>
                 <w:sz w:val="17"/>
               </w:rPr>
               <w:t>Propósito</w:t>
@@ -5433,6 +5901,7 @@
             <w:r>
               <w:rPr>
                 <w:b w:val="0"/>
+                <w:i w:val="0"/>
                 <w:sz w:val="17"/>
               </w:rPr>
               <w:t>usuarios.rol.rol_id</w:t>
@@ -5451,6 +5920,7 @@
             <w:r>
               <w:rPr>
                 <w:b w:val="0"/>
+                <w:i w:val="0"/>
                 <w:sz w:val="17"/>
               </w:rPr>
               <w:t>roles</w:t>
@@ -5469,6 +5939,7 @@
             <w:r>
               <w:rPr>
                 <w:b w:val="0"/>
+                <w:i w:val="0"/>
                 <w:sz w:val="17"/>
               </w:rPr>
               <w:t>N : 1</w:t>
@@ -5487,6 +5958,7 @@
             <w:r>
               <w:rPr>
                 <w:b w:val="0"/>
+                <w:i w:val="0"/>
                 <w:sz w:val="17"/>
               </w:rPr>
               <w:t>Rol y permisos del usuario.</w:t>
@@ -5507,6 +5979,7 @@
             <w:r>
               <w:rPr>
                 <w:b w:val="0"/>
+                <w:i w:val="0"/>
                 <w:sz w:val="17"/>
               </w:rPr>
               <w:t>usuarios.cliente_id</w:t>
@@ -5525,6 +5998,7 @@
             <w:r>
               <w:rPr>
                 <w:b w:val="0"/>
+                <w:i w:val="0"/>
                 <w:sz w:val="17"/>
               </w:rPr>
               <w:t>clientes</w:t>
@@ -5543,6 +6017,7 @@
             <w:r>
               <w:rPr>
                 <w:b w:val="0"/>
+                <w:i w:val="0"/>
                 <w:sz w:val="17"/>
               </w:rPr>
               <w:t>N : 1</w:t>
@@ -5561,6 +6036,7 @@
             <w:r>
               <w:rPr>
                 <w:b w:val="0"/>
+                <w:i w:val="0"/>
                 <w:sz w:val="17"/>
               </w:rPr>
               <w:t>Cliente al que pertenece el usuario.</w:t>
@@ -5581,6 +6057,7 @@
             <w:r>
               <w:rPr>
                 <w:b w:val="0"/>
+                <w:i w:val="0"/>
                 <w:sz w:val="17"/>
               </w:rPr>
               <w:t>instalaciones.cliente.cliente_id</w:t>
@@ -5599,6 +6076,7 @@
             <w:r>
               <w:rPr>
                 <w:b w:val="0"/>
+                <w:i w:val="0"/>
                 <w:sz w:val="17"/>
               </w:rPr>
               <w:t>clientes</w:t>
@@ -5617,6 +6095,7 @@
             <w:r>
               <w:rPr>
                 <w:b w:val="0"/>
+                <w:i w:val="0"/>
                 <w:sz w:val="17"/>
               </w:rPr>
               <w:t>N : 1</w:t>
@@ -5635,6 +6114,7 @@
             <w:r>
               <w:rPr>
                 <w:b w:val="0"/>
+                <w:i w:val="0"/>
                 <w:sz w:val="17"/>
               </w:rPr>
               <w:t>Propietario de la instalación.</w:t>
@@ -5655,6 +6135,7 @@
             <w:r>
               <w:rPr>
                 <w:b w:val="0"/>
+                <w:i w:val="0"/>
                 <w:sz w:val="17"/>
               </w:rPr>
               <w:t>instalaciones.tarifa.tarifa_id</w:t>
@@ -5673,6 +6154,7 @@
             <w:r>
               <w:rPr>
                 <w:b w:val="0"/>
+                <w:i w:val="0"/>
                 <w:sz w:val="17"/>
               </w:rPr>
               <w:t>tarifas</w:t>
@@ -5691,6 +6173,7 @@
             <w:r>
               <w:rPr>
                 <w:b w:val="0"/>
+                <w:i w:val="0"/>
                 <w:sz w:val="17"/>
               </w:rPr>
               <w:t>N : 1</w:t>
@@ -5709,6 +6192,7 @@
             <w:r>
               <w:rPr>
                 <w:b w:val="0"/>
+                <w:i w:val="0"/>
                 <w:sz w:val="17"/>
               </w:rPr>
               <w:t>Tarifa eléctrica contratada.</w:t>
@@ -5729,6 +6213,7 @@
             <w:r>
               <w:rPr>
                 <w:b w:val="0"/>
+                <w:i w:val="0"/>
                 <w:sz w:val="17"/>
               </w:rPr>
               <w:t>instalaciones.factor_emision.factor_emision_id</w:t>
@@ -5747,6 +6232,7 @@
             <w:r>
               <w:rPr>
                 <w:b w:val="0"/>
+                <w:i w:val="0"/>
                 <w:sz w:val="17"/>
               </w:rPr>
               <w:t>factores_emision</w:t>
@@ -5765,6 +6251,7 @@
             <w:r>
               <w:rPr>
                 <w:b w:val="0"/>
+                <w:i w:val="0"/>
                 <w:sz w:val="17"/>
               </w:rPr>
               <w:t>N : 1</w:t>
@@ -5783,6 +6270,7 @@
             <w:r>
               <w:rPr>
                 <w:b w:val="0"/>
+                <w:i w:val="0"/>
                 <w:sz w:val="17"/>
               </w:rPr>
               <w:t>Factor de CO2 de la red.</w:t>
@@ -5803,6 +6291,7 @@
             <w:r>
               <w:rPr>
                 <w:b w:val="0"/>
+                <w:i w:val="0"/>
                 <w:sz w:val="17"/>
               </w:rPr>
               <w:t>instalaciones.paneles.modelo.modelo_panel_id</w:t>
@@ -5821,6 +6310,7 @@
             <w:r>
               <w:rPr>
                 <w:b w:val="0"/>
+                <w:i w:val="0"/>
                 <w:sz w:val="17"/>
               </w:rPr>
               <w:t>modelos_panel</w:t>
@@ -5839,6 +6329,7 @@
             <w:r>
               <w:rPr>
                 <w:b w:val="0"/>
+                <w:i w:val="0"/>
                 <w:sz w:val="17"/>
               </w:rPr>
               <w:t>N : 1</w:t>
@@ -5857,6 +6348,7 @@
             <w:r>
               <w:rPr>
                 <w:b w:val="0"/>
+                <w:i w:val="0"/>
                 <w:sz w:val="17"/>
               </w:rPr>
               <w:t>Modelo de cada panel.</w:t>
@@ -5877,6 +6369,7 @@
             <w:r>
               <w:rPr>
                 <w:b w:val="0"/>
+                <w:i w:val="0"/>
                 <w:sz w:val="17"/>
               </w:rPr>
               <w:t>instalaciones.alertas_recientes.alerta_id</w:t>
@@ -5895,6 +6388,7 @@
             <w:r>
               <w:rPr>
                 <w:b w:val="0"/>
+                <w:i w:val="0"/>
                 <w:sz w:val="17"/>
               </w:rPr>
               <w:t>alertas</w:t>
@@ -5913,6 +6407,7 @@
             <w:r>
               <w:rPr>
                 <w:b w:val="0"/>
+                <w:i w:val="0"/>
                 <w:sz w:val="17"/>
               </w:rPr>
               <w:t>1 : 0..5</w:t>
@@ -5931,6 +6426,7 @@
             <w:r>
               <w:rPr>
                 <w:b w:val="0"/>
+                <w:i w:val="0"/>
                 <w:sz w:val="17"/>
               </w:rPr>
               <w:t>Últimas 5 alertas (Subset).</w:t>
@@ -5951,6 +6447,7 @@
             <w:r>
               <w:rPr>
                 <w:b w:val="0"/>
+                <w:i w:val="0"/>
                 <w:sz w:val="17"/>
               </w:rPr>
               <w:t>mediciones.sensor_id</w:t>
@@ -5969,6 +6466,7 @@
             <w:r>
               <w:rPr>
                 <w:b w:val="0"/>
+                <w:i w:val="0"/>
                 <w:sz w:val="17"/>
               </w:rPr>
               <w:t>instalaciones.paneles.sensores</w:t>
@@ -5987,6 +6485,7 @@
             <w:r>
               <w:rPr>
                 <w:b w:val="0"/>
+                <w:i w:val="0"/>
                 <w:sz w:val="17"/>
               </w:rPr>
               <w:t>N : 1</w:t>
@@ -6005,6 +6504,7 @@
             <w:r>
               <w:rPr>
                 <w:b w:val="0"/>
+                <w:i w:val="0"/>
                 <w:sz w:val="17"/>
               </w:rPr>
               <w:t>Sensor e instalación de la lectura.</w:t>
@@ -6025,6 +6525,7 @@
             <w:r>
               <w:rPr>
                 <w:b w:val="0"/>
+                <w:i w:val="0"/>
                 <w:sz w:val="17"/>
               </w:rPr>
               <w:t>mediciones.instalacion_id</w:t>
@@ -6043,6 +6544,7 @@
             <w:r>
               <w:rPr>
                 <w:b w:val="0"/>
+                <w:i w:val="0"/>
                 <w:sz w:val="17"/>
               </w:rPr>
               <w:t>instalaciones</w:t>
@@ -6061,6 +6563,7 @@
             <w:r>
               <w:rPr>
                 <w:b w:val="0"/>
+                <w:i w:val="0"/>
                 <w:sz w:val="17"/>
               </w:rPr>
               <w:t>N : 1</w:t>
@@ -6079,6 +6582,7 @@
             <w:r>
               <w:rPr>
                 <w:b w:val="0"/>
+                <w:i w:val="0"/>
                 <w:sz w:val="17"/>
               </w:rPr>
               <w:t>Sensor e instalación de la lectura.</w:t>
@@ -6099,6 +6603,7 @@
             <w:r>
               <w:rPr>
                 <w:b w:val="0"/>
+                <w:i w:val="0"/>
                 <w:sz w:val="17"/>
               </w:rPr>
               <w:t>consumos_energia.instalacion_id</w:t>
@@ -6117,6 +6622,7 @@
             <w:r>
               <w:rPr>
                 <w:b w:val="0"/>
+                <w:i w:val="0"/>
                 <w:sz w:val="17"/>
               </w:rPr>
               <w:t>instalaciones</w:t>
@@ -6135,6 +6641,7 @@
             <w:r>
               <w:rPr>
                 <w:b w:val="0"/>
+                <w:i w:val="0"/>
                 <w:sz w:val="17"/>
               </w:rPr>
               <w:t>N : 1</w:t>
@@ -6153,6 +6660,7 @@
             <w:r>
               <w:rPr>
                 <w:b w:val="0"/>
+                <w:i w:val="0"/>
                 <w:sz w:val="17"/>
               </w:rPr>
               <w:t>Instalación que consume.</w:t>
@@ -6173,6 +6681,7 @@
             <w:r>
               <w:rPr>
                 <w:b w:val="0"/>
+                <w:i w:val="0"/>
                 <w:sz w:val="17"/>
               </w:rPr>
               <w:t>anomalias.instalacion_id</w:t>
@@ -6191,6 +6700,7 @@
             <w:r>
               <w:rPr>
                 <w:b w:val="0"/>
+                <w:i w:val="0"/>
                 <w:sz w:val="17"/>
               </w:rPr>
               <w:t>instalaciones</w:t>
@@ -6209,6 +6719,7 @@
             <w:r>
               <w:rPr>
                 <w:b w:val="0"/>
+                <w:i w:val="0"/>
                 <w:sz w:val="17"/>
               </w:rPr>
               <w:t>N : 1</w:t>
@@ -6227,6 +6738,7 @@
             <w:r>
               <w:rPr>
                 <w:b w:val="0"/>
+                <w:i w:val="0"/>
                 <w:sz w:val="17"/>
               </w:rPr>
               <w:t>Instalación de la anomalía.</w:t>
@@ -6247,6 +6759,7 @@
             <w:r>
               <w:rPr>
                 <w:b w:val="0"/>
+                <w:i w:val="0"/>
                 <w:sz w:val="17"/>
               </w:rPr>
               <w:t>alertas.anomalia.anomalia_id</w:t>
@@ -6265,6 +6778,7 @@
             <w:r>
               <w:rPr>
                 <w:b w:val="0"/>
+                <w:i w:val="0"/>
                 <w:sz w:val="17"/>
               </w:rPr>
               <w:t>anomalias</w:t>
@@ -6283,6 +6797,7 @@
             <w:r>
               <w:rPr>
                 <w:b w:val="0"/>
+                <w:i w:val="0"/>
                 <w:sz w:val="17"/>
               </w:rPr>
               <w:t>N : 1</w:t>
@@ -6301,6 +6816,7 @@
             <w:r>
               <w:rPr>
                 <w:b w:val="0"/>
+                <w:i w:val="0"/>
                 <w:sz w:val="17"/>
               </w:rPr>
               <w:t>Anomalía que originó la alerta.</w:t>
@@ -6321,6 +6837,7 @@
             <w:r>
               <w:rPr>
                 <w:b w:val="0"/>
+                <w:i w:val="0"/>
                 <w:sz w:val="17"/>
               </w:rPr>
               <w:t>alertas.instalacion.instalacion_id</w:t>
@@ -6339,6 +6856,7 @@
             <w:r>
               <w:rPr>
                 <w:b w:val="0"/>
+                <w:i w:val="0"/>
                 <w:sz w:val="17"/>
               </w:rPr>
               <w:t>instalaciones</w:t>
@@ -6357,6 +6875,7 @@
             <w:r>
               <w:rPr>
                 <w:b w:val="0"/>
+                <w:i w:val="0"/>
                 <w:sz w:val="17"/>
               </w:rPr>
               <w:t>N : 1</w:t>
@@ -6375,6 +6894,7 @@
             <w:r>
               <w:rPr>
                 <w:b w:val="0"/>
+                <w:i w:val="0"/>
                 <w:sz w:val="17"/>
               </w:rPr>
               <w:t>Instalación afectada.</w:t>
@@ -6395,6 +6915,7 @@
             <w:r>
               <w:rPr>
                 <w:b w:val="0"/>
+                <w:i w:val="0"/>
                 <w:sz w:val="17"/>
               </w:rPr>
               <w:t>incidencias.alerta_id</w:t>
@@ -6413,6 +6934,7 @@
             <w:r>
               <w:rPr>
                 <w:b w:val="0"/>
+                <w:i w:val="0"/>
                 <w:sz w:val="17"/>
               </w:rPr>
               <w:t>alertas</w:t>
@@ -6431,6 +6953,7 @@
             <w:r>
               <w:rPr>
                 <w:b w:val="0"/>
+                <w:i w:val="0"/>
                 <w:sz w:val="17"/>
               </w:rPr>
               <w:t>N : 1</w:t>
@@ -6449,6 +6972,7 @@
             <w:r>
               <w:rPr>
                 <w:b w:val="0"/>
+                <w:i w:val="0"/>
                 <w:sz w:val="17"/>
               </w:rPr>
               <w:t>Alerta que derivó en la incidencia.</w:t>
@@ -6469,6 +6993,7 @@
             <w:r>
               <w:rPr>
                 <w:b w:val="0"/>
+                <w:i w:val="0"/>
                 <w:sz w:val="17"/>
               </w:rPr>
               <w:t>incidencias.anomalia_id</w:t>
@@ -6487,6 +7012,7 @@
             <w:r>
               <w:rPr>
                 <w:b w:val="0"/>
+                <w:i w:val="0"/>
                 <w:sz w:val="17"/>
               </w:rPr>
               <w:t>anomalias</w:t>
@@ -6505,6 +7031,7 @@
             <w:r>
               <w:rPr>
                 <w:b w:val="0"/>
+                <w:i w:val="0"/>
                 <w:sz w:val="17"/>
               </w:rPr>
               <w:t>N : 1</w:t>
@@ -6523,6 +7050,7 @@
             <w:r>
               <w:rPr>
                 <w:b w:val="0"/>
+                <w:i w:val="0"/>
                 <w:sz w:val="17"/>
               </w:rPr>
               <w:t>Trazabilidad directa (RNF-9).</w:t>
@@ -6543,6 +7071,7 @@
             <w:r>
               <w:rPr>
                 <w:b w:val="0"/>
+                <w:i w:val="0"/>
                 <w:sz w:val="17"/>
               </w:rPr>
               <w:t>incidencias.instalacion.instalacion_id</w:t>
@@ -6561,6 +7090,7 @@
             <w:r>
               <w:rPr>
                 <w:b w:val="0"/>
+                <w:i w:val="0"/>
                 <w:sz w:val="17"/>
               </w:rPr>
               <w:t>instalaciones</w:t>
@@ -6579,6 +7109,7 @@
             <w:r>
               <w:rPr>
                 <w:b w:val="0"/>
+                <w:i w:val="0"/>
                 <w:sz w:val="17"/>
               </w:rPr>
               <w:t>N : 1</w:t>
@@ -6597,6 +7128,7 @@
             <w:r>
               <w:rPr>
                 <w:b w:val="0"/>
+                <w:i w:val="0"/>
                 <w:sz w:val="17"/>
               </w:rPr>
               <w:t>Instalación impactada.</w:t>
@@ -6617,6 +7149,7 @@
             <w:r>
               <w:rPr>
                 <w:b w:val="0"/>
+                <w:i w:val="0"/>
                 <w:sz w:val="17"/>
               </w:rPr>
               <w:t>ordenes_mantenimiento.incidencia_id</w:t>
@@ -6635,6 +7168,7 @@
             <w:r>
               <w:rPr>
                 <w:b w:val="0"/>
+                <w:i w:val="0"/>
                 <w:sz w:val="17"/>
               </w:rPr>
               <w:t>incidencias</w:t>
@@ -6653,6 +7187,7 @@
             <w:r>
               <w:rPr>
                 <w:b w:val="0"/>
+                <w:i w:val="0"/>
                 <w:sz w:val="17"/>
               </w:rPr>
               <w:t>N : 1</w:t>
@@ -6671,6 +7206,7 @@
             <w:r>
               <w:rPr>
                 <w:b w:val="0"/>
+                <w:i w:val="0"/>
                 <w:sz w:val="17"/>
               </w:rPr>
               <w:t>Incidencia que se atiende.</w:t>
@@ -6691,6 +7227,7 @@
             <w:r>
               <w:rPr>
                 <w:b w:val="0"/>
+                <w:i w:val="0"/>
                 <w:sz w:val="17"/>
               </w:rPr>
               <w:t>ordenes_mantenimiento.instalacion.instalacion_id</w:t>
@@ -6709,6 +7246,7 @@
             <w:r>
               <w:rPr>
                 <w:b w:val="0"/>
+                <w:i w:val="0"/>
                 <w:sz w:val="17"/>
               </w:rPr>
               <w:t>instalaciones</w:t>
@@ -6727,6 +7265,7 @@
             <w:r>
               <w:rPr>
                 <w:b w:val="0"/>
+                <w:i w:val="0"/>
                 <w:sz w:val="17"/>
               </w:rPr>
               <w:t>N : 1</w:t>
@@ -6745,6 +7284,7 @@
             <w:r>
               <w:rPr>
                 <w:b w:val="0"/>
+                <w:i w:val="0"/>
                 <w:sz w:val="17"/>
               </w:rPr>
               <w:t>Lugar del trabajo.</w:t>
@@ -6765,6 +7305,7 @@
             <w:r>
               <w:rPr>
                 <w:b w:val="0"/>
+                <w:i w:val="0"/>
                 <w:sz w:val="17"/>
               </w:rPr>
               <w:t>ordenes_mantenimiento.tecnico.usuario_id / actividades.tecnico.usuario_id</w:t>
@@ -6783,6 +7324,7 @@
             <w:r>
               <w:rPr>
                 <w:b w:val="0"/>
+                <w:i w:val="0"/>
                 <w:sz w:val="17"/>
               </w:rPr>
               <w:t>usuarios</w:t>
@@ -6801,6 +7343,7 @@
             <w:r>
               <w:rPr>
                 <w:b w:val="0"/>
+                <w:i w:val="0"/>
                 <w:sz w:val="17"/>
               </w:rPr>
               <w:t>N : 1</w:t>
@@ -6819,6 +7362,7 @@
             <w:r>
               <w:rPr>
                 <w:b w:val="0"/>
+                <w:i w:val="0"/>
                 <w:sz w:val="17"/>
               </w:rPr>
               <w:t>Técnico de la orden y de cada actividad.</w:t>
@@ -6839,6 +7383,7 @@
             <w:r>
               <w:rPr>
                 <w:b w:val="0"/>
+                <w:i w:val="0"/>
                 <w:sz w:val="17"/>
               </w:rPr>
               <w:t>ordenes_mantenimiento.presupuesto.repuesto.repuesto_id</w:t>
@@ -6857,6 +7402,7 @@
             <w:r>
               <w:rPr>
                 <w:b w:val="0"/>
+                <w:i w:val="0"/>
                 <w:sz w:val="17"/>
               </w:rPr>
               <w:t>repuestos</w:t>
@@ -6875,6 +7421,7 @@
             <w:r>
               <w:rPr>
                 <w:b w:val="0"/>
+                <w:i w:val="0"/>
                 <w:sz w:val="17"/>
               </w:rPr>
               <w:t>N : 1</w:t>
@@ -6893,6 +7440,7 @@
             <w:r>
               <w:rPr>
                 <w:b w:val="0"/>
+                <w:i w:val="0"/>
                 <w:sz w:val="17"/>
               </w:rPr>
               <w:t>Repuesto cotizado o utilizado.</w:t>
@@ -6903,20 +7451,48 @@
     </w:tbl>
     <w:p>
       <w:pPr>
-        <w:spacing w:after="40"/>
+        <w:spacing w:before="80"/>
       </w:pPr>
+      <w:r>
+        <w:rPr>
+          <w:i/>
+          <w:sz w:val="20"/>
+        </w:rPr>
+        <w:t xml:space="preserve">Nota. </w:t>
+      </w:r>
+      <w:r>
+        <w:rPr>
+          <w:b w:val="0"/>
+          <w:i w:val="0"/>
+          <w:sz w:val="20"/>
+        </w:rPr>
+        <w:t>Elaboración propia.</w:t>
+      </w:r>
     </w:p>
     <w:p>
       <w:pPr>
         <w:keepNext/>
-        <w:jc w:val="center"/>
+        <w:spacing w:after="0"/>
       </w:pPr>
       <w:r>
         <w:rPr>
           <w:b/>
-          <w:sz w:val="22"/>
+          <w:i w:val="0"/>
         </w:rPr>
-        <w:t>Tabla 7. Índices principales del modelo documental</w:t>
+        <w:t>Tabla 7</w:t>
+      </w:r>
+    </w:p>
+    <w:p>
+      <w:pPr>
+        <w:keepNext/>
+        <w:spacing w:after="120"/>
+      </w:pPr>
+      <w:r>
+        <w:rPr>
+          <w:b w:val="0"/>
+          <w:i/>
+        </w:rPr>
+        <w:t>Índices principales del modelo documental</w:t>
       </w:r>
     </w:p>
     <w:tbl>
@@ -6952,6 +7528,7 @@
             <w:r>
               <w:rPr>
                 <w:b/>
+                <w:i w:val="0"/>
                 <w:sz w:val="18"/>
               </w:rPr>
               <w:t>Colección</w:t>
@@ -6977,6 +7554,7 @@
             <w:r>
               <w:rPr>
                 <w:b/>
+                <w:i w:val="0"/>
                 <w:sz w:val="18"/>
               </w:rPr>
               <w:t>Índice</w:t>
@@ -7002,6 +7580,7 @@
             <w:r>
               <w:rPr>
                 <w:b/>
+                <w:i w:val="0"/>
                 <w:sz w:val="18"/>
               </w:rPr>
               <w:t>Uso</w:t>
@@ -7023,6 +7602,7 @@
             <w:r>
               <w:rPr>
                 <w:b w:val="0"/>
+                <w:i w:val="0"/>
                 <w:sz w:val="18"/>
               </w:rPr>
               <w:t>mediciones</w:t>
@@ -7042,6 +7622,7 @@
             <w:r>
               <w:rPr>
                 <w:b w:val="0"/>
+                <w:i w:val="0"/>
                 <w:sz w:val="18"/>
               </w:rPr>
               <w:t>{ sensor_id: 1, fecha_inicio: 1 }</w:t>
@@ -7061,6 +7642,7 @@
             <w:r>
               <w:rPr>
                 <w:b w:val="0"/>
+                <w:i w:val="0"/>
                 <w:sz w:val="18"/>
               </w:rPr>
               <w:t>Lecturas de un sensor por rango de fechas.</w:t>
@@ -7082,6 +7664,7 @@
             <w:r>
               <w:rPr>
                 <w:b w:val="0"/>
+                <w:i w:val="0"/>
                 <w:sz w:val="18"/>
               </w:rPr>
               <w:t>mediciones</w:t>
@@ -7101,6 +7684,7 @@
             <w:r>
               <w:rPr>
                 <w:b w:val="0"/>
+                <w:i w:val="0"/>
                 <w:sz w:val="18"/>
               </w:rPr>
               <w:t>{ instalacion_id: 1, fecha_inicio: 1 }</w:t>
@@ -7120,6 +7704,7 @@
             <w:r>
               <w:rPr>
                 <w:b w:val="0"/>
+                <w:i w:val="0"/>
                 <w:sz w:val="18"/>
               </w:rPr>
               <w:t>Tableros por instalación (RNF-5).</w:t>
@@ -7141,6 +7726,7 @@
             <w:r>
               <w:rPr>
                 <w:b w:val="0"/>
+                <w:i w:val="0"/>
                 <w:sz w:val="18"/>
               </w:rPr>
               <w:t>consumos_energia</w:t>
@@ -7160,6 +7746,7 @@
             <w:r>
               <w:rPr>
                 <w:b w:val="0"/>
+                <w:i w:val="0"/>
                 <w:sz w:val="18"/>
               </w:rPr>
               <w:t>{ instalacion_id: 1, fecha: 1 } (único)</w:t>
@@ -7179,6 +7766,7 @@
             <w:r>
               <w:rPr>
                 <w:b w:val="0"/>
+                <w:i w:val="0"/>
                 <w:sz w:val="18"/>
               </w:rPr>
               <w:t>Un solo documento por instalación y día.</w:t>
@@ -7200,6 +7788,7 @@
             <w:r>
               <w:rPr>
                 <w:b w:val="0"/>
+                <w:i w:val="0"/>
                 <w:sz w:val="18"/>
               </w:rPr>
               <w:t>instalaciones</w:t>
@@ -7219,6 +7808,7 @@
             <w:r>
               <w:rPr>
                 <w:b w:val="0"/>
+                <w:i w:val="0"/>
                 <w:sz w:val="18"/>
               </w:rPr>
               <w:t>{ "paneles.sensores.sensor_id": 1 }</w:t>
@@ -7238,6 +7828,7 @@
             <w:r>
               <w:rPr>
                 <w:b w:val="0"/>
+                <w:i w:val="0"/>
                 <w:sz w:val="18"/>
               </w:rPr>
               <w:t>Ubicar el panel e instalación de un sensor.</w:t>
@@ -7259,6 +7850,7 @@
             <w:r>
               <w:rPr>
                 <w:b w:val="0"/>
+                <w:i w:val="0"/>
                 <w:sz w:val="18"/>
               </w:rPr>
               <w:t>instalaciones</w:t>
@@ -7278,6 +7870,7 @@
             <w:r>
               <w:rPr>
                 <w:b w:val="0"/>
+                <w:i w:val="0"/>
                 <w:sz w:val="18"/>
               </w:rPr>
               <w:t>{ ubicacion: "2dsphere" }</w:t>
@@ -7297,6 +7890,7 @@
             <w:r>
               <w:rPr>
                 <w:b w:val="0"/>
+                <w:i w:val="0"/>
                 <w:sz w:val="18"/>
               </w:rPr>
               <w:t>Búsqueda de instalaciones por cercanía.</w:t>
@@ -7318,6 +7912,7 @@
             <w:r>
               <w:rPr>
                 <w:b w:val="0"/>
+                <w:i w:val="0"/>
                 <w:sz w:val="18"/>
               </w:rPr>
               <w:t>usuarios</w:t>
@@ -7337,6 +7932,7 @@
             <w:r>
               <w:rPr>
                 <w:b w:val="0"/>
+                <w:i w:val="0"/>
                 <w:sz w:val="18"/>
               </w:rPr>
               <w:t>{ email: 1 } (único)</w:t>
@@ -7356,6 +7952,7 @@
             <w:r>
               <w:rPr>
                 <w:b w:val="0"/>
+                <w:i w:val="0"/>
                 <w:sz w:val="18"/>
               </w:rPr>
               <w:t>Inicio de sesión (RNF-1).</w:t>
@@ -7377,6 +7974,7 @@
             <w:r>
               <w:rPr>
                 <w:b w:val="0"/>
+                <w:i w:val="0"/>
                 <w:sz w:val="18"/>
               </w:rPr>
               <w:t>clientes / repuestos</w:t>
@@ -7396,6 +7994,7 @@
             <w:r>
               <w:rPr>
                 <w:b w:val="0"/>
+                <w:i w:val="0"/>
                 <w:sz w:val="18"/>
               </w:rPr>
               <w:t>{ nro_documento: 1 } / { codigo_sku: 1 } (únicos)</w:t>
@@ -7415,6 +8014,7 @@
             <w:r>
               <w:rPr>
                 <w:b w:val="0"/>
+                <w:i w:val="0"/>
                 <w:sz w:val="18"/>
               </w:rPr>
               <w:t>Evitar duplicados.</w:t>
@@ -7436,6 +8036,7 @@
             <w:r>
               <w:rPr>
                 <w:b w:val="0"/>
+                <w:i w:val="0"/>
                 <w:sz w:val="18"/>
               </w:rPr>
               <w:t>alertas</w:t>
@@ -7455,6 +8056,7 @@
             <w:r>
               <w:rPr>
                 <w:b w:val="0"/>
+                <w:i w:val="0"/>
                 <w:sz w:val="18"/>
               </w:rPr>
               <w:t>{ "instalacion.instalacion_id": 1, fecha_generacion: -1 }</w:t>
@@ -7474,6 +8076,7 @@
             <w:r>
               <w:rPr>
                 <w:b w:val="0"/>
+                <w:i w:val="0"/>
                 <w:sz w:val="18"/>
               </w:rPr>
               <w:t>Alertas recientes de una planta.</w:t>
@@ -7494,6 +8097,7 @@
             <w:r>
               <w:rPr>
                 <w:b w:val="0"/>
+                <w:i w:val="0"/>
                 <w:sz w:val="18"/>
               </w:rPr>
               <w:t>ordenes_mantenimiento</w:t>
@@ -7512,6 +8116,7 @@
             <w:r>
               <w:rPr>
                 <w:b w:val="0"/>
+                <w:i w:val="0"/>
                 <w:sz w:val="18"/>
               </w:rPr>
               <w:t>{ "instalacion.instalacion_id": 1, fecha_programada: -1 }</w:t>
@@ -7530,6 +8135,7 @@
             <w:r>
               <w:rPr>
                 <w:b w:val="0"/>
+                <w:i w:val="0"/>
                 <w:sz w:val="18"/>
               </w:rPr>
               <w:t>Historial de mantenimiento (US-15).</w:t>
@@ -7540,20 +8146,48 @@
     </w:tbl>
     <w:p>
       <w:pPr>
-        <w:spacing w:after="40"/>
+        <w:spacing w:before="80"/>
       </w:pPr>
+      <w:r>
+        <w:rPr>
+          <w:i/>
+          <w:sz w:val="20"/>
+        </w:rPr>
+        <w:t xml:space="preserve">Nota. </w:t>
+      </w:r>
+      <w:r>
+        <w:rPr>
+          <w:b w:val="0"/>
+          <w:i w:val="0"/>
+          <w:sz w:val="20"/>
+        </w:rPr>
+        <w:t>Elaboración propia.</w:t>
+      </w:r>
     </w:p>
     <w:p>
       <w:pPr>
         <w:keepNext/>
-        <w:jc w:val="center"/>
+        <w:spacing w:after="0"/>
       </w:pPr>
       <w:r>
         <w:rPr>
           <w:b/>
-          <w:sz w:val="22"/>
+          <w:i w:val="0"/>
         </w:rPr>
-        <w:t>Tabla 8. Tipos de datos BSON utilizados</w:t>
+        <w:t>Tabla 8</w:t>
+      </w:r>
+    </w:p>
+    <w:p>
+      <w:pPr>
+        <w:keepNext/>
+        <w:spacing w:after="120"/>
+      </w:pPr>
+      <w:r>
+        <w:rPr>
+          <w:b w:val="0"/>
+          <w:i/>
+        </w:rPr>
+        <w:t>Tipos de datos BSON utilizados</w:t>
       </w:r>
     </w:p>
     <w:tbl>
@@ -7588,6 +8222,7 @@
             <w:r>
               <w:rPr>
                 <w:b/>
+                <w:i w:val="0"/>
                 <w:sz w:val="19"/>
               </w:rPr>
               <w:t>Tipo BSON</w:t>
@@ -7613,6 +8248,7 @@
             <w:r>
               <w:rPr>
                 <w:b/>
+                <w:i w:val="0"/>
                 <w:sz w:val="19"/>
               </w:rPr>
               <w:t>Uso en el modelo</w:t>
@@ -7634,6 +8270,7 @@
             <w:r>
               <w:rPr>
                 <w:b w:val="0"/>
+                <w:i w:val="0"/>
                 <w:sz w:val="19"/>
               </w:rPr>
               <w:t>ObjectId</w:t>
@@ -7653,6 +8290,7 @@
             <w:r>
               <w:rPr>
                 <w:b w:val="0"/>
+                <w:i w:val="0"/>
                 <w:sz w:val="19"/>
               </w:rPr>
               <w:t>Identificadores (_id) y referencias entre documentos.</w:t>
@@ -7674,6 +8312,7 @@
             <w:r>
               <w:rPr>
                 <w:b w:val="0"/>
+                <w:i w:val="0"/>
                 <w:sz w:val="19"/>
               </w:rPr>
               <w:t>String</w:t>
@@ -7693,6 +8332,7 @@
             <w:r>
               <w:rPr>
                 <w:b w:val="0"/>
+                <w:i w:val="0"/>
                 <w:sz w:val="19"/>
               </w:rPr>
               <w:t>Textos, códigos y estados (por ejemplo, estado_operativo, severidad, prioridad).</w:t>
@@ -7714,6 +8354,7 @@
             <w:r>
               <w:rPr>
                 <w:b w:val="0"/>
+                <w:i w:val="0"/>
                 <w:sz w:val="19"/>
               </w:rPr>
               <w:t>Int / Double</w:t>
@@ -7733,6 +8374,7 @@
             <w:r>
               <w:rPr>
                 <w:b w:val="0"/>
+                <w:i w:val="0"/>
                 <w:sz w:val="19"/>
               </w:rPr>
               <w:t>Cantidades, tiempos en minutos y valores eléctricos (voltaje, corriente, potencia, temperatura).</w:t>
@@ -7754,6 +8396,7 @@
             <w:r>
               <w:rPr>
                 <w:b w:val="0"/>
+                <w:i w:val="0"/>
                 <w:sz w:val="19"/>
               </w:rPr>
               <w:t>Decimal128</w:t>
@@ -7773,6 +8416,7 @@
             <w:r>
               <w:rPr>
                 <w:b w:val="0"/>
+                <w:i w:val="0"/>
                 <w:sz w:val="19"/>
               </w:rPr>
               <w:t>Montos de dinero (precios, subtotales, costos, pérdidas y tarifas), para evitar errores de redondeo.</w:t>
@@ -7794,6 +8438,7 @@
             <w:r>
               <w:rPr>
                 <w:b w:val="0"/>
+                <w:i w:val="0"/>
                 <w:sz w:val="19"/>
               </w:rPr>
               <w:t>Date</w:t>
@@ -7813,6 +8458,7 @@
             <w:r>
               <w:rPr>
                 <w:b w:val="0"/>
+                <w:i w:val="0"/>
                 <w:sz w:val="19"/>
               </w:rPr>
               <w:t>Fechas y marcas de tiempo (lecturas, consumos, alertas, incidencias y órdenes).</w:t>
@@ -7833,6 +8479,7 @@
             <w:r>
               <w:rPr>
                 <w:b w:val="0"/>
+                <w:i w:val="0"/>
                 <w:sz w:val="19"/>
               </w:rPr>
               <w:t>Object / Array</w:t>
@@ -7851,6 +8498,7 @@
             <w:r>
               <w:rPr>
                 <w:b w:val="0"/>
+                <w:i w:val="0"/>
                 <w:sz w:val="19"/>
               </w:rPr>
               <w:t>Subdocumentos y arreglos embebidos (permisos, paneles, sensores, lecturas, actividades).</w:t>
@@ -7861,8 +8509,23 @@
     </w:tbl>
     <w:p>
       <w:pPr>
-        <w:spacing w:after="40"/>
+        <w:spacing w:before="80"/>
       </w:pPr>
+      <w:r>
+        <w:rPr>
+          <w:i/>
+          <w:sz w:val="20"/>
+        </w:rPr>
+        <w:t xml:space="preserve">Nota. </w:t>
+      </w:r>
+      <w:r>
+        <w:rPr>
+          <w:b w:val="0"/>
+          <w:i w:val="0"/>
+          <w:sz w:val="20"/>
+        </w:rPr>
+        <w:t>Elaboración propia con base en MongoDB, Inc. (s. f.-b).</w:t>
+      </w:r>
     </w:p>
     <w:p>
       <w:pPr>
@@ -7871,8 +8534,377 @@
       <w:r>
         <w:rPr>
           <w:b w:val="0"/>
+          <w:i w:val="0"/>
         </w:rPr>
         <w:t>En conclusión, el diagrama de documentos muestra cómo las 25 tablas del modelo relacional normalizado se transforman en 14 colecciones de MongoDB. Los datos que se consultan juntos se agrupan en un mismo documento, mientras que los que crecen sin límite o se comparten se mantienen en colecciones separadas y se enlazan mediante referencias. Esta estructura sirve como base para la validación de esquema (sección 3.4.2), los scripts de creación y carga de datos (sección 4.3.2) y las consultas de la base de datos no relacional (sección 4.4.2).</w:t>
+      </w:r>
+    </w:p>
+    <w:p>
+      <w:r>
+        <w:br w:type="page"/>
+      </w:r>
+    </w:p>
+    <w:p>
+      <w:pPr>
+        <w:jc w:val="center"/>
+      </w:pPr>
+      <w:r>
+        <w:rPr>
+          <w:b/>
+          <w:sz w:val="28"/>
+        </w:rPr>
+        <w:t>Referencias</w:t>
+      </w:r>
+    </w:p>
+    <w:p>
+      <w:pPr>
+        <w:spacing w:after="120"/>
+        <w:ind w:left="720" w:hanging="720"/>
+      </w:pPr>
+      <w:r>
+        <w:rPr>
+          <w:b w:val="0"/>
+          <w:i w:val="0"/>
+        </w:rPr>
+        <w:t xml:space="preserve">Alger, K. W. y Coupal, D. (2022, 11 de enero). </w:t>
+      </w:r>
+      <w:r>
+        <w:rPr>
+          <w:b w:val="0"/>
+          <w:i/>
+        </w:rPr>
+        <w:t>Building with patterns: The polymorphic pattern</w:t>
+      </w:r>
+      <w:r>
+        <w:rPr>
+          <w:b w:val="0"/>
+          <w:i w:val="0"/>
+        </w:rPr>
+        <w:t>. MongoDB Developer Center. https://www.mongodb.com/developer/how-to/polymorphic-pattern/</w:t>
+      </w:r>
+    </w:p>
+    <w:p>
+      <w:pPr>
+        <w:spacing w:after="120"/>
+        <w:ind w:left="720" w:hanging="720"/>
+      </w:pPr>
+      <w:r>
+        <w:rPr>
+          <w:b w:val="0"/>
+          <w:i w:val="0"/>
+        </w:rPr>
+        <w:t xml:space="preserve">Coupal, D. y Alger, K. W. (2019a, 31 de enero). Building with patterns: The bucket pattern. </w:t>
+      </w:r>
+      <w:r>
+        <w:rPr>
+          <w:b w:val="0"/>
+          <w:i/>
+        </w:rPr>
+        <w:t>MongoDB Blog</w:t>
+      </w:r>
+      <w:r>
+        <w:rPr>
+          <w:b w:val="0"/>
+          <w:i w:val="0"/>
+        </w:rPr>
+        <w:t>. https://www.mongodb.com/blog/building-with-patterns-the-bucket-pattern</w:t>
+      </w:r>
+    </w:p>
+    <w:p>
+      <w:pPr>
+        <w:spacing w:after="120"/>
+        <w:ind w:left="720" w:hanging="720"/>
+      </w:pPr>
+      <w:r>
+        <w:rPr>
+          <w:b w:val="0"/>
+          <w:i w:val="0"/>
+        </w:rPr>
+        <w:t xml:space="preserve">Coupal, D. y Alger, K. W. (2019b, 14 de febrero). Building with patterns: The computed pattern. </w:t>
+      </w:r>
+      <w:r>
+        <w:rPr>
+          <w:b w:val="0"/>
+          <w:i/>
+        </w:rPr>
+        <w:t>MongoDB Blog</w:t>
+      </w:r>
+      <w:r>
+        <w:rPr>
+          <w:b w:val="0"/>
+          <w:i w:val="0"/>
+        </w:rPr>
+        <w:t>. https://www.mongodb.com/company/blog/building-with-patterns-the-computed-pattern</w:t>
+      </w:r>
+    </w:p>
+    <w:p>
+      <w:pPr>
+        <w:spacing w:after="120"/>
+        <w:ind w:left="720" w:hanging="720"/>
+      </w:pPr>
+      <w:r>
+        <w:rPr>
+          <w:b w:val="0"/>
+          <w:i w:val="0"/>
+        </w:rPr>
+        <w:t xml:space="preserve">Coupal, D. y Alger, K. W. (2019c, 28 de febrero). Building with patterns: The subset pattern. </w:t>
+      </w:r>
+      <w:r>
+        <w:rPr>
+          <w:b w:val="0"/>
+          <w:i/>
+        </w:rPr>
+        <w:t>MongoDB Blog</w:t>
+      </w:r>
+      <w:r>
+        <w:rPr>
+          <w:b w:val="0"/>
+          <w:i w:val="0"/>
+        </w:rPr>
+        <w:t>. https://www.mongodb.com/blog/post/building-with-patterns-the-subset-pattern</w:t>
+      </w:r>
+    </w:p>
+    <w:p>
+      <w:pPr>
+        <w:spacing w:after="120"/>
+        <w:ind w:left="720" w:hanging="720"/>
+      </w:pPr>
+      <w:r>
+        <w:rPr>
+          <w:b w:val="0"/>
+          <w:i w:val="0"/>
+        </w:rPr>
+        <w:t xml:space="preserve">Coupal, D. y Alger, K. W. (2019d, 7 de marzo). Building with patterns: The extended reference pattern. </w:t>
+      </w:r>
+      <w:r>
+        <w:rPr>
+          <w:b w:val="0"/>
+          <w:i/>
+        </w:rPr>
+        <w:t>MongoDB Blog</w:t>
+      </w:r>
+      <w:r>
+        <w:rPr>
+          <w:b w:val="0"/>
+          <w:i w:val="0"/>
+        </w:rPr>
+        <w:t>. https://www.mongodb.com/blog/post/building-with-patterns-the-extended-reference-pattern</w:t>
+      </w:r>
+    </w:p>
+    <w:p>
+      <w:pPr>
+        <w:spacing w:after="120"/>
+        <w:ind w:left="720" w:hanging="720"/>
+      </w:pPr>
+      <w:r>
+        <w:rPr>
+          <w:b w:val="0"/>
+          <w:i w:val="0"/>
+        </w:rPr>
+        <w:t xml:space="preserve">Coupal, D. y Alger, K. W. (2019e, 26 de abril). Building with patterns: A summary. </w:t>
+      </w:r>
+      <w:r>
+        <w:rPr>
+          <w:b w:val="0"/>
+          <w:i/>
+        </w:rPr>
+        <w:t>MongoDB Blog</w:t>
+      </w:r>
+      <w:r>
+        <w:rPr>
+          <w:b w:val="0"/>
+          <w:i w:val="0"/>
+        </w:rPr>
+        <w:t>. https://www.mongodb.com/blog/post/building-with-patterns-a-summary</w:t>
+      </w:r>
+    </w:p>
+    <w:p>
+      <w:pPr>
+        <w:spacing w:after="120"/>
+        <w:ind w:left="720" w:hanging="720"/>
+      </w:pPr>
+      <w:r>
+        <w:rPr>
+          <w:b w:val="0"/>
+          <w:i w:val="0"/>
+        </w:rPr>
+        <w:t xml:space="preserve">Coupal, D., Desmarets, P. y Hoberman, S. (2023). </w:t>
+      </w:r>
+      <w:r>
+        <w:rPr>
+          <w:b w:val="0"/>
+          <w:i/>
+        </w:rPr>
+        <w:t>MongoDB data modeling and schema design</w:t>
+      </w:r>
+      <w:r>
+        <w:rPr>
+          <w:b w:val="0"/>
+          <w:i w:val="0"/>
+        </w:rPr>
+        <w:t>. Technics Publications.</w:t>
+      </w:r>
+    </w:p>
+    <w:p>
+      <w:pPr>
+        <w:spacing w:after="120"/>
+        <w:ind w:left="720" w:hanging="720"/>
+      </w:pPr>
+      <w:r>
+        <w:rPr>
+          <w:b w:val="0"/>
+          <w:i w:val="0"/>
+        </w:rPr>
+        <w:t xml:space="preserve">MongoDB, Inc. (s. f.-a). </w:t>
+      </w:r>
+      <w:r>
+        <w:rPr>
+          <w:b w:val="0"/>
+          <w:i/>
+        </w:rPr>
+        <w:t>Embedded data versus references</w:t>
+      </w:r>
+      <w:r>
+        <w:rPr>
+          <w:b w:val="0"/>
+          <w:i w:val="0"/>
+        </w:rPr>
+        <w:t>. MongoDB Manual. Recuperado el 1 de noviembre de 2026, de https://www.mongodb.com/docs/manual/data-modeling/concepts/embedding-vs-references/</w:t>
+      </w:r>
+    </w:p>
+    <w:p>
+      <w:pPr>
+        <w:spacing w:after="120"/>
+        <w:ind w:left="720" w:hanging="720"/>
+      </w:pPr>
+      <w:r>
+        <w:rPr>
+          <w:b w:val="0"/>
+          <w:i w:val="0"/>
+        </w:rPr>
+        <w:t xml:space="preserve">MongoDB, Inc. (s. f.-b). </w:t>
+      </w:r>
+      <w:r>
+        <w:rPr>
+          <w:b w:val="0"/>
+          <w:i/>
+        </w:rPr>
+        <w:t>Model monetary data</w:t>
+      </w:r>
+      <w:r>
+        <w:rPr>
+          <w:b w:val="0"/>
+          <w:i w:val="0"/>
+        </w:rPr>
+        <w:t>. MongoDB Manual. Recuperado el 1 de noviembre de 2026, de https://www.mongodb.com/docs/manual/tutorial/model-monetary-data/</w:t>
+      </w:r>
+    </w:p>
+    <w:p>
+      <w:pPr>
+        <w:spacing w:after="120"/>
+        <w:ind w:left="720" w:hanging="720"/>
+      </w:pPr>
+      <w:r>
+        <w:rPr>
+          <w:b w:val="0"/>
+          <w:i w:val="0"/>
+        </w:rPr>
+        <w:t xml:space="preserve">MongoDB, Inc. (s. f.-c). </w:t>
+      </w:r>
+      <w:r>
+        <w:rPr>
+          <w:b w:val="0"/>
+          <w:i/>
+        </w:rPr>
+        <w:t>MongoDB limits and thresholds</w:t>
+      </w:r>
+      <w:r>
+        <w:rPr>
+          <w:b w:val="0"/>
+          <w:i w:val="0"/>
+        </w:rPr>
+        <w:t>. MongoDB Manual. Recuperado el 1 de noviembre de 2026, de https://www.mongodb.com/docs/manual/reference/limits/</w:t>
+      </w:r>
+    </w:p>
+    <w:p>
+      <w:pPr>
+        <w:spacing w:after="120"/>
+        <w:ind w:left="720" w:hanging="720"/>
+      </w:pPr>
+      <w:r>
+        <w:rPr>
+          <w:b w:val="0"/>
+          <w:i w:val="0"/>
+        </w:rPr>
+        <w:t xml:space="preserve">MongoDB, Inc. (s. f.-d). </w:t>
+      </w:r>
+      <w:r>
+        <w:rPr>
+          <w:b w:val="0"/>
+          <w:i/>
+        </w:rPr>
+        <w:t>Schema design anti-patterns</w:t>
+      </w:r>
+      <w:r>
+        <w:rPr>
+          <w:b w:val="0"/>
+          <w:i w:val="0"/>
+        </w:rPr>
+        <w:t>. MongoDB Manual. Recuperado el 1 de noviembre de 2026, de https://www.mongodb.com/docs/manual/data-modeling/design-antipatterns/</w:t>
+      </w:r>
+    </w:p>
+    <w:p>
+      <w:pPr>
+        <w:spacing w:after="120"/>
+        <w:ind w:left="720" w:hanging="720"/>
+      </w:pPr>
+      <w:r>
+        <w:rPr>
+          <w:b w:val="0"/>
+          <w:i w:val="0"/>
+        </w:rPr>
+        <w:t xml:space="preserve">MongoDB, Inc. (s. f.-e). </w:t>
+      </w:r>
+      <w:r>
+        <w:rPr>
+          <w:b w:val="0"/>
+          <w:i/>
+        </w:rPr>
+        <w:t>Time series collections</w:t>
+      </w:r>
+      <w:r>
+        <w:rPr>
+          <w:b w:val="0"/>
+          <w:i w:val="0"/>
+        </w:rPr>
+        <w:t>. MongoDB Manual. Recuperado el 1 de noviembre de 2026, de https://www.mongodb.com/docs/manual/core/timeseries-collections/</w:t>
+      </w:r>
+    </w:p>
+    <w:p>
+      <w:pPr>
+        <w:spacing w:after="120"/>
+        <w:ind w:left="720" w:hanging="720"/>
+      </w:pPr>
+      <w:r>
+        <w:rPr>
+          <w:b w:val="0"/>
+          <w:i w:val="0"/>
+        </w:rPr>
+        <w:t xml:space="preserve">Schaefer, L. y Coupal, D. (2020, 13 de mayo). </w:t>
+      </w:r>
+      <w:r>
+        <w:rPr>
+          <w:b w:val="0"/>
+          <w:i/>
+        </w:rPr>
+        <w:t>Massive number of collections</w:t>
+      </w:r>
+      <w:r>
+        <w:rPr>
+          <w:b w:val="0"/>
+          <w:i w:val="0"/>
+        </w:rPr>
+        <w:t>. MongoDB Developer Center. https://www.mongodb.com/developer/products/mongodb/schema-design-anti-pattern-massive-number-collections/</w:t>
       </w:r>
     </w:p>
     <w:sectPr>

--- a/Universidad/BASE DE DATOS/TRABAJO/Persona_3.4.3_y_4.2.2/Secciones_3.4.3_y_4.2.2.docx
+++ b/Universidad/BASE DE DATOS/TRABAJO/Persona_3.4.3_y_4.2.2/Secciones_3.4.3_y_4.2.2.docx
@@ -809,7 +809,7 @@
           <w:b w:val="0"/>
           <w:i w:val="0"/>
         </w:rPr>
-        <w:t xml:space="preserve"> Consiste en guardar los datos relacionados dentro del mismo documento, como subdocumentos o arreglos, cuando la relación es 1:1 o 1:pocos y la información se consulta en conjunto. Así, una sola lectura recupera toda la información y cualquier escritura sobre el documento es atómica (MongoDB, Inc., s. f.-a).</w:t>
+        <w:t xml:space="preserve"> Consiste en guardar los datos relacionados dentro del mismo documento, como subdocumentos o arreglos, cuando la relación es 1:1 o 1:pocos y la información se consulta en conjunto. Así, una sola lectura recupera toda la información y cualquier escritura sobre el documento es atómica (MongoDB, Inc., s. f.-b).</w:t>
       </w:r>
     </w:p>
     <w:p>
@@ -1217,7 +1217,7 @@
           <w:b w:val="0"/>
           <w:i w:val="0"/>
         </w:rPr>
-        <w:t xml:space="preserve"> Se guarda únicamente el identificador (_id) del documento relacionado, de forma similar a una clave foránea. Se usa cuando la relación es 1:muchos sin límite, cuando el documento relacionado se comparte entre muchos otros o cuando se actualiza de forma independiente (MongoDB, Inc., s. f.-a).</w:t>
+        <w:t xml:space="preserve"> Se guarda únicamente el identificador (_id) del documento relacionado, de forma similar a una clave foránea. Se usa cuando la relación es 1:muchos sin límite, cuando el documento relacionado se comparte entre muchos otros o cuando se actualiza de forma independiente (MongoDB, Inc., s. f.-b).</w:t>
       </w:r>
     </w:p>
     <w:p>
@@ -1246,7 +1246,7 @@
           <w:b w:val="0"/>
           <w:i w:val="0"/>
         </w:rPr>
-        <w:t xml:space="preserve"> referencian a la instalación. Una instalación acumula miles de registros de este tipo cada mes; si se embebieran, el documento crecería sin límite y superaría el tamaño máximo de 16 MB por documento (MongoDB, Inc., s. f.-c), lo que comprometería el requisito RNF-4.</w:t>
+        <w:t xml:space="preserve"> referencian a la instalación. Una instalación acumula miles de registros de este tipo cada mes; si se embebieran, el documento crecería sin límite y superaría el tamaño máximo de 16 MB por documento (MongoDB, Inc., s. f.-d), lo que comprometería el requisito RNF-4.</w:t>
       </w:r>
     </w:p>
     <w:p>
@@ -1795,7 +1795,7 @@
           <w:b w:val="0"/>
           <w:i w:val="0"/>
         </w:rPr>
-        <w:t xml:space="preserve"> (time series collections), que aplican internamente este mismo principio de agrupación por cubetas (MongoDB, Inc., s. f.-e).</w:t>
+        <w:t xml:space="preserve"> (time series collections), que aplican internamente este mismo principio de agrupación por cubetas (MongoDB, Inc., s. f.-a).</w:t>
       </w:r>
     </w:p>
     <w:p>
@@ -2859,7 +2859,7 @@
           <w:b w:val="0"/>
           <w:i w:val="0"/>
         </w:rPr>
-        <w:t xml:space="preserve"> Permite que los documentos de una misma colección tengan estructuras distintas según su tipo, siempre que compartan los campos principales (Alger y Coupal, 2022). Es una de las ventajas del esquema flexible de MongoDB.</w:t>
+        <w:t xml:space="preserve"> Permite que los documentos de una misma colección tengan estructuras distintas según su tipo, siempre que compartan los campos principales (MongoDB, Inc., s. f.-g). Es una de las ventajas del esquema flexible de MongoDB.</w:t>
       </w:r>
     </w:p>
     <w:p>
@@ -3036,7 +3036,7 @@
           <w:b w:val="0"/>
           <w:i w:val="0"/>
         </w:rPr>
-        <w:t>MongoDB también documenta antipatrones de diseño, es decir, prácticas que degradan el rendimiento, como los arreglos sin límite o la creación de un número excesivo de colecciones (MongoDB, Inc., s. f.-d; Schaefer y Coupal, 2020). La Tabla 3 resume cómo el modelo de SolarPulse IoT los evita.</w:t>
+        <w:t>MongoDB también documenta antipatrones de diseño, es decir, prácticas que degradan el rendimiento, como los arreglos sin límite o la creación de un número excesivo de colecciones (MongoDB, Inc., s. f.-e, s. f.-f). La Tabla 3 resume cómo el modelo de SolarPulse IoT los evita.</w:t>
       </w:r>
     </w:p>
     <w:p>
@@ -3357,7 +3357,7 @@
           <w:i w:val="0"/>
           <w:sz w:val="20"/>
         </w:rPr>
-        <w:t>Elaboración propia con base en MongoDB, Inc. (s. f.-d) y Schaefer y Coupal (2020).</w:t>
+        <w:t>Elaboración propia con base en MongoDB, Inc. (s. f.-e, s. f.-f).</w:t>
       </w:r>
     </w:p>
     <w:p>
@@ -8524,7 +8524,7 @@
           <w:i w:val="0"/>
           <w:sz w:val="20"/>
         </w:rPr>
-        <w:t>Elaboración propia con base en MongoDB, Inc. (s. f.-b).</w:t>
+        <w:t>Elaboración propia con base en MongoDB, Inc. (s. f.-c).</w:t>
       </w:r>
     </w:p>
     <w:p>
@@ -8566,33 +8566,6 @@
           <w:b w:val="0"/>
           <w:i w:val="0"/>
         </w:rPr>
-        <w:t xml:space="preserve">Alger, K. W. y Coupal, D. (2022, 11 de enero). </w:t>
-      </w:r>
-      <w:r>
-        <w:rPr>
-          <w:b w:val="0"/>
-          <w:i/>
-        </w:rPr>
-        <w:t>Building with patterns: The polymorphic pattern</w:t>
-      </w:r>
-      <w:r>
-        <w:rPr>
-          <w:b w:val="0"/>
-          <w:i w:val="0"/>
-        </w:rPr>
-        <w:t>. MongoDB Developer Center. https://www.mongodb.com/developer/how-to/polymorphic-pattern/</w:t>
-      </w:r>
-    </w:p>
-    <w:p>
-      <w:pPr>
-        <w:spacing w:after="120"/>
-        <w:ind w:left="720" w:hanging="720"/>
-      </w:pPr>
-      <w:r>
-        <w:rPr>
-          <w:b w:val="0"/>
-          <w:i w:val="0"/>
-        </w:rPr>
         <w:t xml:space="preserve">Coupal, D. y Alger, K. W. (2019a, 31 de enero). Building with patterns: The bucket pattern. </w:t>
       </w:r>
       <w:r>
@@ -8607,7 +8580,7 @@
           <w:b w:val="0"/>
           <w:i w:val="0"/>
         </w:rPr>
-        <w:t>. https://www.mongodb.com/blog/building-with-patterns-the-bucket-pattern</w:t>
+        <w:t>. https://www.mongodb.com/company/blog/building-with-patterns-the-bucket-pattern</w:t>
       </w:r>
     </w:p>
     <w:p>
@@ -8661,7 +8634,7 @@
           <w:b w:val="0"/>
           <w:i w:val="0"/>
         </w:rPr>
-        <w:t>. https://www.mongodb.com/blog/post/building-with-patterns-the-subset-pattern</w:t>
+        <w:t>. https://www.mongodb.com/company/blog/building-with-patterns-the-subset-pattern</w:t>
       </w:r>
     </w:p>
     <w:p>
@@ -8688,7 +8661,7 @@
           <w:b w:val="0"/>
           <w:i w:val="0"/>
         </w:rPr>
-        <w:t>. https://www.mongodb.com/blog/post/building-with-patterns-the-extended-reference-pattern</w:t>
+        <w:t>. https://www.mongodb.com/company/blog/building-with-patterns-the-extended-reference-pattern</w:t>
       </w:r>
     </w:p>
     <w:p>
@@ -8715,7 +8688,7 @@
           <w:b w:val="0"/>
           <w:i w:val="0"/>
         </w:rPr>
-        <w:t>. https://www.mongodb.com/blog/post/building-with-patterns-a-summary</w:t>
+        <w:t>. https://www.mongodb.com/company/blog/building-with-patterns-a-summary</w:t>
       </w:r>
     </w:p>
     <w:p>
@@ -8762,14 +8735,14 @@
           <w:b w:val="0"/>
           <w:i/>
         </w:rPr>
-        <w:t>Embedded data versus references</w:t>
+        <w:t>About time series data</w:t>
       </w:r>
       <w:r>
         <w:rPr>
           <w:b w:val="0"/>
           <w:i w:val="0"/>
         </w:rPr>
-        <w:t>. MongoDB Manual. Recuperado el 1 de noviembre de 2026, de https://www.mongodb.com/docs/manual/data-modeling/concepts/embedding-vs-references/</w:t>
+        <w:t>. MongoDB Database Manual. Recuperado el 1 de noviembre de 2026, de https://www.mongodb.com/docs/manual/core/timeseries/timeseries-bucketing/</w:t>
       </w:r>
     </w:p>
     <w:p>
@@ -8789,14 +8762,14 @@
           <w:b w:val="0"/>
           <w:i/>
         </w:rPr>
-        <w:t>Model monetary data</w:t>
+        <w:t>Best practices for data modeling</w:t>
       </w:r>
       <w:r>
         <w:rPr>
           <w:b w:val="0"/>
           <w:i w:val="0"/>
         </w:rPr>
-        <w:t>. MongoDB Manual. Recuperado el 1 de noviembre de 2026, de https://www.mongodb.com/docs/manual/tutorial/model-monetary-data/</w:t>
+        <w:t>. MongoDB Database Manual. Recuperado el 1 de noviembre de 2026, de https://www.mongodb.com/docs/manual/data-modeling/concepts/embedding-vs-references/</w:t>
       </w:r>
     </w:p>
     <w:p>
@@ -8816,14 +8789,14 @@
           <w:b w:val="0"/>
           <w:i/>
         </w:rPr>
-        <w:t>MongoDB limits and thresholds</w:t>
+        <w:t>Model monetary data</w:t>
       </w:r>
       <w:r>
         <w:rPr>
           <w:b w:val="0"/>
           <w:i w:val="0"/>
         </w:rPr>
-        <w:t>. MongoDB Manual. Recuperado el 1 de noviembre de 2026, de https://www.mongodb.com/docs/manual/reference/limits/</w:t>
+        <w:t>. MongoDB Database Manual. Recuperado el 1 de noviembre de 2026, de https://www.mongodb.com/docs/manual/tutorial/model-monetary-data/</w:t>
       </w:r>
     </w:p>
     <w:p>
@@ -8843,14 +8816,14 @@
           <w:b w:val="0"/>
           <w:i/>
         </w:rPr>
-        <w:t>Schema design anti-patterns</w:t>
+        <w:t>MongoDB limits and thresholds</w:t>
       </w:r>
       <w:r>
         <w:rPr>
           <w:b w:val="0"/>
           <w:i w:val="0"/>
         </w:rPr>
-        <w:t>. MongoDB Manual. Recuperado el 1 de noviembre de 2026, de https://www.mongodb.com/docs/manual/data-modeling/design-antipatterns/</w:t>
+        <w:t>. MongoDB Database Manual. Recuperado el 1 de noviembre de 2026, de https://www.mongodb.com/docs/manual/reference/limits/</w:t>
       </w:r>
     </w:p>
     <w:p>
@@ -8870,14 +8843,14 @@
           <w:b w:val="0"/>
           <w:i/>
         </w:rPr>
-        <w:t>Time series collections</w:t>
+        <w:t>Reduce the number of collections</w:t>
       </w:r>
       <w:r>
         <w:rPr>
           <w:b w:val="0"/>
           <w:i w:val="0"/>
         </w:rPr>
-        <w:t>. MongoDB Manual. Recuperado el 1 de noviembre de 2026, de https://www.mongodb.com/docs/manual/core/timeseries-collections/</w:t>
+        <w:t>. MongoDB Database Manual. Recuperado el 1 de noviembre de 2026, de https://www.mongodb.com/docs/manual/data-modeling/design-antipatterns/reduce-collections/</w:t>
       </w:r>
     </w:p>
     <w:p>
@@ -8890,21 +8863,48 @@
           <w:b w:val="0"/>
           <w:i w:val="0"/>
         </w:rPr>
-        <w:t xml:space="preserve">Schaefer, L. y Coupal, D. (2020, 13 de mayo). </w:t>
+        <w:t xml:space="preserve">MongoDB, Inc. (s. f.-f). </w:t>
       </w:r>
       <w:r>
         <w:rPr>
           <w:b w:val="0"/>
           <w:i/>
         </w:rPr>
-        <w:t>Massive number of collections</w:t>
+        <w:t>Schema design anti-patterns</w:t>
       </w:r>
       <w:r>
         <w:rPr>
           <w:b w:val="0"/>
           <w:i w:val="0"/>
         </w:rPr>
-        <w:t>. MongoDB Developer Center. https://www.mongodb.com/developer/products/mongodb/schema-design-anti-pattern-massive-number-collections/</w:t>
+        <w:t>. MongoDB Database Manual. Recuperado el 1 de noviembre de 2026, de https://www.mongodb.com/docs/manual/data-modeling/design-antipatterns/</w:t>
+      </w:r>
+    </w:p>
+    <w:p>
+      <w:pPr>
+        <w:spacing w:after="120"/>
+        <w:ind w:left="720" w:hanging="720"/>
+      </w:pPr>
+      <w:r>
+        <w:rPr>
+          <w:b w:val="0"/>
+          <w:i w:val="0"/>
+        </w:rPr>
+        <w:t xml:space="preserve">MongoDB, Inc. (s. f.-g). </w:t>
+      </w:r>
+      <w:r>
+        <w:rPr>
+          <w:b w:val="0"/>
+          <w:i/>
+        </w:rPr>
+        <w:t>Store polymorphic data</w:t>
+      </w:r>
+      <w:r>
+        <w:rPr>
+          <w:b w:val="0"/>
+          <w:i w:val="0"/>
+        </w:rPr>
+        <w:t>. MongoDB Database Manual. Recuperado el 1 de noviembre de 2026, de https://www.mongodb.com/docs/manual/data-modeling/design-patterns/polymorphic-data/polymorphic-schema-pattern/</w:t>
       </w:r>
     </w:p>
     <w:sectPr>

--- a/Universidad/BASE DE DATOS/TRABAJO/Persona_3.4.3_y_4.2.2/Secciones_3.4.3_y_4.2.2.docx
+++ b/Universidad/BASE DE DATOS/TRABAJO/Persona_3.4.3_y_4.2.2/Secciones_3.4.3_y_4.2.2.docx
@@ -33,7 +33,7 @@
           <w:b w:val="0"/>
           <w:i w:val="0"/>
         </w:rPr>
-        <w:t xml:space="preserve"> de la aplicación: qué datos se leen juntos, con qué frecuencia se consultan o actualizan y cuánto crecen con el tiempo (Coupal et al., 2023; Coupal y Alger, 2019e). Para SolarPulse IoT se tomaron como base las historias de usuario (US-01 a US-15) y los requisitos no funcionales del Capítulo II, en especial la validación de permisos en menos de 1.5 segundos (RNF-1), la ingesta continua de más de 1,000 lecturas por segundo (RNF-3), el crecimiento anual del 100 % del histórico de telemetría (RNF-4), la entrega de métricas agregadas en menos de 3 segundos (RNF-5) y la trazabilidad entre anomalías, alertas, incidencias y mantenimientos (RNF-9 y RNF-10).</w:t>
+        <w:t xml:space="preserve"> de la aplicación: qué datos se leen juntos, con qué frecuencia se consultan o actualizan y cuánto crecen con el tiempo (Coupal et al., 2023; Coupal y Alger, 2019d). Para SolarPulse IoT se tomaron como base las historias de usuario (US-01 a US-15) y los requisitos no funcionales del Capítulo II, en especial la validación de permisos en menos de 1.5 segundos (RNF-1), la ingesta continua de más de 1,000 lecturas por segundo (RNF-3), el crecimiento anual del 100 % del histórico de telemetría (RNF-4), la entrega de métricas agregadas en menos de 3 segundos (RNF-5) y la trazabilidad entre anomalías, alertas, incidencias y mantenimientos (RNF-9 y RNF-10).</w:t>
       </w:r>
     </w:p>
     <w:p>
@@ -45,7 +45,7 @@
           <w:b w:val="0"/>
           <w:i w:val="0"/>
         </w:rPr>
-        <w:t>Con estos criterios se aplicaron siete de los patrones de diseño documental descritos por Coupal y Alger (2019e), que se resumen en la Tabla 1 y se explican a continuación. Como resultado, las 25 tablas del diagrama físico normalizado (sección 4.2.1) se organizan en 14 colecciones.</w:t>
+        <w:t>Con estos criterios se aplicaron siete de los patrones de diseño documental descritos por Coupal y Alger (2019d), que se resumen en la Tabla 1 y se explican a continuación. Como resultado, las 25 tablas del diagrama físico normalizado (sección 4.2.1) se organizan en 14 colecciones.</w:t>
       </w:r>
     </w:p>
     <w:p>
@@ -782,7 +782,7 @@
           <w:i w:val="0"/>
           <w:sz w:val="20"/>
         </w:rPr>
-        <w:t>Elaboración propia con base en Coupal y Alger (2019e).</w:t>
+        <w:t>Elaboración propia con base en Coupal y Alger (2019d).</w:t>
       </w:r>
     </w:p>
     <w:p>
@@ -1246,7 +1246,7 @@
           <w:b w:val="0"/>
           <w:i w:val="0"/>
         </w:rPr>
-        <w:t xml:space="preserve"> referencian a la instalación. Una instalación acumula miles de registros de este tipo cada mes; si se embebieran, el documento crecería sin límite y superaría el tamaño máximo de 16 MB por documento (MongoDB, Inc., s. f.-d), lo que comprometería el requisito RNF-4.</w:t>
+        <w:t xml:space="preserve"> referencian a la instalación. Una instalación acumula miles de registros de este tipo cada mes; si se embebieran, el documento crecería sin límite y superaría el tamaño máximo de 16 MB por documento (MongoDB, Inc., s. f.-e), lo que comprometería el requisito RNF-4.</w:t>
       </w:r>
     </w:p>
     <w:p>
@@ -1445,7 +1445,7 @@
           <w:b w:val="0"/>
           <w:i w:val="0"/>
         </w:rPr>
-        <w:t xml:space="preserve"> Agrupa varios registros de una serie de tiempo en un solo documento que representa un intervalo (una "cubeta"). En lugar de un documento por registro, se crea un documento por origen y por periodo, lo que reduce drásticamente la cantidad de documentos y el tamaño de los índices (Coupal y Alger, 2019a).</w:t>
+        <w:t xml:space="preserve"> Agrupa varios registros de una serie de tiempo en un solo documento que representa un intervalo (una "cubeta"). En lugar de un documento por registro, se crea un documento por origen y por periodo, lo que reduce drásticamente la cantidad de documentos y el tamaño de los índices (MongoDB, Inc., s. f.-c).</w:t>
       </w:r>
     </w:p>
     <w:p>
@@ -1822,7 +1822,7 @@
           <w:b w:val="0"/>
           <w:i w:val="0"/>
         </w:rPr>
-        <w:t xml:space="preserve"> Los valores derivados se calculan una sola vez, al momento de escribir, y se guardan en el documento, en lugar de recalcularlos en cada consulta. Es conveniente cuando las lecturas son mucho más frecuentes que las escrituras (Coupal y Alger, 2019b).</w:t>
+        <w:t xml:space="preserve"> Los valores derivados se calculan una sola vez, al momento de escribir, y se guardan en el documento, en lugar de recalcularlos en cada consulta. Es conveniente cuando las lecturas son mucho más frecuentes que las escrituras (Coupal y Alger, 2019a).</w:t>
       </w:r>
     </w:p>
     <w:p>
@@ -1952,7 +1952,7 @@
           <w:b w:val="0"/>
           <w:i w:val="0"/>
         </w:rPr>
-        <w:t xml:space="preserve"> Además del _id del documento relacionado, se copian los pocos campos de ese documento que más se muestran en pantalla. Así se evita realizar un $lookup (equivalente a un JOIN) en las consultas frecuentes. Solo se copian campos estables, que casi nunca cambian (Coupal y Alger, 2019d).</w:t>
+        <w:t xml:space="preserve"> Además del _id del documento relacionado, se copian los pocos campos de ese documento que más se muestran en pantalla. Así se evita realizar un $lookup (equivalente a un JOIN) en las consultas frecuentes. Solo se copian campos estables, que casi nunca cambian (Coupal y Alger, 2019c).</w:t>
       </w:r>
     </w:p>
     <w:p>
@@ -2714,7 +2714,7 @@
           <w:b w:val="0"/>
           <w:i w:val="0"/>
         </w:rPr>
-        <w:t xml:space="preserve"> El documento principal guarda solo una parte de los datos relacionados, la más consultada, mientras que el conjunto completo se mantiene en su propia colección. Así el documento principal se mantiene pequeño y rápido de leer (Coupal y Alger, 2019c).</w:t>
+        <w:t xml:space="preserve"> El documento principal guarda solo una parte de los datos relacionados, la más consultada, mientras que el conjunto completo se mantiene en su propia colección. Así el documento principal se mantiene pequeño y rápido de leer (Coupal y Alger, 2019b).</w:t>
       </w:r>
     </w:p>
     <w:p>
@@ -2859,7 +2859,7 @@
           <w:b w:val="0"/>
           <w:i w:val="0"/>
         </w:rPr>
-        <w:t xml:space="preserve"> Permite que los documentos de una misma colección tengan estructuras distintas según su tipo, siempre que compartan los campos principales (MongoDB, Inc., s. f.-g). Es una de las ventajas del esquema flexible de MongoDB.</w:t>
+        <w:t xml:space="preserve"> Permite que los documentos de una misma colección tengan estructuras distintas según su tipo, siempre que compartan los campos principales (MongoDB, Inc., s. f.-h). Es una de las ventajas del esquema flexible de MongoDB.</w:t>
       </w:r>
     </w:p>
     <w:p>
@@ -3036,7 +3036,7 @@
           <w:b w:val="0"/>
           <w:i w:val="0"/>
         </w:rPr>
-        <w:t>MongoDB también documenta antipatrones de diseño, es decir, prácticas que degradan el rendimiento, como los arreglos sin límite o la creación de un número excesivo de colecciones (MongoDB, Inc., s. f.-e, s. f.-f). La Tabla 3 resume cómo el modelo de SolarPulse IoT los evita.</w:t>
+        <w:t>MongoDB también documenta antipatrones de diseño, es decir, prácticas que degradan el rendimiento, como los arreglos sin límite o la creación de un número excesivo de colecciones (MongoDB, Inc., s. f.-f, s. f.-g). La Tabla 3 resume cómo el modelo de SolarPulse IoT los evita.</w:t>
       </w:r>
     </w:p>
     <w:p>
@@ -3357,7 +3357,7 @@
           <w:i w:val="0"/>
           <w:sz w:val="20"/>
         </w:rPr>
-        <w:t>Elaboración propia con base en MongoDB, Inc. (s. f.-e, s. f.-f).</w:t>
+        <w:t>Elaboración propia con base en MongoDB, Inc. (s. f.-f, s. f.-g).</w:t>
       </w:r>
     </w:p>
     <w:p>
@@ -8524,7 +8524,7 @@
           <w:i w:val="0"/>
           <w:sz w:val="20"/>
         </w:rPr>
-        <w:t>Elaboración propia con base en MongoDB, Inc. (s. f.-c).</w:t>
+        <w:t>Elaboración propia con base en MongoDB, Inc. (s. f.-d).</w:t>
       </w:r>
     </w:p>
     <w:p>
@@ -8566,34 +8566,7 @@
           <w:b w:val="0"/>
           <w:i w:val="0"/>
         </w:rPr>
-        <w:t xml:space="preserve">Coupal, D. y Alger, K. W. (2019a, 31 de enero). Building with patterns: The bucket pattern. </w:t>
-      </w:r>
-      <w:r>
-        <w:rPr>
-          <w:b w:val="0"/>
-          <w:i/>
-        </w:rPr>
-        <w:t>MongoDB Blog</w:t>
-      </w:r>
-      <w:r>
-        <w:rPr>
-          <w:b w:val="0"/>
-          <w:i w:val="0"/>
-        </w:rPr>
-        <w:t>. https://www.mongodb.com/company/blog/building-with-patterns-the-bucket-pattern</w:t>
-      </w:r>
-    </w:p>
-    <w:p>
-      <w:pPr>
-        <w:spacing w:after="120"/>
-        <w:ind w:left="720" w:hanging="720"/>
-      </w:pPr>
-      <w:r>
-        <w:rPr>
-          <w:b w:val="0"/>
-          <w:i w:val="0"/>
-        </w:rPr>
-        <w:t xml:space="preserve">Coupal, D. y Alger, K. W. (2019b, 14 de febrero). Building with patterns: The computed pattern. </w:t>
+        <w:t xml:space="preserve">Coupal, D. y Alger, K. W. (2019a, 14 de febrero). Building with patterns: The computed pattern. </w:t>
       </w:r>
       <w:r>
         <w:rPr>
@@ -8620,7 +8593,7 @@
           <w:b w:val="0"/>
           <w:i w:val="0"/>
         </w:rPr>
-        <w:t xml:space="preserve">Coupal, D. y Alger, K. W. (2019c, 28 de febrero). Building with patterns: The subset pattern. </w:t>
+        <w:t xml:space="preserve">Coupal, D. y Alger, K. W. (2019b, 28 de febrero). Building with patterns: The subset pattern. </w:t>
       </w:r>
       <w:r>
         <w:rPr>
@@ -8647,7 +8620,7 @@
           <w:b w:val="0"/>
           <w:i w:val="0"/>
         </w:rPr>
-        <w:t xml:space="preserve">Coupal, D. y Alger, K. W. (2019d, 7 de marzo). Building with patterns: The extended reference pattern. </w:t>
+        <w:t xml:space="preserve">Coupal, D. y Alger, K. W. (2019c, 7 de marzo). Building with patterns: The extended reference pattern. </w:t>
       </w:r>
       <w:r>
         <w:rPr>
@@ -8674,7 +8647,7 @@
           <w:b w:val="0"/>
           <w:i w:val="0"/>
         </w:rPr>
-        <w:t xml:space="preserve">Coupal, D. y Alger, K. W. (2019e, 26 de abril). Building with patterns: A summary. </w:t>
+        <w:t xml:space="preserve">Coupal, D. y Alger, K. W. (2019d, 26 de abril). Building with patterns: A summary. </w:t>
       </w:r>
       <w:r>
         <w:rPr>
@@ -8789,6 +8762,33 @@
           <w:b w:val="0"/>
           <w:i/>
         </w:rPr>
+        <w:t>Group data with the bucket pattern</w:t>
+      </w:r>
+      <w:r>
+        <w:rPr>
+          <w:b w:val="0"/>
+          <w:i w:val="0"/>
+        </w:rPr>
+        <w:t>. MongoDB Database Manual. Recuperado el 1 de noviembre de 2026, de https://www.mongodb.com/docs/manual/data-modeling/design-patterns/group-data/bucket-pattern/</w:t>
+      </w:r>
+    </w:p>
+    <w:p>
+      <w:pPr>
+        <w:spacing w:after="120"/>
+        <w:ind w:left="720" w:hanging="720"/>
+      </w:pPr>
+      <w:r>
+        <w:rPr>
+          <w:b w:val="0"/>
+          <w:i w:val="0"/>
+        </w:rPr>
+        <w:t xml:space="preserve">MongoDB, Inc. (s. f.-d). </w:t>
+      </w:r>
+      <w:r>
+        <w:rPr>
+          <w:b w:val="0"/>
+          <w:i/>
+        </w:rPr>
         <w:t>Model monetary data</w:t>
       </w:r>
       <w:r>
@@ -8809,7 +8809,7 @@
           <w:b w:val="0"/>
           <w:i w:val="0"/>
         </w:rPr>
-        <w:t xml:space="preserve">MongoDB, Inc. (s. f.-d). </w:t>
+        <w:t xml:space="preserve">MongoDB, Inc. (s. f.-e). </w:t>
       </w:r>
       <w:r>
         <w:rPr>
@@ -8836,7 +8836,7 @@
           <w:b w:val="0"/>
           <w:i w:val="0"/>
         </w:rPr>
-        <w:t xml:space="preserve">MongoDB, Inc. (s. f.-e). </w:t>
+        <w:t xml:space="preserve">MongoDB, Inc. (s. f.-f). </w:t>
       </w:r>
       <w:r>
         <w:rPr>
@@ -8863,7 +8863,7 @@
           <w:b w:val="0"/>
           <w:i w:val="0"/>
         </w:rPr>
-        <w:t xml:space="preserve">MongoDB, Inc. (s. f.-f). </w:t>
+        <w:t xml:space="preserve">MongoDB, Inc. (s. f.-g). </w:t>
       </w:r>
       <w:r>
         <w:rPr>
@@ -8890,7 +8890,7 @@
           <w:b w:val="0"/>
           <w:i w:val="0"/>
         </w:rPr>
-        <w:t xml:space="preserve">MongoDB, Inc. (s. f.-g). </w:t>
+        <w:t xml:space="preserve">MongoDB, Inc. (s. f.-h). </w:t>
       </w:r>
       <w:r>
         <w:rPr>
